--- a/대본/1부/14화_Rejection_Week.docx
+++ b/대본/1부/14화_Rejection_Week.docx
@@ -2,7 +2,7 @@
 <file path=word/document.xml><?xml version="1.0" encoding="utf-8"?>
 <w:document xmlns:w="http://schemas.openxmlformats.org/wordprocessingml/2006/main" xmlns:m="http://schemas.openxmlformats.org/officeDocument/2006/math" xmlns:r="http://schemas.openxmlformats.org/officeDocument/2006/relationships" xmlns:o="urn:schemas-microsoft-com:office:office" xmlns:v="urn:schemas-microsoft-com:vml" xmlns:w10="urn:schemas-microsoft-com:office:word" xmlns:a="http://schemas.openxmlformats.org/drawingml/2006/main" xmlns:pic="http://schemas.openxmlformats.org/drawingml/2006/picture" xmlns:wp="http://schemas.openxmlformats.org/drawingml/2006/wordprocessingDrawing">
   <w:body>
-    <w:bookmarkStart w:id="31" w:name="ship-it-1부-14화"/>
+    <w:bookmarkStart w:id="32" w:name="ship-it-1부-14화"/>
     <w:p>
       <w:pPr>
         <w:pStyle w:val="Heading1"/>
@@ -65,7 +65,7 @@
         <w:t xml:space="preserve"> </w:t>
       </w:r>
       <w:r>
-        <w:t xml:space="preserve">- 규칙: 지문 없음. 전 화 100% 「화자명: 대사」. 1턴 15단어 이내.</w:t>
+        <w:t xml:space="preserve">- 규칙: 지문 없음. 전 화 100% 「화자명: 대사」. 1턴 15단어 이내 + 긴 턴 10~15회(25~35단어).</w:t>
       </w:r>
       <w:r>
         <w:t xml:space="preserve"> </w:t>
@@ -409,13 +409,13 @@
         </w:numPr>
       </w:pPr>
       <w:r>
-        <w:t xml:space="preserve">MARCUS: It means the gel is softer. It might not last twelve months.</w:t>
-      </w:r>
-      <w:r>
-        <w:t xml:space="preserve"> </w:t>
-      </w:r>
-      <w:r>
-        <w:t xml:space="preserve">마커스: 젤이 더 물러졌다는 뜻이야. 12개월을 못 버틸 수도 있어.</w:t>
+        <w:t xml:space="preserve">MARCUS: It means the gel is softer. A softer gel breaks down faster in the body, so it might not last twelve months. And twelve months is half of our one thing.</w:t>
+      </w:r>
+      <w:r>
+        <w:t xml:space="preserve"> </w:t>
+      </w:r>
+      <w:r>
+        <w:t xml:space="preserve">마커스: 젤이 더 물러졌다는 뜻이야. 젤이 무르면 몸속에서 더 빨리 분해되니까 12개월을 못 버틸 수도 있어. 그리고 12개월은 우리 핵심의 절반이고.</w:t>
       </w:r>
     </w:p>
     <w:p>
@@ -504,13 +504,13 @@
         </w:numPr>
       </w:pPr>
       <w:r>
-        <w:t xml:space="preserve">BRAD: Honestly? It’s too early for us. No animal data yet.</w:t>
-      </w:r>
-      <w:r>
-        <w:t xml:space="preserve"> </w:t>
-      </w:r>
-      <w:r>
-        <w:t xml:space="preserve">브래드: 솔직히요? 저희한텐 너무 일러요. 아직 동물 데이터가 없잖아요.</w:t>
+        <w:t xml:space="preserve">BRAD: Honestly? It’s too early for us. You have no animal data yet, and our partners won’t invest in a medical product until they’ve seen it work in animals at least.</w:t>
+      </w:r>
+      <w:r>
+        <w:t xml:space="preserve"> </w:t>
+      </w:r>
+      <w:r>
+        <w:t xml:space="preserve">브래드: 솔직히요? 저희한텐 너무 일러요. 아직 동물 데이터가 없잖아요. 저희 파트너들은 적어도 동물에서 효과가 확인되기 전까지는 의료 제품에 투자하지 않아요.</w:t>
       </w:r>
     </w:p>
     <w:p>
@@ -681,13 +681,13 @@
         </w:numPr>
       </w:pPr>
       <w:r>
-        <w:t xml:space="preserve">NOAH: Our CMO has watched three companies try this. She built in a contingency.</w:t>
-      </w:r>
-      <w:r>
-        <w:t xml:space="preserve"> </w:t>
-      </w:r>
-      <w:r>
-        <w:t xml:space="preserve">노아: 저희 CMO가 이런 시도를 세 번 지켜봤어요. 예비비를 반영했어요.</w:t>
+        <w:t xml:space="preserve">NOAH: Our CMO has watched three companies try this, so she knows where the delays usually happen. She built in a contingency, which is why our timeline is realistic, not optimistic.</w:t>
+      </w:r>
+      <w:r>
+        <w:t xml:space="preserve"> </w:t>
+      </w:r>
+      <w:r>
+        <w:t xml:space="preserve">노아: 저희 CMO가 이런 시도를 세 번 지켜봐서, 보통 어디서 지연이 생기는지 알아요. 예비 기간을 반영했어요. 그래서 저희 일정은 낙관적인 게 아니라 현실적이에요.</w:t>
       </w:r>
     </w:p>
     <w:p>
@@ -732,13 +732,13 @@
         </w:numPr>
       </w:pPr>
       <w:r>
-        <w:t xml:space="preserve">MONICA: Don’t take it personally. It’s about our timeline, not your team.</w:t>
-      </w:r>
-      <w:r>
-        <w:t xml:space="preserve"> </w:t>
-      </w:r>
-      <w:r>
-        <w:t xml:space="preserve">모니카: 개인적으로 받아들이지 마세요. 저희 일정 문제지, 팀 문제가 아니에요.</w:t>
+        <w:t xml:space="preserve">MONICA: Don’t take it personally. It’s about our timeline, not your team. If our fund were newer, we might have a different conversation. Keep talking to investors with longer funds.</w:t>
+      </w:r>
+      <w:r>
+        <w:t xml:space="preserve"> </w:t>
+      </w:r>
+      <w:r>
+        <w:t xml:space="preserve">모니카: 개인적으로 받아들이지 마세요. 저희 일정 문제지, 팀 문제가 아니에요. 저희 펀드가 좀 더 최근에 만들어졌다면 다른 얘기를 했을 수도 있어요. 기간이 더 긴 펀드를 가진 투자자들과 계속 얘기해 보세요.</w:t>
       </w:r>
     </w:p>
     <w:p>
@@ -1101,19 +1101,68 @@
         <w:t xml:space="preserve"> </w:t>
       </w:r>
       <w:r>
+        <w:t xml:space="preserve">‘</w:t>
+      </w:r>
+      <w:r>
+        <w:t xml:space="preserve">Single-product risk.</w:t>
+      </w:r>
+      <w:r>
+        <w:t xml:space="preserve">’</w:t>
+      </w:r>
+      <w:r>
+        <w:t xml:space="preserve"> </w:t>
+      </w:r>
+      <w:r>
+        <w:t xml:space="preserve">If our one formula fails, the whole company fails, because we don’t have a second product to fall back on. Too much depends on one formula.</w:t>
+      </w:r>
+      <w:r>
+        <w:t xml:space="preserve"> </w:t>
+      </w:r>
+      <w:r>
+        <w:t xml:space="preserve">노아:</w:t>
+      </w:r>
+      <w:r>
+        <w:t xml:space="preserve"> </w:t>
+      </w:r>
+      <w:r>
         <w:t xml:space="preserve">“</w:t>
       </w:r>
       <w:r>
-        <w:t xml:space="preserve">Single-product risk. Too much depends on one formula.</w:t>
+        <w:t xml:space="preserve">단일 제품 리스크</w:t>
       </w:r>
       <w:r>
         <w:t xml:space="preserve">”</w:t>
       </w:r>
       <w:r>
-        <w:t xml:space="preserve"> </w:t>
-      </w:r>
-      <w:r>
-        <w:t xml:space="preserve">노아:</w:t>
+        <w:t xml:space="preserve">래요. 배합 하나가 실패하면 회사 전체가 실패한다는 거죠. 기댈 두 번째 제품이 없으니까요. 배합 하나에 너무 많은 게 달려 있대요.</w:t>
+      </w:r>
+    </w:p>
+    <w:p>
+      <w:pPr>
+        <w:numPr>
+          <w:ilvl w:val="0"/>
+          <w:numId w:val="1002"/>
+        </w:numPr>
+      </w:pPr>
+      <w:r>
+        <w:t xml:space="preserve">PRIYA: That’s… actually true.</w:t>
+      </w:r>
+      <w:r>
+        <w:t xml:space="preserve"> </w:t>
+      </w:r>
+      <w:r>
+        <w:t xml:space="preserve">프리야: 그건… 사실 맞는 말이야.</w:t>
+      </w:r>
+    </w:p>
+    <w:p>
+      <w:pPr>
+        <w:numPr>
+          <w:ilvl w:val="0"/>
+          <w:numId w:val="1002"/>
+        </w:numPr>
+      </w:pPr>
+      <w:r>
+        <w:t xml:space="preserve">NOAH: And five:</w:t>
       </w:r>
       <w:r>
         <w:t xml:space="preserve"> </w:t>
@@ -1122,11 +1171,29 @@
         <w:t xml:space="preserve">“</w:t>
       </w:r>
       <w:r>
-        <w:t xml:space="preserve">단일 제품 리스크. 배합 하나에 너무 많은 게 달려 있다.</w:t>
+        <w:t xml:space="preserve">We like the idea. But your team isn’t complete.</w:t>
       </w:r>
       <w:r>
         <w:t xml:space="preserve">”</w:t>
       </w:r>
+      <w:r>
+        <w:t xml:space="preserve"> </w:t>
+      </w:r>
+      <w:r>
+        <w:t xml:space="preserve">노아: 그리고 5번:</w:t>
+      </w:r>
+      <w:r>
+        <w:t xml:space="preserve"> </w:t>
+      </w:r>
+      <w:r>
+        <w:t xml:space="preserve">“</w:t>
+      </w:r>
+      <w:r>
+        <w:t xml:space="preserve">아이디어는 좋은데 팀이 완성되지 않았다.</w:t>
+      </w:r>
+      <w:r>
+        <w:t xml:space="preserve">”</w:t>
+      </w:r>
     </w:p>
     <w:p>
       <w:pPr>
@@ -1136,13 +1203,13 @@
         </w:numPr>
       </w:pPr>
       <w:r>
-        <w:t xml:space="preserve">PRIYA: That’s… actually true.</w:t>
-      </w:r>
-      <w:r>
-        <w:t xml:space="preserve"> </w:t>
-      </w:r>
-      <w:r>
-        <w:t xml:space="preserve">프리야: 그건… 사실 맞는 말이야.</w:t>
+        <w:t xml:space="preserve">MARCUS: The waiting room again.</w:t>
+      </w:r>
+      <w:r>
+        <w:t xml:space="preserve"> </w:t>
+      </w:r>
+      <w:r>
+        <w:t xml:space="preserve">마커스: 또 대기실 얘기네.</w:t>
       </w:r>
     </w:p>
     <w:p>
@@ -1153,7 +1220,30 @@
         </w:numPr>
       </w:pPr>
       <w:r>
-        <w:t xml:space="preserve">NOAH: And five:</w:t>
+        <w:t xml:space="preserve">NOAH: Five meetings. Five rejections. In three days.</w:t>
+      </w:r>
+      <w:r>
+        <w:t xml:space="preserve"> </w:t>
+      </w:r>
+      <w:r>
+        <w:t xml:space="preserve">노아: 미팅 다섯 번. 거절 다섯 번. 사흘 만에.</w:t>
+      </w:r>
+    </w:p>
+    <w:p>
+      <w:pPr>
+        <w:numPr>
+          <w:ilvl w:val="0"/>
+          <w:numId w:val="1002"/>
+        </w:numPr>
+      </w:pPr>
+      <w:r>
+        <w:t xml:space="preserve">ELENA: That’s actually normal. Most founders hear fifty no’s before one yes. Every rejection tells us something, so let’s write the reasons down. Each one is something to fix before the next pitch.</w:t>
+      </w:r>
+      <w:r>
+        <w:t xml:space="preserve"> </w:t>
+      </w:r>
+      <w:r>
+        <w:t xml:space="preserve">엘레나: 그거 사실 정상이에요. 대부분의 창업자는</w:t>
       </w:r>
       <w:r>
         <w:t xml:space="preserve"> </w:t>
@@ -1162,7 +1252,7 @@
         <w:t xml:space="preserve">“</w:t>
       </w:r>
       <w:r>
-        <w:t xml:space="preserve">We like the idea. But your team isn’t complete.</w:t>
+        <w:t xml:space="preserve">예스</w:t>
       </w:r>
       <w:r>
         <w:t xml:space="preserve">”</w:t>
@@ -1171,7 +1261,7 @@
         <w:t xml:space="preserve"> </w:t>
       </w:r>
       <w:r>
-        <w:t xml:space="preserve">노아: 그리고 5번:</w:t>
+        <w:t xml:space="preserve">한 번 전에</w:t>
       </w:r>
       <w:r>
         <w:t xml:space="preserve"> </w:t>
@@ -1180,94 +1270,13 @@
         <w:t xml:space="preserve">“</w:t>
       </w:r>
       <w:r>
-        <w:t xml:space="preserve">아이디어는 좋은데 팀이 완성되지 않았다.</w:t>
+        <w:t xml:space="preserve">노</w:t>
       </w:r>
       <w:r>
         <w:t xml:space="preserve">”</w:t>
       </w:r>
-    </w:p>
-    <w:p>
-      <w:pPr>
-        <w:numPr>
-          <w:ilvl w:val="0"/>
-          <w:numId w:val="1002"/>
-        </w:numPr>
-      </w:pPr>
-      <w:r>
-        <w:t xml:space="preserve">MARCUS: The waiting room again.</w:t>
-      </w:r>
-      <w:r>
-        <w:t xml:space="preserve"> </w:t>
-      </w:r>
-      <w:r>
-        <w:t xml:space="preserve">마커스: 또 대기실 얘기네.</w:t>
-      </w:r>
-    </w:p>
-    <w:p>
-      <w:pPr>
-        <w:numPr>
-          <w:ilvl w:val="0"/>
-          <w:numId w:val="1002"/>
-        </w:numPr>
-      </w:pPr>
-      <w:r>
-        <w:t xml:space="preserve">NOAH: Five meetings. Five rejections. In three days.</w:t>
-      </w:r>
-      <w:r>
-        <w:t xml:space="preserve"> </w:t>
-      </w:r>
-      <w:r>
-        <w:t xml:space="preserve">노아: 미팅 다섯 번. 거절 다섯 번. 사흘 만에.</w:t>
-      </w:r>
-    </w:p>
-    <w:p>
-      <w:pPr>
-        <w:numPr>
-          <w:ilvl w:val="0"/>
-          <w:numId w:val="1002"/>
-        </w:numPr>
-      </w:pPr>
-      <w:r>
-        <w:t xml:space="preserve">ELENA: That’s actually normal. Most founders hear fifty no’s before one yes.</w:t>
-      </w:r>
-      <w:r>
-        <w:t xml:space="preserve"> </w:t>
-      </w:r>
-      <w:r>
-        <w:t xml:space="preserve">엘레나: 그거 사실 정상이에요. 대부분의 창업자는</w:t>
-      </w:r>
-      <w:r>
-        <w:t xml:space="preserve"> </w:t>
-      </w:r>
-      <w:r>
-        <w:t xml:space="preserve">“</w:t>
-      </w:r>
-      <w:r>
-        <w:t xml:space="preserve">예스</w:t>
-      </w:r>
-      <w:r>
-        <w:t xml:space="preserve">”</w:t>
-      </w:r>
-      <w:r>
-        <w:t xml:space="preserve"> </w:t>
-      </w:r>
-      <w:r>
-        <w:t xml:space="preserve">한 번 전에</w:t>
-      </w:r>
-      <w:r>
-        <w:t xml:space="preserve"> </w:t>
-      </w:r>
-      <w:r>
-        <w:t xml:space="preserve">“</w:t>
-      </w:r>
-      <w:r>
-        <w:t xml:space="preserve">노</w:t>
-      </w:r>
-      <w:r>
-        <w:t xml:space="preserve">”</w:t>
-      </w:r>
-      <w:r>
-        <w:t xml:space="preserve">를 쉰 번 들어요.</w:t>
+      <w:r>
+        <w:t xml:space="preserve">를 쉰 번 들어요. 거절마다 알려 주는 게 있으니까 이유를 적어 둬요. 하나하나가 다음 피칭 전에 고쳐야 할 것들이에요.</w:t>
       </w:r>
     </w:p>
     <w:bookmarkEnd w:id="22"/>
@@ -1424,13 +1433,13 @@
         </w:numPr>
       </w:pPr>
       <w:r>
-        <w:t xml:space="preserve">PRIYA: You were in investor meetings all week. I didn’t want to distract you.</w:t>
-      </w:r>
-      <w:r>
-        <w:t xml:space="preserve"> </w:t>
-      </w:r>
-      <w:r>
-        <w:t xml:space="preserve">프리야: 넌 일주일 내내 투자자 미팅이었잖아. 방해하고 싶지 않았어.</w:t>
+        <w:t xml:space="preserve">PRIYA: You were in investor meetings all week, and every call was a no. I didn’t want to distract you. And honestly, I thought it would be a simple form, not a big meeting.</w:t>
+      </w:r>
+      <w:r>
+        <w:t xml:space="preserve"> </w:t>
+      </w:r>
+      <w:r>
+        <w:t xml:space="preserve">프리야: 넌 일주일 내내 투자자 미팅이었고, 통화마다 거절이었잖아. 방해하고 싶지 않았어. 그리고 솔직히, 그냥 간단한 서류일 줄 알았지 큰 미팅이 될 줄은 몰랐어.</w:t>
       </w:r>
     </w:p>
     <w:p>
@@ -1550,13 +1559,13 @@
         </w:numPr>
       </w:pPr>
       <w:r>
-        <w:t xml:space="preserve">PRIYA: For being honest about co-owning a competitor. From their side, it’s logical.</w:t>
-      </w:r>
-      <w:r>
-        <w:t xml:space="preserve"> </w:t>
-      </w:r>
-      <w:r>
-        <w:t xml:space="preserve">프리야: 경쟁사를 공동 소유한다고 정직하게 말해서. 그쪽 입장에선 논리적이야.</w:t>
+        <w:t xml:space="preserve">PRIYA: For being honest about co-owning a competitor. From their side, it’s logical. I work in their research lab every day, and I also own part of a company making fillers.</w:t>
+      </w:r>
+      <w:r>
+        <w:t xml:space="preserve"> </w:t>
+      </w:r>
+      <w:r>
+        <w:t xml:space="preserve">프리야: 경쟁사를 공동 소유한다고 정직하게 말해서. 그쪽 입장에선 논리적이야. 난 매일 그 회사 연구실에서 일하는데, 동시에 필러를 만드는 회사 지분도 갖고 있으니까.</w:t>
       </w:r>
     </w:p>
     <w:p>
@@ -1736,13 +1745,13 @@
         </w:numPr>
       </w:pPr>
       <w:r>
-        <w:t xml:space="preserve">MARCUS: Let’s not do blame. Let’s do options. What are they?</w:t>
-      </w:r>
-      <w:r>
-        <w:t xml:space="preserve"> </w:t>
-      </w:r>
-      <w:r>
-        <w:t xml:space="preserve">마커스: 탓하지 말자. 선택지를 보자. 뭐가 있지?</w:t>
+        <w:t xml:space="preserve">MARCUS: Let’s not do blame. Blame doesn’t change anything, and we don’t have time for it. Let’s do options instead. Put them on the board, one by one. What are they?</w:t>
+      </w:r>
+      <w:r>
+        <w:t xml:space="preserve"> </w:t>
+      </w:r>
+      <w:r>
+        <w:t xml:space="preserve">마커스: 탓하지 말자. 탓해 봤자 바뀌는 건 없고, 그럴 시간도 없어. 대신 선택지를 보자. 하나씩 보드에 적어. 뭐가 있지?</w:t>
       </w:r>
     </w:p>
     <w:p>
@@ -2052,13 +2061,13 @@
         </w:numPr>
       </w:pPr>
       <w:r>
-        <w:t xml:space="preserve">MARCUS: Don’t bet everything on one path. Run two at the same time.</w:t>
-      </w:r>
-      <w:r>
-        <w:t xml:space="preserve"> </w:t>
-      </w:r>
-      <w:r>
-        <w:t xml:space="preserve">마커스: 한 길에 전부 걸지 마. 두 개를 동시에 굴려.</w:t>
+        <w:t xml:space="preserve">MARCUS: Don’t bet everything on one path. In the field, if your only radio fails, you’re alone. So we run two paths at the same time, and if one fails, we still have the other.</w:t>
+      </w:r>
+      <w:r>
+        <w:t xml:space="preserve"> </w:t>
+      </w:r>
+      <w:r>
+        <w:t xml:space="preserve">마커스: 한 길에 전부 걸지 마. 현장에서 무전기가 하나뿐인데 그게 고장 나면 혼자가 되는 거야. 그러니까 두 길을 동시에 굴리는 거지. 하나가 실패해도 다른 하나가 남아 있게.</w:t>
       </w:r>
     </w:p>
     <w:p>
@@ -2160,40 +2169,40 @@
         <w:t xml:space="preserve"> </w:t>
       </w:r>
       <w:r>
+        <w:t xml:space="preserve">‘</w:t>
+      </w:r>
+      <w:r>
+        <w:t xml:space="preserve">Prove the one thing, then call me.</w:t>
+      </w:r>
+      <w:r>
+        <w:t xml:space="preserve">’</w:t>
+      </w:r>
+      <w:r>
+        <w:t xml:space="preserve"> </w:t>
+      </w:r>
+      <w:r>
+        <w:t xml:space="preserve">We haven’t proven it. If I call her now with nothing new, I’m just another founder who doesn’t listen.</w:t>
+      </w:r>
+      <w:r>
+        <w:t xml:space="preserve"> </w:t>
+      </w:r>
+      <w:r>
+        <w:t xml:space="preserve">노아:</w:t>
+      </w:r>
+      <w:r>
+        <w:t xml:space="preserve"> </w:t>
+      </w:r>
+      <w:r>
         <w:t xml:space="preserve">“</w:t>
       </w:r>
       <w:r>
-        <w:t xml:space="preserve">Prove the one thing, then call me.</w:t>
+        <w:t xml:space="preserve">핵심을 증명하고 나서 전화하라</w:t>
       </w:r>
       <w:r>
         <w:t xml:space="preserve">”</w:t>
       </w:r>
       <w:r>
-        <w:t xml:space="preserve"> </w:t>
-      </w:r>
-      <w:r>
-        <w:t xml:space="preserve">We haven’t proven it.</w:t>
-      </w:r>
-      <w:r>
-        <w:t xml:space="preserve"> </w:t>
-      </w:r>
-      <w:r>
-        <w:t xml:space="preserve">노아:</w:t>
-      </w:r>
-      <w:r>
-        <w:t xml:space="preserve"> </w:t>
-      </w:r>
-      <w:r>
-        <w:t xml:space="preserve">“</w:t>
-      </w:r>
-      <w:r>
-        <w:t xml:space="preserve">핵심을 증명하고 나서 전화하라</w:t>
-      </w:r>
-      <w:r>
-        <w:t xml:space="preserve">”</w:t>
-      </w:r>
-      <w:r>
-        <w:t xml:space="preserve">고 했잖아요. 우린 아직 증명 못 했어요.</w:t>
+        <w:t xml:space="preserve">고 했잖아요. 우린 아직 증명 못 했어요. 새로운 것 없이 지금 전화하면, 저는 말을 안 듣는 흔한 창업자 중 하나가 될 뿐이에요.</w:t>
       </w:r>
     </w:p>
     <w:p>
@@ -2255,13 +2264,13 @@
         </w:numPr>
       </w:pPr>
       <w:r>
-        <w:t xml:space="preserve">ELENA: Exactly. Investors respect updates. Especially bad news, told early.</w:t>
-      </w:r>
-      <w:r>
-        <w:t xml:space="preserve"> </w:t>
-      </w:r>
-      <w:r>
-        <w:t xml:space="preserve">엘레나: 바로 그거예요. 투자자들은 업데이트를 존중해요. 특히 일찍 알린 나쁜 소식은요.</w:t>
+        <w:t xml:space="preserve">ELENA: Exactly. Investors respect updates, especially bad news told early. If they hear it from you first, they trust you. If they hear it later from someone else, they never forget it.</w:t>
+      </w:r>
+      <w:r>
+        <w:t xml:space="preserve"> </w:t>
+      </w:r>
+      <w:r>
+        <w:t xml:space="preserve">엘레나: 바로 그거예요. 투자자들은 업데이트를 존중해요. 특히 일찍 알린 나쁜 소식은요. 당신한테서 먼저 들으면 당신을 믿어요. 나중에 다른 사람한테서 들으면 절대 잊지 않고요.</w:t>
       </w:r>
     </w:p>
     <w:p>
@@ -2503,13 +2512,13 @@
         </w:numPr>
       </w:pPr>
       <w:r>
-        <w:t xml:space="preserve">PRIYA: He’s going to be a problem. For a long time.</w:t>
-      </w:r>
-      <w:r>
-        <w:t xml:space="preserve"> </w:t>
-      </w:r>
-      <w:r>
-        <w:t xml:space="preserve">프리야: 저 사람 문제가 될 거야. 오랫동안.</w:t>
+        <w:t xml:space="preserve">PRIYA: He’s going to be a problem for a long time. He didn’t come to this parking lot by coincidence. He came to see us, and he wanted us to know he’s watching.</w:t>
+      </w:r>
+      <w:r>
+        <w:t xml:space="preserve"> </w:t>
+      </w:r>
+      <w:r>
+        <w:t xml:space="preserve">프리야: 저 사람 오랫동안 문제가 될 거야. 이 주차장에 우연히 온 게 아니야. 우리를 보러 온 거고, 자기가 지켜보고 있다는 걸 우리가 알길 바란 거야.</w:t>
       </w:r>
     </w:p>
     <w:p>
@@ -2613,7 +2622,7 @@
     </w:p>
     <w:bookmarkEnd w:id="25"/>
     <w:bookmarkEnd w:id="26"/>
-    <w:bookmarkStart w:id="30" w:name="학습-부록"/>
+    <w:bookmarkStart w:id="31" w:name="학습-부록"/>
     <w:p>
       <w:pPr>
         <w:pStyle w:val="Heading2"/>
@@ -3545,8 +3554,298 @@
       </w:r>
     </w:p>
     <w:bookmarkEnd w:id="29"/>
+    <w:bookmarkStart w:id="30" w:name="긴-발화-분석"/>
+    <w:p>
+      <w:pPr>
+        <w:pStyle w:val="Heading3"/>
+      </w:pPr>
+      <w:r>
+        <w:t xml:space="preserve">④ 긴 발화 분석</w:t>
+      </w:r>
+    </w:p>
+    <w:p>
+      <w:pPr>
+        <w:pStyle w:val="BlockText"/>
+      </w:pPr>
+      <w:r>
+        <w:rPr>
+          <w:bCs/>
+          <w:b/>
+        </w:rPr>
+        <w:t xml:space="preserve">102턴 ELENA:</w:t>
+      </w:r>
+      <w:r>
+        <w:t xml:space="preserve"> </w:t>
+      </w:r>
+      <w:r>
+        <w:t xml:space="preserve">“</w:t>
+      </w:r>
+      <w:r>
+        <w:t xml:space="preserve">Exactly. Investors respect updates, especially bad news told early. If they hear it from you first, they trust you. If they hear it later from someone else, they never forget it.</w:t>
+      </w:r>
+      <w:r>
+        <w:t xml:space="preserve">”</w:t>
+      </w:r>
+    </w:p>
+    <w:tbl>
+      <w:tblPr>
+        <w:tblStyle w:val="Table"/>
+        <w:tblW w:type="pct" w:w="5000"/>
+        <w:tblLook w:firstRow="1" w:lastRow="0" w:firstColumn="0" w:lastColumn="0" w:noHBand="0" w:noVBand="0" w:val="0020"/>
+        <w:jc w:val="start"/>
+      </w:tblPr>
+      <w:tblGrid>
+        <w:gridCol w:w="2640"/>
+        <w:gridCol w:w="2640"/>
+        <w:gridCol w:w="2640"/>
+      </w:tblGrid>
+      <w:tr>
+        <w:trPr>
+          <w:tblHeader w:val="true"/>
+        </w:trPr>
+        <w:tc>
+          <w:tcPr/>
+          <w:p>
+            <w:pPr>
+              <w:pStyle w:val="Compact"/>
+              <w:jc w:val="left"/>
+            </w:pPr>
+            <w:r>
+              <w:t xml:space="preserve">구조</w:t>
+            </w:r>
+          </w:p>
+        </w:tc>
+        <w:tc>
+          <w:tcPr/>
+          <w:p>
+            <w:pPr>
+              <w:pStyle w:val="Compact"/>
+              <w:jc w:val="left"/>
+            </w:pPr>
+            <w:r>
+              <w:t xml:space="preserve">영어</w:t>
+            </w:r>
+          </w:p>
+        </w:tc>
+        <w:tc>
+          <w:tcPr/>
+          <w:p>
+            <w:pPr>
+              <w:pStyle w:val="Compact"/>
+              <w:jc w:val="left"/>
+            </w:pPr>
+            <w:r>
+              <w:t xml:space="preserve">기능</w:t>
+            </w:r>
+          </w:p>
+        </w:tc>
+      </w:tr>
+      <w:tr>
+        <w:tc>
+          <w:tcPr/>
+          <w:p>
+            <w:pPr>
+              <w:pStyle w:val="Compact"/>
+              <w:jc w:val="left"/>
+            </w:pPr>
+            <w:r>
+              <w:t xml:space="preserve">① 동의</w:t>
+            </w:r>
+          </w:p>
+        </w:tc>
+        <w:tc>
+          <w:tcPr/>
+          <w:p>
+            <w:pPr>
+              <w:pStyle w:val="Compact"/>
+              <w:jc w:val="left"/>
+            </w:pPr>
+            <w:r>
+              <w:t xml:space="preserve">Exactly.</w:t>
+            </w:r>
+          </w:p>
+        </w:tc>
+        <w:tc>
+          <w:tcPr/>
+          <w:p>
+            <w:pPr>
+              <w:pStyle w:val="Compact"/>
+              <w:jc w:val="left"/>
+            </w:pPr>
+            <w:r>
+              <w:t xml:space="preserve">상대의 결론을 한 단어로 확인</w:t>
+            </w:r>
+          </w:p>
+        </w:tc>
+      </w:tr>
+      <w:tr>
+        <w:tc>
+          <w:tcPr/>
+          <w:p>
+            <w:pPr>
+              <w:pStyle w:val="Compact"/>
+              <w:jc w:val="left"/>
+            </w:pPr>
+            <w:r>
+              <w:t xml:space="preserve">② 원칙</w:t>
+            </w:r>
+          </w:p>
+        </w:tc>
+        <w:tc>
+          <w:tcPr/>
+          <w:p>
+            <w:pPr>
+              <w:pStyle w:val="Compact"/>
+              <w:jc w:val="left"/>
+            </w:pPr>
+            <w:r>
+              <w:t xml:space="preserve">Investors respect updates, especially bad news told early.</w:t>
+            </w:r>
+          </w:p>
+        </w:tc>
+        <w:tc>
+          <w:tcPr/>
+          <w:p>
+            <w:pPr>
+              <w:pStyle w:val="Compact"/>
+              <w:jc w:val="left"/>
+            </w:pPr>
+            <w:r>
+              <w:t xml:space="preserve">일반 원칙을 제시하고 especially로 핵심을 좁힘</w:t>
+            </w:r>
+          </w:p>
+        </w:tc>
+      </w:tr>
+      <w:tr>
+        <w:tc>
+          <w:tcPr/>
+          <w:p>
+            <w:pPr>
+              <w:pStyle w:val="Compact"/>
+              <w:jc w:val="left"/>
+            </w:pPr>
+            <w:r>
+              <w:t xml:space="preserve">③ 대조 조건 1</w:t>
+            </w:r>
+          </w:p>
+        </w:tc>
+        <w:tc>
+          <w:tcPr/>
+          <w:p>
+            <w:pPr>
+              <w:pStyle w:val="Compact"/>
+              <w:jc w:val="left"/>
+            </w:pPr>
+            <w:r>
+              <w:t xml:space="preserve">If they hear it from you first, they trust you.</w:t>
+            </w:r>
+          </w:p>
+        </w:tc>
+        <w:tc>
+          <w:tcPr/>
+          <w:p>
+            <w:pPr>
+              <w:pStyle w:val="Compact"/>
+              <w:jc w:val="left"/>
+            </w:pPr>
+            <w:r>
+              <w:t xml:space="preserve">좋은 경우의 결과</w:t>
+            </w:r>
+          </w:p>
+        </w:tc>
+      </w:tr>
+      <w:tr>
+        <w:tc>
+          <w:tcPr/>
+          <w:p>
+            <w:pPr>
+              <w:pStyle w:val="Compact"/>
+              <w:jc w:val="left"/>
+            </w:pPr>
+            <w:r>
+              <w:t xml:space="preserve">④ 대조 조건 2</w:t>
+            </w:r>
+          </w:p>
+        </w:tc>
+        <w:tc>
+          <w:tcPr/>
+          <w:p>
+            <w:pPr>
+              <w:pStyle w:val="Compact"/>
+              <w:jc w:val="left"/>
+            </w:pPr>
+            <w:r>
+              <w:t xml:space="preserve">If they hear it later from someone else, they never forget it.</w:t>
+            </w:r>
+          </w:p>
+        </w:tc>
+        <w:tc>
+          <w:tcPr/>
+          <w:p>
+            <w:pPr>
+              <w:pStyle w:val="Compact"/>
+              <w:jc w:val="left"/>
+            </w:pPr>
+            <w:r>
+              <w:t xml:space="preserve">나쁜 경우의 결과로 원칙을 강하게 뒷받침</w:t>
+            </w:r>
+          </w:p>
+        </w:tc>
+      </w:tr>
+    </w:tbl>
+    <w:p>
+      <w:pPr>
+        <w:pStyle w:val="BodyText"/>
+      </w:pPr>
+      <w:r>
+        <w:rPr>
+          <w:bCs/>
+          <w:b/>
+        </w:rPr>
+        <w:t xml:space="preserve">활용 패턴:</w:t>
+      </w:r>
+      <w:r>
+        <w:t xml:space="preserve"> </w:t>
+      </w:r>
+      <w:r>
+        <w:t xml:space="preserve">동의 → 원칙(especially…) → If A, 좋은 결과 → If B, 나쁜 결과</w:t>
+      </w:r>
+      <w:r>
+        <w:t xml:space="preserve"> </w:t>
+      </w:r>
+      <w:r>
+        <w:rPr>
+          <w:bCs/>
+          <w:b/>
+        </w:rPr>
+        <w:t xml:space="preserve">연결 표현:</w:t>
+      </w:r>
+      <w:r>
+        <w:t xml:space="preserve"> </w:t>
+      </w:r>
+      <w:r>
+        <w:t xml:space="preserve">especially(특히) · If…first(먼저 ~하면) · later(나중에) · never forget(절대 잊지 않는다)</w:t>
+      </w:r>
+      <w:r>
+        <w:t xml:space="preserve"> </w:t>
+      </w:r>
+      <w:r>
+        <w:rPr>
+          <w:bCs/>
+          <w:b/>
+        </w:rPr>
+        <w:t xml:space="preserve">연습:</w:t>
+      </w:r>
+      <w:r>
+        <w:t xml:space="preserve"> </w:t>
+      </w:r>
+      <w:r>
+        <w:t xml:space="preserve">프로젝트 지연 사실을 상사에게 일찍 알려야 하는 이유를 같은 구조로 30단어 안팎으로 말해 보기.</w:t>
+      </w:r>
+    </w:p>
     <w:bookmarkEnd w:id="30"/>
     <w:bookmarkEnd w:id="31"/>
+    <w:bookmarkEnd w:id="32"/>
     <w:sectPr/>
   </w:body>
 </w:document>

--- a/대본/1부/14화_Rejection_Week.docx
+++ b/대본/1부/14화_Rejection_Week.docx
@@ -2,7 +2,7 @@
 <file path=word/document.xml><?xml version="1.0" encoding="utf-8"?>
 <w:document xmlns:w="http://schemas.openxmlformats.org/wordprocessingml/2006/main" xmlns:m="http://schemas.openxmlformats.org/officeDocument/2006/math" xmlns:r="http://schemas.openxmlformats.org/officeDocument/2006/relationships" xmlns:o="urn:schemas-microsoft-com:office:office" xmlns:v="urn:schemas-microsoft-com:vml" xmlns:w10="urn:schemas-microsoft-com:office:word" xmlns:a="http://schemas.openxmlformats.org/drawingml/2006/main" xmlns:pic="http://schemas.openxmlformats.org/drawingml/2006/picture" xmlns:wp="http://schemas.openxmlformats.org/drawingml/2006/wordprocessingDrawing">
   <w:body>
-    <w:bookmarkStart w:id="32" w:name="ship-it-1부-14화"/>
+    <w:bookmarkStart w:id="38" w:name="ship-it-1부-14화"/>
     <w:p>
       <w:pPr>
         <w:pStyle w:val="Heading1"/>
@@ -163,27 +163,15 @@
     </w:p>
     <w:p>
       <w:pPr>
-        <w:numPr>
-          <w:ilvl w:val="0"/>
-          <w:numId w:val="1001"/>
-        </w:numPr>
+        <w:pStyle w:val="FirstParagraph"/>
       </w:pPr>
       <w:r>
         <w:t xml:space="preserve">NOAH: Good morning. New deck. Rebuilt around the one thing.</w:t>
       </w:r>
-      <w:r>
-        <w:t xml:space="preserve"> </w:t>
-      </w:r>
-      <w:r>
-        <w:t xml:space="preserve">노아: 좋은 아침이에요. 새 덱이에요. 단 하나의 핵심을 중심으로 다시 만들었어요.</w:t>
-      </w:r>
-    </w:p>
-    <w:p>
-      <w:pPr>
-        <w:numPr>
-          <w:ilvl w:val="0"/>
-          <w:numId w:val="1001"/>
-        </w:numPr>
+    </w:p>
+    <w:p>
+      <w:pPr>
+        <w:pStyle w:val="BodyText"/>
       </w:pPr>
       <w:r>
         <w:t xml:space="preserve">ELENA: Slide two.</w:t>
@@ -206,250 +194,109 @@
       <w:r>
         <w:t xml:space="preserve">I like it.</w:t>
       </w:r>
-      <w:r>
-        <w:t xml:space="preserve"> </w:t>
-      </w:r>
-      <w:r>
-        <w:t xml:space="preserve">엘레나: 2번 슬라이드.</w:t>
-      </w:r>
-      <w:r>
-        <w:t xml:space="preserve"> </w:t>
-      </w:r>
-      <w:r>
-        <w:t xml:space="preserve">“</w:t>
-      </w:r>
-      <w:r>
-        <w:t xml:space="preserve">12개월. 세 배 빠르게. 동시에.</w:t>
-      </w:r>
-      <w:r>
-        <w:t xml:space="preserve">”</w:t>
-      </w:r>
-      <w:r>
-        <w:t xml:space="preserve"> </w:t>
-      </w:r>
-      <w:r>
-        <w:t xml:space="preserve">좋네요.</w:t>
-      </w:r>
-    </w:p>
-    <w:p>
-      <w:pPr>
-        <w:numPr>
-          <w:ilvl w:val="0"/>
-          <w:numId w:val="1001"/>
-        </w:numPr>
+    </w:p>
+    <w:p>
+      <w:pPr>
+        <w:pStyle w:val="BodyText"/>
       </w:pPr>
       <w:r>
         <w:t xml:space="preserve">PRIYA: And you memorized the numbers?</w:t>
       </w:r>
-      <w:r>
-        <w:t xml:space="preserve"> </w:t>
-      </w:r>
-      <w:r>
-        <w:t xml:space="preserve">프리야: 그리고 숫자는 외웠어?</w:t>
-      </w:r>
-    </w:p>
-    <w:p>
-      <w:pPr>
-        <w:numPr>
-          <w:ilvl w:val="0"/>
-          <w:numId w:val="1001"/>
-        </w:numPr>
+    </w:p>
+    <w:p>
+      <w:pPr>
+        <w:pStyle w:val="BodyText"/>
       </w:pPr>
       <w:r>
         <w:t xml:space="preserve">NOAH: All of them. Ask me anything.</w:t>
       </w:r>
-      <w:r>
-        <w:t xml:space="preserve"> </w:t>
-      </w:r>
-      <w:r>
-        <w:t xml:space="preserve">노아: 전부 다. 뭐든 물어봐.</w:t>
-      </w:r>
-    </w:p>
-    <w:p>
-      <w:pPr>
-        <w:numPr>
-          <w:ilvl w:val="0"/>
-          <w:numId w:val="1001"/>
-        </w:numPr>
+    </w:p>
+    <w:p>
+      <w:pPr>
+        <w:pStyle w:val="BodyText"/>
       </w:pPr>
       <w:r>
         <w:t xml:space="preserve">MARCUS: Cost of a second trial?</w:t>
       </w:r>
-      <w:r>
-        <w:t xml:space="preserve"> </w:t>
-      </w:r>
-      <w:r>
-        <w:t xml:space="preserve">마커스: 두 번째 임상 비용은?</w:t>
-      </w:r>
-    </w:p>
-    <w:p>
-      <w:pPr>
-        <w:numPr>
-          <w:ilvl w:val="0"/>
-          <w:numId w:val="1001"/>
-        </w:numPr>
+    </w:p>
+    <w:p>
+      <w:pPr>
+        <w:pStyle w:val="BodyText"/>
       </w:pPr>
       <w:r>
         <w:t xml:space="preserve">NOAH: Ten to fifteen million. About two more years.</w:t>
       </w:r>
-      <w:r>
-        <w:t xml:space="preserve"> </w:t>
-      </w:r>
-      <w:r>
-        <w:t xml:space="preserve">노아: 1,000만에서 1,500만. 약 2년 추가.</w:t>
-      </w:r>
-    </w:p>
-    <w:p>
-      <w:pPr>
-        <w:numPr>
-          <w:ilvl w:val="0"/>
-          <w:numId w:val="1001"/>
-        </w:numPr>
+    </w:p>
+    <w:p>
+      <w:pPr>
+        <w:pStyle w:val="BodyText"/>
       </w:pPr>
       <w:r>
         <w:t xml:space="preserve">ELENA: Monthly burn after funding?</w:t>
       </w:r>
-      <w:r>
-        <w:t xml:space="preserve"> </w:t>
-      </w:r>
-      <w:r>
-        <w:t xml:space="preserve">엘레나: 투자 후 월 소진액은?</w:t>
-      </w:r>
-    </w:p>
-    <w:p>
-      <w:pPr>
-        <w:numPr>
-          <w:ilvl w:val="0"/>
-          <w:numId w:val="1001"/>
-        </w:numPr>
+    </w:p>
+    <w:p>
+      <w:pPr>
+        <w:pStyle w:val="BodyText"/>
       </w:pPr>
       <w:r>
         <w:t xml:space="preserve">NOAH: About eighty-three thousand. Eighteen months of runway on one point five.</w:t>
       </w:r>
-      <w:r>
-        <w:t xml:space="preserve"> </w:t>
-      </w:r>
-      <w:r>
-        <w:t xml:space="preserve">노아: 약 8만 3천 달러. 150만으로 18개월 런웨이.</w:t>
-      </w:r>
-    </w:p>
-    <w:p>
-      <w:pPr>
-        <w:numPr>
-          <w:ilvl w:val="0"/>
-          <w:numId w:val="1001"/>
-        </w:numPr>
+    </w:p>
+    <w:p>
+      <w:pPr>
+        <w:pStyle w:val="BodyText"/>
       </w:pPr>
       <w:r>
         <w:t xml:space="preserve">PRIYA: Okay. I’m impressed. Slightly.</w:t>
       </w:r>
-      <w:r>
-        <w:t xml:space="preserve"> </w:t>
-      </w:r>
-      <w:r>
-        <w:t xml:space="preserve">프리야: 좋아. 인상적이네. 아주 조금.</w:t>
-      </w:r>
-    </w:p>
-    <w:p>
-      <w:pPr>
-        <w:numPr>
-          <w:ilvl w:val="0"/>
-          <w:numId w:val="1001"/>
-        </w:numPr>
+    </w:p>
+    <w:p>
+      <w:pPr>
+        <w:pStyle w:val="BodyText"/>
       </w:pPr>
       <w:r>
         <w:t xml:space="preserve">NOAH: This week, five investor meetings. All on video.</w:t>
       </w:r>
-      <w:r>
-        <w:t xml:space="preserve"> </w:t>
-      </w:r>
-      <w:r>
-        <w:t xml:space="preserve">노아: 이번 주에 투자자 미팅 다섯 건. 전부 화상으로.</w:t>
-      </w:r>
-    </w:p>
-    <w:p>
-      <w:pPr>
-        <w:numPr>
-          <w:ilvl w:val="0"/>
-          <w:numId w:val="1001"/>
-        </w:numPr>
+    </w:p>
+    <w:p>
+      <w:pPr>
+        <w:pStyle w:val="BodyText"/>
       </w:pPr>
       <w:r>
         <w:t xml:space="preserve">MARCUS: About the autoclave result. I read the full report.</w:t>
       </w:r>
-      <w:r>
-        <w:t xml:space="preserve"> </w:t>
-      </w:r>
-      <w:r>
-        <w:t xml:space="preserve">마커스: 고압 멸균 결과 말인데. 전체 보고서를 읽었어.</w:t>
-      </w:r>
-    </w:p>
-    <w:p>
-      <w:pPr>
-        <w:numPr>
-          <w:ilvl w:val="0"/>
-          <w:numId w:val="1001"/>
-        </w:numPr>
+    </w:p>
+    <w:p>
+      <w:pPr>
+        <w:pStyle w:val="BodyText"/>
       </w:pPr>
       <w:r>
         <w:t xml:space="preserve">ELENA: Twenty-eight percent weaker. Is that bad?</w:t>
       </w:r>
-      <w:r>
-        <w:t xml:space="preserve"> </w:t>
-      </w:r>
-      <w:r>
-        <w:t xml:space="preserve">엘레나: 28퍼센트 약해졌다. 그게 나쁜 거예요?</w:t>
-      </w:r>
-    </w:p>
-    <w:p>
-      <w:pPr>
-        <w:numPr>
-          <w:ilvl w:val="0"/>
-          <w:numId w:val="1001"/>
-        </w:numPr>
+    </w:p>
+    <w:p>
+      <w:pPr>
+        <w:pStyle w:val="BodyText"/>
       </w:pPr>
       <w:r>
         <w:t xml:space="preserve">MARCUS: It means the gel is softer. A softer gel breaks down faster in the body, so it might not last twelve months. And twelve months is half of our one thing.</w:t>
       </w:r>
-      <w:r>
-        <w:t xml:space="preserve"> </w:t>
-      </w:r>
-      <w:r>
-        <w:t xml:space="preserve">마커스: 젤이 더 물러졌다는 뜻이야. 젤이 무르면 몸속에서 더 빨리 분해되니까 12개월을 못 버틸 수도 있어. 그리고 12개월은 우리 핵심의 절반이고.</w:t>
-      </w:r>
-    </w:p>
-    <w:p>
-      <w:pPr>
-        <w:numPr>
-          <w:ilvl w:val="0"/>
-          <w:numId w:val="1001"/>
-        </w:numPr>
+    </w:p>
+    <w:p>
+      <w:pPr>
+        <w:pStyle w:val="BodyText"/>
       </w:pPr>
       <w:r>
         <w:t xml:space="preserve">PRIYA: I can’t comment. Chemistry-free zone. But I’m screaming inside.</w:t>
       </w:r>
-      <w:r>
-        <w:t xml:space="preserve"> </w:t>
-      </w:r>
-      <w:r>
-        <w:t xml:space="preserve">프리야: 난 말 못 해요. 화학 금지 구역. 근데 속으로 비명 지르는 중이에요.</w:t>
-      </w:r>
-    </w:p>
-    <w:p>
-      <w:pPr>
-        <w:numPr>
-          <w:ilvl w:val="0"/>
-          <w:numId w:val="1001"/>
-        </w:numPr>
+    </w:p>
+    <w:p>
+      <w:pPr>
+        <w:pStyle w:val="BodyText"/>
       </w:pPr>
       <w:r>
         <w:t xml:space="preserve">NOAH: Noted. First investor call is at ten. Wish me luck.</w:t>
-      </w:r>
-      <w:r>
-        <w:t xml:space="preserve"> </w:t>
-      </w:r>
-      <w:r>
-        <w:t xml:space="preserve">노아: 알겠어. 첫 투자자 통화가 10시야. 행운을 빌어 줘.</w:t>
       </w:r>
     </w:p>
     <w:bookmarkEnd w:id="21"/>
@@ -464,129 +311,63 @@
     </w:p>
     <w:p>
       <w:pPr>
-        <w:numPr>
-          <w:ilvl w:val="0"/>
-          <w:numId w:val="1002"/>
-        </w:numPr>
+        <w:pStyle w:val="FirstParagraph"/>
       </w:pPr>
       <w:r>
         <w:t xml:space="preserve">BRAD: Noah, thanks for the deck. Very clear. Love the napkin logo.</w:t>
       </w:r>
-      <w:r>
-        <w:t xml:space="preserve"> </w:t>
-      </w:r>
-      <w:r>
-        <w:t xml:space="preserve">브래드: 노아, 덱 고마워요. 아주 명확해요. 냅킨 로고 좋네요.</w:t>
-      </w:r>
-    </w:p>
-    <w:p>
-      <w:pPr>
-        <w:numPr>
-          <w:ilvl w:val="0"/>
-          <w:numId w:val="1002"/>
-        </w:numPr>
+    </w:p>
+    <w:p>
+      <w:pPr>
+        <w:pStyle w:val="BodyText"/>
       </w:pPr>
       <w:r>
         <w:t xml:space="preserve">NOAH: Thank you, Brad. What did you think of the opportunity?</w:t>
       </w:r>
-      <w:r>
-        <w:t xml:space="preserve"> </w:t>
-      </w:r>
-      <w:r>
-        <w:t xml:space="preserve">노아: 감사해요, 브래드. 이 기회에 대해 어떻게 생각하세요?</w:t>
-      </w:r>
-    </w:p>
-    <w:p>
-      <w:pPr>
-        <w:numPr>
-          <w:ilvl w:val="0"/>
-          <w:numId w:val="1002"/>
-        </w:numPr>
+    </w:p>
+    <w:p>
+      <w:pPr>
+        <w:pStyle w:val="BodyText"/>
       </w:pPr>
       <w:r>
         <w:t xml:space="preserve">BRAD: Honestly? It’s too early for us. You have no animal data yet, and our partners won’t invest in a medical product until they’ve seen it work in animals at least.</w:t>
       </w:r>
-      <w:r>
-        <w:t xml:space="preserve"> </w:t>
-      </w:r>
-      <w:r>
-        <w:t xml:space="preserve">브래드: 솔직히요? 저희한텐 너무 일러요. 아직 동물 데이터가 없잖아요. 저희 파트너들은 적어도 동물에서 효과가 확인되기 전까지는 의료 제품에 투자하지 않아요.</w:t>
-      </w:r>
-    </w:p>
-    <w:p>
-      <w:pPr>
-        <w:numPr>
-          <w:ilvl w:val="0"/>
-          <w:numId w:val="1002"/>
-        </w:numPr>
+    </w:p>
+    <w:p>
+      <w:pPr>
+        <w:pStyle w:val="BodyText"/>
       </w:pPr>
       <w:r>
         <w:t xml:space="preserve">NOAH: That’s what this round is for. To get the animal data.</w:t>
       </w:r>
-      <w:r>
-        <w:t xml:space="preserve"> </w:t>
-      </w:r>
-      <w:r>
-        <w:t xml:space="preserve">노아: 이번 라운드가 바로 그걸 위한 거예요. 동물 데이터를 얻으려고요.</w:t>
-      </w:r>
-    </w:p>
-    <w:p>
-      <w:pPr>
-        <w:numPr>
-          <w:ilvl w:val="0"/>
-          <w:numId w:val="1002"/>
-        </w:numPr>
+    </w:p>
+    <w:p>
+      <w:pPr>
+        <w:pStyle w:val="BodyText"/>
       </w:pPr>
       <w:r>
         <w:t xml:space="preserve">BRAD: I understand. But we’re going to pass. Come back when you have it.</w:t>
       </w:r>
-      <w:r>
-        <w:t xml:space="preserve"> </w:t>
-      </w:r>
-      <w:r>
-        <w:t xml:space="preserve">브래드: 이해해요. 하지만 이번엔 패스할게요. 데이터가 생기면 다시 오세요.</w:t>
-      </w:r>
-    </w:p>
-    <w:p>
-      <w:pPr>
-        <w:numPr>
-          <w:ilvl w:val="0"/>
-          <w:numId w:val="1002"/>
-        </w:numPr>
+    </w:p>
+    <w:p>
+      <w:pPr>
+        <w:pStyle w:val="BodyText"/>
       </w:pPr>
       <w:r>
         <w:t xml:space="preserve">NOAH: Understood. Thanks for your time, Brad.</w:t>
       </w:r>
-      <w:r>
-        <w:t xml:space="preserve"> </w:t>
-      </w:r>
-      <w:r>
-        <w:t xml:space="preserve">노아: 알겠습니다. 시간 내 주셔서 감사해요, 브래드.</w:t>
-      </w:r>
-    </w:p>
-    <w:p>
-      <w:pPr>
-        <w:numPr>
-          <w:ilvl w:val="0"/>
-          <w:numId w:val="1002"/>
-        </w:numPr>
+    </w:p>
+    <w:p>
+      <w:pPr>
+        <w:pStyle w:val="BodyText"/>
       </w:pPr>
       <w:r>
         <w:t xml:space="preserve">MARCUS: How did it go?</w:t>
       </w:r>
-      <w:r>
-        <w:t xml:space="preserve"> </w:t>
-      </w:r>
-      <w:r>
-        <w:t xml:space="preserve">마커스: 어떻게 됐어?</w:t>
-      </w:r>
-    </w:p>
-    <w:p>
-      <w:pPr>
-        <w:numPr>
-          <w:ilvl w:val="0"/>
-          <w:numId w:val="1002"/>
-        </w:numPr>
+    </w:p>
+    <w:p>
+      <w:pPr>
+        <w:pStyle w:val="BodyText"/>
       </w:pPr>
       <w:r>
         <w:t xml:space="preserve">NOAH: Rejection number one.</w:t>
@@ -603,11 +384,77 @@
       <w:r>
         <w:t xml:space="preserve">”</w:t>
       </w:r>
-      <w:r>
-        <w:t xml:space="preserve"> </w:t>
-      </w:r>
-      <w:r>
-        <w:t xml:space="preserve">노아: 거절 1번.</w:t>
+    </w:p>
+    <w:p>
+      <w:pPr>
+        <w:pStyle w:val="BodyText"/>
+      </w:pPr>
+      <w:r>
+        <w:t xml:space="preserve">MONICA: Noah, I’ll be direct. Fillers need a PMA. That’s a ten-year game.</w:t>
+      </w:r>
+    </w:p>
+    <w:p>
+      <w:pPr>
+        <w:pStyle w:val="BodyText"/>
+      </w:pPr>
+      <w:r>
+        <w:t xml:space="preserve">NOAH: We estimate five to seven years. Here’s our timeline.</w:t>
+      </w:r>
+    </w:p>
+    <w:p>
+      <w:pPr>
+        <w:pStyle w:val="BodyText"/>
+      </w:pPr>
+      <w:r>
+        <w:t xml:space="preserve">MONICA: Every founder says five. It’s always ten.</w:t>
+      </w:r>
+    </w:p>
+    <w:p>
+      <w:pPr>
+        <w:pStyle w:val="BodyText"/>
+      </w:pPr>
+      <w:r>
+        <w:t xml:space="preserve">NOAH: Our CMO has watched three companies try this, so she knows where the delays usually happen. She built in a contingency, which is why our timeline is realistic, not optimistic.</w:t>
+      </w:r>
+    </w:p>
+    <w:p>
+      <w:pPr>
+        <w:pStyle w:val="BodyText"/>
+      </w:pPr>
+      <w:r>
+        <w:t xml:space="preserve">MONICA: That’s thoughtful. Still, our fund ends in eight years. It’s not a fit.</w:t>
+      </w:r>
+    </w:p>
+    <w:p>
+      <w:pPr>
+        <w:pStyle w:val="BodyText"/>
+      </w:pPr>
+      <w:r>
+        <w:t xml:space="preserve">NOAH: I appreciate the honesty.</w:t>
+      </w:r>
+    </w:p>
+    <w:p>
+      <w:pPr>
+        <w:pStyle w:val="BodyText"/>
+      </w:pPr>
+      <w:r>
+        <w:t xml:space="preserve">MONICA: Don’t take it personally. It’s about our timeline, not your team. If our fund were newer, we might have a different conversation. Keep talking to investors with longer funds.</w:t>
+      </w:r>
+    </w:p>
+    <w:p>
+      <w:pPr>
+        <w:pStyle w:val="BodyText"/>
+      </w:pPr>
+      <w:r>
+        <w:t xml:space="preserve">ELENA: Number two?</w:t>
+      </w:r>
+    </w:p>
+    <w:p>
+      <w:pPr>
+        <w:pStyle w:val="BodyText"/>
+      </w:pPr>
+      <w:r>
+        <w:t xml:space="preserve">NOAH: Number two.</w:t>
       </w:r>
       <w:r>
         <w:t xml:space="preserve"> </w:t>
@@ -616,157 +463,88 @@
         <w:t xml:space="preserve">“</w:t>
       </w:r>
       <w:r>
-        <w:t xml:space="preserve">너무 이르다.</w:t>
+        <w:t xml:space="preserve">Ten-year game.</w:t>
       </w:r>
       <w:r>
         <w:t xml:space="preserve">”</w:t>
       </w:r>
-    </w:p>
-    <w:p>
-      <w:pPr>
-        <w:numPr>
-          <w:ilvl w:val="0"/>
-          <w:numId w:val="1002"/>
-        </w:numPr>
-      </w:pPr>
-      <w:r>
-        <w:t xml:space="preserve">MONICA: Noah, I’ll be direct. Fillers need a PMA. That’s a ten-year game.</w:t>
-      </w:r>
-      <w:r>
-        <w:t xml:space="preserve"> </w:t>
-      </w:r>
-      <w:r>
-        <w:t xml:space="preserve">모니카: 노아, 직설적으로 말할게요. 필러는 PMA가 필요하죠. 10년짜리 게임이에요.</w:t>
-      </w:r>
-    </w:p>
-    <w:p>
-      <w:pPr>
-        <w:numPr>
-          <w:ilvl w:val="0"/>
-          <w:numId w:val="1002"/>
-        </w:numPr>
-      </w:pPr>
-      <w:r>
-        <w:t xml:space="preserve">NOAH: We estimate five to seven years. Here’s our timeline.</w:t>
-      </w:r>
-      <w:r>
-        <w:t xml:space="preserve"> </w:t>
-      </w:r>
-      <w:r>
-        <w:t xml:space="preserve">노아: 저희는 5년에서 7년으로 봐요. 여기 일정표가 있어요.</w:t>
-      </w:r>
-    </w:p>
-    <w:p>
-      <w:pPr>
-        <w:numPr>
-          <w:ilvl w:val="0"/>
-          <w:numId w:val="1002"/>
-        </w:numPr>
-      </w:pPr>
-      <w:r>
-        <w:t xml:space="preserve">MONICA: Every founder says five. It’s always ten.</w:t>
-      </w:r>
-      <w:r>
-        <w:t xml:space="preserve"> </w:t>
-      </w:r>
-      <w:r>
-        <w:t xml:space="preserve">모니카: 창업자들은 다 5년이라고 해요. 늘 10년이 걸리죠.</w:t>
-      </w:r>
-    </w:p>
-    <w:p>
-      <w:pPr>
-        <w:numPr>
-          <w:ilvl w:val="0"/>
-          <w:numId w:val="1002"/>
-        </w:numPr>
-      </w:pPr>
-      <w:r>
-        <w:t xml:space="preserve">NOAH: Our CMO has watched three companies try this, so she knows where the delays usually happen. She built in a contingency, which is why our timeline is realistic, not optimistic.</w:t>
-      </w:r>
-      <w:r>
-        <w:t xml:space="preserve"> </w:t>
-      </w:r>
-      <w:r>
-        <w:t xml:space="preserve">노아: 저희 CMO가 이런 시도를 세 번 지켜봐서, 보통 어디서 지연이 생기는지 알아요. 예비 기간을 반영했어요. 그래서 저희 일정은 낙관적인 게 아니라 현실적이에요.</w:t>
-      </w:r>
-    </w:p>
-    <w:p>
-      <w:pPr>
-        <w:numPr>
-          <w:ilvl w:val="0"/>
-          <w:numId w:val="1002"/>
-        </w:numPr>
-      </w:pPr>
-      <w:r>
-        <w:t xml:space="preserve">MONICA: That’s thoughtful. Still, our fund ends in eight years. It’s not a fit.</w:t>
-      </w:r>
-      <w:r>
-        <w:t xml:space="preserve"> </w:t>
-      </w:r>
-      <w:r>
-        <w:t xml:space="preserve">모니카: 신중하네요. 그래도 저희 펀드는 8년 뒤에 끝나요. 맞지 않아요.</w:t>
-      </w:r>
-    </w:p>
-    <w:p>
-      <w:pPr>
-        <w:numPr>
-          <w:ilvl w:val="0"/>
-          <w:numId w:val="1002"/>
-        </w:numPr>
-      </w:pPr>
-      <w:r>
-        <w:t xml:space="preserve">NOAH: I appreciate the honesty.</w:t>
-      </w:r>
-      <w:r>
-        <w:t xml:space="preserve"> </w:t>
-      </w:r>
-      <w:r>
-        <w:t xml:space="preserve">노아: 솔직하게 말씀해 주셔서 감사해요.</w:t>
-      </w:r>
-    </w:p>
-    <w:p>
-      <w:pPr>
-        <w:numPr>
-          <w:ilvl w:val="0"/>
-          <w:numId w:val="1002"/>
-        </w:numPr>
-      </w:pPr>
-      <w:r>
-        <w:t xml:space="preserve">MONICA: Don’t take it personally. It’s about our timeline, not your team. If our fund were newer, we might have a different conversation. Keep talking to investors with longer funds.</w:t>
-      </w:r>
-      <w:r>
-        <w:t xml:space="preserve"> </w:t>
-      </w:r>
-      <w:r>
-        <w:t xml:space="preserve">모니카: 개인적으로 받아들이지 마세요. 저희 일정 문제지, 팀 문제가 아니에요. 저희 펀드가 좀 더 최근에 만들어졌다면 다른 얘기를 했을 수도 있어요. 기간이 더 긴 펀드를 가진 투자자들과 계속 얘기해 보세요.</w:t>
-      </w:r>
-    </w:p>
-    <w:p>
-      <w:pPr>
-        <w:numPr>
-          <w:ilvl w:val="0"/>
-          <w:numId w:val="1002"/>
-        </w:numPr>
-      </w:pPr>
-      <w:r>
-        <w:t xml:space="preserve">ELENA: Number two?</w:t>
-      </w:r>
-      <w:r>
-        <w:t xml:space="preserve"> </w:t>
-      </w:r>
-      <w:r>
-        <w:t xml:space="preserve">엘레나: 2번이에요?</w:t>
-      </w:r>
-    </w:p>
-    <w:p>
-      <w:pPr>
-        <w:numPr>
-          <w:ilvl w:val="0"/>
-          <w:numId w:val="1002"/>
-        </w:numPr>
-      </w:pPr>
-      <w:r>
-        <w:t xml:space="preserve">NOAH: Number two.</w:t>
+      <w:r>
+        <w:t xml:space="preserve"> </w:t>
+      </w:r>
+      <w:r>
+        <w:t xml:space="preserve">Their fund is too short.</w:t>
+      </w:r>
+    </w:p>
+    <w:p>
+      <w:pPr>
+        <w:pStyle w:val="BodyText"/>
+      </w:pPr>
+      <w:r>
+        <w:t xml:space="preserve">KYLE: Hey, Noah! Great energy. Quick question. Is there an app?</w:t>
+      </w:r>
+    </w:p>
+    <w:p>
+      <w:pPr>
+        <w:pStyle w:val="BodyText"/>
+      </w:pPr>
+      <w:r>
+        <w:t xml:space="preserve">NOAH: An app? No. It’s a filler. An injectable.</w:t>
+      </w:r>
+    </w:p>
+    <w:p>
+      <w:pPr>
+        <w:pStyle w:val="BodyText"/>
+      </w:pPr>
+      <w:r>
+        <w:t xml:space="preserve">KYLE: Ah. We mostly do software. Hardware and biology scare our partners.</w:t>
+      </w:r>
+    </w:p>
+    <w:p>
+      <w:pPr>
+        <w:pStyle w:val="BodyText"/>
+      </w:pPr>
+      <w:r>
+        <w:t xml:space="preserve">NOAH: Then why did you take the meeting?</w:t>
+      </w:r>
+    </w:p>
+    <w:p>
+      <w:pPr>
+        <w:pStyle w:val="BodyText"/>
+      </w:pPr>
+      <w:r>
+        <w:t xml:space="preserve">KYLE: Your deck was beautiful. Honestly, I just wanted to see the animation.</w:t>
+      </w:r>
+    </w:p>
+    <w:p>
+      <w:pPr>
+        <w:pStyle w:val="BodyText"/>
+      </w:pPr>
+      <w:r>
+        <w:t xml:space="preserve">NOAH: Well. I’ll tell my sister. She’ll be thrilled.</w:t>
+      </w:r>
+    </w:p>
+    <w:p>
+      <w:pPr>
+        <w:pStyle w:val="BodyText"/>
+      </w:pPr>
+      <w:r>
+        <w:t xml:space="preserve">KYLE: Keep us posted, okay? Good luck!</w:t>
+      </w:r>
+    </w:p>
+    <w:p>
+      <w:pPr>
+        <w:pStyle w:val="BodyText"/>
+      </w:pPr>
+      <w:r>
+        <w:t xml:space="preserve">PRIYA: Number three?</w:t>
+      </w:r>
+    </w:p>
+    <w:p>
+      <w:pPr>
+        <w:pStyle w:val="BodyText"/>
+      </w:pPr>
+      <w:r>
+        <w:t xml:space="preserve">NOAH: Number three.</w:t>
       </w:r>
       <w:r>
         <w:t xml:space="preserve"> </w:t>
@@ -775,7 +553,7 @@
         <w:t xml:space="preserve">“</w:t>
       </w:r>
       <w:r>
-        <w:t xml:space="preserve">Ten-year game.</w:t>
+        <w:t xml:space="preserve">Not our thesis.</w:t>
       </w:r>
       <w:r>
         <w:t xml:space="preserve">”</w:t>
@@ -784,13 +562,23 @@
         <w:t xml:space="preserve"> </w:t>
       </w:r>
       <w:r>
-        <w:t xml:space="preserve">Their fund is too short.</w:t>
-      </w:r>
-      <w:r>
-        <w:t xml:space="preserve"> </w:t>
-      </w:r>
-      <w:r>
-        <w:t xml:space="preserve">노아: 2번이요.</w:t>
+        <w:t xml:space="preserve">He wanted an app.</w:t>
+      </w:r>
+    </w:p>
+    <w:p>
+      <w:pPr>
+        <w:pStyle w:val="BodyText"/>
+      </w:pPr>
+      <w:r>
+        <w:t xml:space="preserve">MARCUS: What were four and five?</w:t>
+      </w:r>
+    </w:p>
+    <w:p>
+      <w:pPr>
+        <w:pStyle w:val="BodyText"/>
+      </w:pPr>
+      <w:r>
+        <w:t xml:space="preserve">NOAH: Four:</w:t>
       </w:r>
       <w:r>
         <w:t xml:space="preserve"> </w:t>
@@ -799,7 +587,7 @@
         <w:t xml:space="preserve">“</w:t>
       </w:r>
       <w:r>
-        <w:t xml:space="preserve">10년짜리 게임.</w:t>
+        <w:t xml:space="preserve">What stops Halvern from copying you?</w:t>
       </w:r>
       <w:r>
         <w:t xml:space="preserve">”</w:t>
@@ -808,154 +596,57 @@
         <w:t xml:space="preserve"> </w:t>
       </w:r>
       <w:r>
-        <w:t xml:space="preserve">펀드 기간이 너무 짧대요.</w:t>
-      </w:r>
-    </w:p>
-    <w:p>
-      <w:pPr>
-        <w:numPr>
-          <w:ilvl w:val="0"/>
-          <w:numId w:val="1002"/>
-        </w:numPr>
-      </w:pPr>
-      <w:r>
-        <w:t xml:space="preserve">KYLE: Hey, Noah! Great energy. Quick question. Is there an app?</w:t>
-      </w:r>
-      <w:r>
-        <w:t xml:space="preserve"> </w:t>
-      </w:r>
-      <w:r>
-        <w:t xml:space="preserve">카일: 안녕하세요, 노아! 에너지 좋네요. 간단한 질문 하나. 앱이 있어요?</w:t>
-      </w:r>
-    </w:p>
-    <w:p>
-      <w:pPr>
-        <w:numPr>
-          <w:ilvl w:val="0"/>
-          <w:numId w:val="1002"/>
-        </w:numPr>
-      </w:pPr>
-      <w:r>
-        <w:t xml:space="preserve">NOAH: An app? No. It’s a filler. An injectable.</w:t>
-      </w:r>
-      <w:r>
-        <w:t xml:space="preserve"> </w:t>
-      </w:r>
-      <w:r>
-        <w:t xml:space="preserve">노아: 앱이요? 아니요. 필러예요. 주사제요.</w:t>
-      </w:r>
-    </w:p>
-    <w:p>
-      <w:pPr>
-        <w:numPr>
-          <w:ilvl w:val="0"/>
-          <w:numId w:val="1002"/>
-        </w:numPr>
-      </w:pPr>
-      <w:r>
-        <w:t xml:space="preserve">KYLE: Ah. We mostly do software. Hardware and biology scare our partners.</w:t>
-      </w:r>
-      <w:r>
-        <w:t xml:space="preserve"> </w:t>
-      </w:r>
-      <w:r>
-        <w:t xml:space="preserve">카일: 아. 저희는 주로 소프트웨어를 해요. 하드웨어랑 바이오는 파트너들이 무서워해요.</w:t>
-      </w:r>
-    </w:p>
-    <w:p>
-      <w:pPr>
-        <w:numPr>
-          <w:ilvl w:val="0"/>
-          <w:numId w:val="1002"/>
-        </w:numPr>
-      </w:pPr>
-      <w:r>
-        <w:t xml:space="preserve">NOAH: Then why did you take the meeting?</w:t>
-      </w:r>
-      <w:r>
-        <w:t xml:space="preserve"> </w:t>
-      </w:r>
-      <w:r>
-        <w:t xml:space="preserve">노아: 그럼 왜 미팅을 잡으셨어요?</w:t>
-      </w:r>
-    </w:p>
-    <w:p>
-      <w:pPr>
-        <w:numPr>
-          <w:ilvl w:val="0"/>
-          <w:numId w:val="1002"/>
-        </w:numPr>
-      </w:pPr>
-      <w:r>
-        <w:t xml:space="preserve">KYLE: Your deck was beautiful. Honestly, I just wanted to see the animation.</w:t>
-      </w:r>
-      <w:r>
-        <w:t xml:space="preserve"> </w:t>
-      </w:r>
-      <w:r>
-        <w:t xml:space="preserve">카일: 덱이 너무 예뻤어요. 솔직히 애니메이션 보고 싶었어요.</w:t>
-      </w:r>
-    </w:p>
-    <w:p>
-      <w:pPr>
-        <w:numPr>
-          <w:ilvl w:val="0"/>
-          <w:numId w:val="1002"/>
-        </w:numPr>
-      </w:pPr>
-      <w:r>
-        <w:t xml:space="preserve">NOAH: Well. I’ll tell my sister. She’ll be thrilled.</w:t>
-      </w:r>
-      <w:r>
-        <w:t xml:space="preserve"> </w:t>
-      </w:r>
-      <w:r>
-        <w:t xml:space="preserve">노아: 음. 동생한테 말할게요. 엄청 좋아하겠네요.</w:t>
-      </w:r>
-    </w:p>
-    <w:p>
-      <w:pPr>
-        <w:numPr>
-          <w:ilvl w:val="0"/>
-          <w:numId w:val="1002"/>
-        </w:numPr>
-      </w:pPr>
-      <w:r>
-        <w:t xml:space="preserve">KYLE: Keep us posted, okay? Good luck!</w:t>
-      </w:r>
-      <w:r>
-        <w:t xml:space="preserve"> </w:t>
-      </w:r>
-      <w:r>
-        <w:t xml:space="preserve">카일: 소식 계속 알려 주세요, 네? 행운을 빌어요!</w:t>
-      </w:r>
-    </w:p>
-    <w:p>
-      <w:pPr>
-        <w:numPr>
-          <w:ilvl w:val="0"/>
-          <w:numId w:val="1002"/>
-        </w:numPr>
-      </w:pPr>
-      <w:r>
-        <w:t xml:space="preserve">PRIYA: Number three?</w:t>
-      </w:r>
-      <w:r>
-        <w:t xml:space="preserve"> </w:t>
-      </w:r>
-      <w:r>
-        <w:t xml:space="preserve">프리야: 3번이야?</w:t>
-      </w:r>
-    </w:p>
-    <w:p>
-      <w:pPr>
-        <w:numPr>
-          <w:ilvl w:val="0"/>
-          <w:numId w:val="1002"/>
-        </w:numPr>
-      </w:pPr>
-      <w:r>
-        <w:t xml:space="preserve">NOAH: Number three.</w:t>
+        <w:t xml:space="preserve">I answered better this time.</w:t>
+      </w:r>
+    </w:p>
+    <w:p>
+      <w:pPr>
+        <w:pStyle w:val="BodyText"/>
+      </w:pPr>
+      <w:r>
+        <w:t xml:space="preserve">ELENA: And they still said no?</w:t>
+      </w:r>
+    </w:p>
+    <w:p>
+      <w:pPr>
+        <w:pStyle w:val="BodyText"/>
+      </w:pPr>
+      <w:r>
+        <w:t xml:space="preserve">NOAH: They said,</w:t>
+      </w:r>
+      <w:r>
+        <w:t xml:space="preserve"> </w:t>
+      </w:r>
+      <w:r>
+        <w:t xml:space="preserve">‘</w:t>
+      </w:r>
+      <w:r>
+        <w:t xml:space="preserve">Single-product risk.</w:t>
+      </w:r>
+      <w:r>
+        <w:t xml:space="preserve">’</w:t>
+      </w:r>
+      <w:r>
+        <w:t xml:space="preserve"> </w:t>
+      </w:r>
+      <w:r>
+        <w:t xml:space="preserve">If our one formula fails, the whole company fails, because we don’t have a second product to fall back on. Too much depends on one formula.</w:t>
+      </w:r>
+    </w:p>
+    <w:p>
+      <w:pPr>
+        <w:pStyle w:val="BodyText"/>
+      </w:pPr>
+      <w:r>
+        <w:t xml:space="preserve">PRIYA: That’s… actually true.</w:t>
+      </w:r>
+    </w:p>
+    <w:p>
+      <w:pPr>
+        <w:pStyle w:val="BodyText"/>
+      </w:pPr>
+      <w:r>
+        <w:t xml:space="preserve">NOAH: And five:</w:t>
       </w:r>
       <w:r>
         <w:t xml:space="preserve"> </w:t>
@@ -964,319 +655,34 @@
         <w:t xml:space="preserve">“</w:t>
       </w:r>
       <w:r>
-        <w:t xml:space="preserve">Not our thesis.</w:t>
+        <w:t xml:space="preserve">We like the idea. But your team isn’t complete.</w:t>
       </w:r>
       <w:r>
         <w:t xml:space="preserve">”</w:t>
       </w:r>
-      <w:r>
-        <w:t xml:space="preserve"> </w:t>
-      </w:r>
-      <w:r>
-        <w:t xml:space="preserve">He wanted an app.</w:t>
-      </w:r>
-      <w:r>
-        <w:t xml:space="preserve"> </w:t>
-      </w:r>
-      <w:r>
-        <w:t xml:space="preserve">노아: 3번.</w:t>
-      </w:r>
-      <w:r>
-        <w:t xml:space="preserve"> </w:t>
-      </w:r>
-      <w:r>
-        <w:t xml:space="preserve">“</w:t>
-      </w:r>
-      <w:r>
-        <w:t xml:space="preserve">우리 투자 분야가 아님.</w:t>
-      </w:r>
-      <w:r>
-        <w:t xml:space="preserve">”</w:t>
-      </w:r>
-      <w:r>
-        <w:t xml:space="preserve"> </w:t>
-      </w:r>
-      <w:r>
-        <w:t xml:space="preserve">앱을 원하더라.</w:t>
-      </w:r>
-    </w:p>
-    <w:p>
-      <w:pPr>
-        <w:numPr>
-          <w:ilvl w:val="0"/>
-          <w:numId w:val="1002"/>
-        </w:numPr>
-      </w:pPr>
-      <w:r>
-        <w:t xml:space="preserve">MARCUS: What were four and five?</w:t>
-      </w:r>
-      <w:r>
-        <w:t xml:space="preserve"> </w:t>
-      </w:r>
-      <w:r>
-        <w:t xml:space="preserve">마커스: 4번하고 5번은 뭐였어?</w:t>
-      </w:r>
-    </w:p>
-    <w:p>
-      <w:pPr>
-        <w:numPr>
-          <w:ilvl w:val="0"/>
-          <w:numId w:val="1002"/>
-        </w:numPr>
-      </w:pPr>
-      <w:r>
-        <w:t xml:space="preserve">NOAH: Four:</w:t>
-      </w:r>
-      <w:r>
-        <w:t xml:space="preserve"> </w:t>
-      </w:r>
-      <w:r>
-        <w:t xml:space="preserve">“</w:t>
-      </w:r>
-      <w:r>
-        <w:t xml:space="preserve">What stops Halvern from copying you?</w:t>
-      </w:r>
-      <w:r>
-        <w:t xml:space="preserve">”</w:t>
-      </w:r>
-      <w:r>
-        <w:t xml:space="preserve"> </w:t>
-      </w:r>
-      <w:r>
-        <w:t xml:space="preserve">I answered better this time.</w:t>
-      </w:r>
-      <w:r>
-        <w:t xml:space="preserve"> </w:t>
-      </w:r>
-      <w:r>
-        <w:t xml:space="preserve">노아: 4번:</w:t>
-      </w:r>
-      <w:r>
-        <w:t xml:space="preserve"> </w:t>
-      </w:r>
-      <w:r>
-        <w:t xml:space="preserve">“</w:t>
-      </w:r>
-      <w:r>
-        <w:t xml:space="preserve">할번이 베끼면 어떻게 막죠?</w:t>
-      </w:r>
-      <w:r>
-        <w:t xml:space="preserve">”</w:t>
-      </w:r>
-      <w:r>
-        <w:t xml:space="preserve"> </w:t>
-      </w:r>
-      <w:r>
-        <w:t xml:space="preserve">이번엔 더 잘 대답했어요.</w:t>
-      </w:r>
-    </w:p>
-    <w:p>
-      <w:pPr>
-        <w:numPr>
-          <w:ilvl w:val="0"/>
-          <w:numId w:val="1002"/>
-        </w:numPr>
-      </w:pPr>
-      <w:r>
-        <w:t xml:space="preserve">ELENA: And they still said no?</w:t>
-      </w:r>
-      <w:r>
-        <w:t xml:space="preserve"> </w:t>
-      </w:r>
-      <w:r>
-        <w:t xml:space="preserve">엘레나: 그런데도 거절했어요?</w:t>
-      </w:r>
-    </w:p>
-    <w:p>
-      <w:pPr>
-        <w:numPr>
-          <w:ilvl w:val="0"/>
-          <w:numId w:val="1002"/>
-        </w:numPr>
-      </w:pPr>
-      <w:r>
-        <w:t xml:space="preserve">NOAH: They said,</w:t>
-      </w:r>
-      <w:r>
-        <w:t xml:space="preserve"> </w:t>
-      </w:r>
-      <w:r>
-        <w:t xml:space="preserve">‘</w:t>
-      </w:r>
-      <w:r>
-        <w:t xml:space="preserve">Single-product risk.</w:t>
-      </w:r>
-      <w:r>
-        <w:t xml:space="preserve">’</w:t>
-      </w:r>
-      <w:r>
-        <w:t xml:space="preserve"> </w:t>
-      </w:r>
-      <w:r>
-        <w:t xml:space="preserve">If our one formula fails, the whole company fails, because we don’t have a second product to fall back on. Too much depends on one formula.</w:t>
-      </w:r>
-      <w:r>
-        <w:t xml:space="preserve"> </w:t>
-      </w:r>
-      <w:r>
-        <w:t xml:space="preserve">노아:</w:t>
-      </w:r>
-      <w:r>
-        <w:t xml:space="preserve"> </w:t>
-      </w:r>
-      <w:r>
-        <w:t xml:space="preserve">“</w:t>
-      </w:r>
-      <w:r>
-        <w:t xml:space="preserve">단일 제품 리스크</w:t>
-      </w:r>
-      <w:r>
-        <w:t xml:space="preserve">”</w:t>
-      </w:r>
-      <w:r>
-        <w:t xml:space="preserve">래요. 배합 하나가 실패하면 회사 전체가 실패한다는 거죠. 기댈 두 번째 제품이 없으니까요. 배합 하나에 너무 많은 게 달려 있대요.</w:t>
-      </w:r>
-    </w:p>
-    <w:p>
-      <w:pPr>
-        <w:numPr>
-          <w:ilvl w:val="0"/>
-          <w:numId w:val="1002"/>
-        </w:numPr>
-      </w:pPr>
-      <w:r>
-        <w:t xml:space="preserve">PRIYA: That’s… actually true.</w:t>
-      </w:r>
-      <w:r>
-        <w:t xml:space="preserve"> </w:t>
-      </w:r>
-      <w:r>
-        <w:t xml:space="preserve">프리야: 그건… 사실 맞는 말이야.</w:t>
-      </w:r>
-    </w:p>
-    <w:p>
-      <w:pPr>
-        <w:numPr>
-          <w:ilvl w:val="0"/>
-          <w:numId w:val="1002"/>
-        </w:numPr>
-      </w:pPr>
-      <w:r>
-        <w:t xml:space="preserve">NOAH: And five:</w:t>
-      </w:r>
-      <w:r>
-        <w:t xml:space="preserve"> </w:t>
-      </w:r>
-      <w:r>
-        <w:t xml:space="preserve">“</w:t>
-      </w:r>
-      <w:r>
-        <w:t xml:space="preserve">We like the idea. But your team isn’t complete.</w:t>
-      </w:r>
-      <w:r>
-        <w:t xml:space="preserve">”</w:t>
-      </w:r>
-      <w:r>
-        <w:t xml:space="preserve"> </w:t>
-      </w:r>
-      <w:r>
-        <w:t xml:space="preserve">노아: 그리고 5번:</w:t>
-      </w:r>
-      <w:r>
-        <w:t xml:space="preserve"> </w:t>
-      </w:r>
-      <w:r>
-        <w:t xml:space="preserve">“</w:t>
-      </w:r>
-      <w:r>
-        <w:t xml:space="preserve">아이디어는 좋은데 팀이 완성되지 않았다.</w:t>
-      </w:r>
-      <w:r>
-        <w:t xml:space="preserve">”</w:t>
-      </w:r>
-    </w:p>
-    <w:p>
-      <w:pPr>
-        <w:numPr>
-          <w:ilvl w:val="0"/>
-          <w:numId w:val="1002"/>
-        </w:numPr>
+    </w:p>
+    <w:p>
+      <w:pPr>
+        <w:pStyle w:val="BodyText"/>
       </w:pPr>
       <w:r>
         <w:t xml:space="preserve">MARCUS: The waiting room again.</w:t>
       </w:r>
-      <w:r>
-        <w:t xml:space="preserve"> </w:t>
-      </w:r>
-      <w:r>
-        <w:t xml:space="preserve">마커스: 또 대기실 얘기네.</w:t>
-      </w:r>
-    </w:p>
-    <w:p>
-      <w:pPr>
-        <w:numPr>
-          <w:ilvl w:val="0"/>
-          <w:numId w:val="1002"/>
-        </w:numPr>
+    </w:p>
+    <w:p>
+      <w:pPr>
+        <w:pStyle w:val="BodyText"/>
       </w:pPr>
       <w:r>
         <w:t xml:space="preserve">NOAH: Five meetings. Five rejections. In three days.</w:t>
       </w:r>
-      <w:r>
-        <w:t xml:space="preserve"> </w:t>
-      </w:r>
-      <w:r>
-        <w:t xml:space="preserve">노아: 미팅 다섯 번. 거절 다섯 번. 사흘 만에.</w:t>
-      </w:r>
-    </w:p>
-    <w:p>
-      <w:pPr>
-        <w:numPr>
-          <w:ilvl w:val="0"/>
-          <w:numId w:val="1002"/>
-        </w:numPr>
+    </w:p>
+    <w:p>
+      <w:pPr>
+        <w:pStyle w:val="BodyText"/>
       </w:pPr>
       <w:r>
         <w:t xml:space="preserve">ELENA: That’s actually normal. Most founders hear fifty no’s before one yes. Every rejection tells us something, so let’s write the reasons down. Each one is something to fix before the next pitch.</w:t>
-      </w:r>
-      <w:r>
-        <w:t xml:space="preserve"> </w:t>
-      </w:r>
-      <w:r>
-        <w:t xml:space="preserve">엘레나: 그거 사실 정상이에요. 대부분의 창업자는</w:t>
-      </w:r>
-      <w:r>
-        <w:t xml:space="preserve"> </w:t>
-      </w:r>
-      <w:r>
-        <w:t xml:space="preserve">“</w:t>
-      </w:r>
-      <w:r>
-        <w:t xml:space="preserve">예스</w:t>
-      </w:r>
-      <w:r>
-        <w:t xml:space="preserve">”</w:t>
-      </w:r>
-      <w:r>
-        <w:t xml:space="preserve"> </w:t>
-      </w:r>
-      <w:r>
-        <w:t xml:space="preserve">한 번 전에</w:t>
-      </w:r>
-      <w:r>
-        <w:t xml:space="preserve"> </w:t>
-      </w:r>
-      <w:r>
-        <w:t xml:space="preserve">“</w:t>
-      </w:r>
-      <w:r>
-        <w:t xml:space="preserve">노</w:t>
-      </w:r>
-      <w:r>
-        <w:t xml:space="preserve">”</w:t>
-      </w:r>
-      <w:r>
-        <w:t xml:space="preserve">를 쉰 번 들어요. 거절마다 알려 주는 게 있으니까 이유를 적어 둬요. 하나하나가 다음 피칭 전에 고쳐야 할 것들이에요.</w:t>
       </w:r>
     </w:p>
     <w:bookmarkEnd w:id="22"/>
@@ -1291,214 +697,103 @@
     </w:p>
     <w:p>
       <w:pPr>
-        <w:numPr>
-          <w:ilvl w:val="0"/>
-          <w:numId w:val="1003"/>
-        </w:numPr>
+        <w:pStyle w:val="FirstParagraph"/>
       </w:pPr>
       <w:r>
         <w:t xml:space="preserve">PRIYA: Guys. I have to tell you something. Please sit down.</w:t>
       </w:r>
-      <w:r>
-        <w:t xml:space="preserve"> </w:t>
-      </w:r>
-      <w:r>
-        <w:t xml:space="preserve">프리야: 얘들아. 할 말이 있어. 앉아 줘.</w:t>
-      </w:r>
-    </w:p>
-    <w:p>
-      <w:pPr>
-        <w:numPr>
-          <w:ilvl w:val="0"/>
-          <w:numId w:val="1003"/>
-        </w:numPr>
+    </w:p>
+    <w:p>
+      <w:pPr>
+        <w:pStyle w:val="BodyText"/>
       </w:pPr>
       <w:r>
         <w:t xml:space="preserve">NOAH: What happened? You look pale.</w:t>
       </w:r>
-      <w:r>
-        <w:t xml:space="preserve"> </w:t>
-      </w:r>
-      <w:r>
-        <w:t xml:space="preserve">노아: 무슨 일이야? 얼굴이 하얘.</w:t>
-      </w:r>
-    </w:p>
-    <w:p>
-      <w:pPr>
-        <w:numPr>
-          <w:ilvl w:val="0"/>
-          <w:numId w:val="1003"/>
-        </w:numPr>
+    </w:p>
+    <w:p>
+      <w:pPr>
+        <w:pStyle w:val="BodyText"/>
       </w:pPr>
       <w:r>
         <w:t xml:space="preserve">PRIYA: Remember Diane said to read Halvern’s conflict-of-interest policy?</w:t>
       </w:r>
-      <w:r>
-        <w:t xml:space="preserve"> </w:t>
-      </w:r>
-      <w:r>
-        <w:t xml:space="preserve">프리야: 다이앤이 할번의 이해충돌 정책을 읽어 보라고 했던 거 기억나?</w:t>
-      </w:r>
-    </w:p>
-    <w:p>
-      <w:pPr>
-        <w:numPr>
-          <w:ilvl w:val="0"/>
-          <w:numId w:val="1003"/>
-        </w:numPr>
+    </w:p>
+    <w:p>
+      <w:pPr>
+        <w:pStyle w:val="BodyText"/>
       </w:pPr>
       <w:r>
         <w:t xml:space="preserve">ELENA: Yes. Did you read it?</w:t>
       </w:r>
-      <w:r>
-        <w:t xml:space="preserve"> </w:t>
-      </w:r>
-      <w:r>
-        <w:t xml:space="preserve">엘레나: 네. 읽었어요?</w:t>
-      </w:r>
-    </w:p>
-    <w:p>
-      <w:pPr>
-        <w:numPr>
-          <w:ilvl w:val="0"/>
-          <w:numId w:val="1003"/>
-        </w:numPr>
+    </w:p>
+    <w:p>
+      <w:pPr>
+        <w:pStyle w:val="BodyText"/>
       </w:pPr>
       <w:r>
         <w:t xml:space="preserve">PRIYA: I read it. Twice. It says employees must disclose outside business interests.</w:t>
       </w:r>
-      <w:r>
-        <w:t xml:space="preserve"> </w:t>
-      </w:r>
-      <w:r>
-        <w:t xml:space="preserve">프리야: 읽었어요. 두 번이요. 직원은 외부 사업 이해관계를 공개해야 한대요.</w:t>
-      </w:r>
-    </w:p>
-    <w:p>
-      <w:pPr>
-        <w:numPr>
-          <w:ilvl w:val="0"/>
-          <w:numId w:val="1003"/>
-        </w:numPr>
+    </w:p>
+    <w:p>
+      <w:pPr>
+        <w:pStyle w:val="BodyText"/>
       </w:pPr>
       <w:r>
         <w:t xml:space="preserve">MARCUS: And you co-own a company. In fillers.</w:t>
       </w:r>
-      <w:r>
-        <w:t xml:space="preserve"> </w:t>
-      </w:r>
-      <w:r>
-        <w:t xml:space="preserve">마커스: 그리고 자넨 회사를 공동 소유하고 있지. 필러 분야로.</w:t>
-      </w:r>
-    </w:p>
-    <w:p>
-      <w:pPr>
-        <w:numPr>
-          <w:ilvl w:val="0"/>
-          <w:numId w:val="1003"/>
-        </w:numPr>
+    </w:p>
+    <w:p>
+      <w:pPr>
+        <w:pStyle w:val="BodyText"/>
       </w:pPr>
       <w:r>
         <w:t xml:space="preserve">PRIYA: So on Monday, I disclosed it. In writing. Like Diane taught us.</w:t>
       </w:r>
-      <w:r>
-        <w:t xml:space="preserve"> </w:t>
-      </w:r>
-      <w:r>
-        <w:t xml:space="preserve">프리야: 그래서 월요일에 공개했어요. 서면으로. 다이앤이 가르쳐 준 대로.</w:t>
-      </w:r>
-    </w:p>
-    <w:p>
-      <w:pPr>
-        <w:numPr>
-          <w:ilvl w:val="0"/>
-          <w:numId w:val="1003"/>
-        </w:numPr>
+    </w:p>
+    <w:p>
+      <w:pPr>
+        <w:pStyle w:val="BodyText"/>
       </w:pPr>
       <w:r>
         <w:t xml:space="preserve">NOAH: Priya, you didn’t tell us.</w:t>
       </w:r>
-      <w:r>
-        <w:t xml:space="preserve"> </w:t>
-      </w:r>
-      <w:r>
-        <w:t xml:space="preserve">노아: 프리야, 우리한테 말 안 했잖아.</w:t>
-      </w:r>
-    </w:p>
-    <w:p>
-      <w:pPr>
-        <w:numPr>
-          <w:ilvl w:val="0"/>
-          <w:numId w:val="1003"/>
-        </w:numPr>
+    </w:p>
+    <w:p>
+      <w:pPr>
+        <w:pStyle w:val="BodyText"/>
       </w:pPr>
       <w:r>
         <w:t xml:space="preserve">PRIYA: You were in investor meetings all week, and every call was a no. I didn’t want to distract you. And honestly, I thought it would be a simple form, not a big meeting.</w:t>
       </w:r>
-      <w:r>
-        <w:t xml:space="preserve"> </w:t>
-      </w:r>
-      <w:r>
-        <w:t xml:space="preserve">프리야: 넌 일주일 내내 투자자 미팅이었고, 통화마다 거절이었잖아. 방해하고 싶지 않았어. 그리고 솔직히, 그냥 간단한 서류일 줄 알았지 큰 미팅이 될 줄은 몰랐어.</w:t>
-      </w:r>
-    </w:p>
-    <w:p>
-      <w:pPr>
-        <w:numPr>
-          <w:ilvl w:val="0"/>
-          <w:numId w:val="1003"/>
-        </w:numPr>
+    </w:p>
+    <w:p>
+      <w:pPr>
+        <w:pStyle w:val="BodyText"/>
       </w:pPr>
       <w:r>
         <w:t xml:space="preserve">ELENA: What did Halvern say?</w:t>
       </w:r>
-      <w:r>
-        <w:t xml:space="preserve"> </w:t>
-      </w:r>
-      <w:r>
-        <w:t xml:space="preserve">엘레나: 할번은 뭐래요?</w:t>
-      </w:r>
-    </w:p>
-    <w:p>
-      <w:pPr>
-        <w:numPr>
-          <w:ilvl w:val="0"/>
-          <w:numId w:val="1003"/>
-        </w:numPr>
+    </w:p>
+    <w:p>
+      <w:pPr>
+        <w:pStyle w:val="BodyText"/>
       </w:pPr>
       <w:r>
         <w:t xml:space="preserve">PRIYA: Yesterday, a meeting with HR and Legal. Today, a letter.</w:t>
       </w:r>
-      <w:r>
-        <w:t xml:space="preserve"> </w:t>
-      </w:r>
-      <w:r>
-        <w:t xml:space="preserve">프리야: 어제 인사팀이랑 법무팀이랑 미팅. 오늘은 편지.</w:t>
-      </w:r>
-    </w:p>
-    <w:p>
-      <w:pPr>
-        <w:numPr>
-          <w:ilvl w:val="0"/>
-          <w:numId w:val="1003"/>
-        </w:numPr>
+    </w:p>
+    <w:p>
+      <w:pPr>
+        <w:pStyle w:val="BodyText"/>
       </w:pPr>
       <w:r>
         <w:t xml:space="preserve">MARCUS: What kind of letter?</w:t>
       </w:r>
-      <w:r>
-        <w:t xml:space="preserve"> </w:t>
-      </w:r>
-      <w:r>
-        <w:t xml:space="preserve">마커스: 무슨 편지?</w:t>
-      </w:r>
-    </w:p>
-    <w:p>
-      <w:pPr>
-        <w:numPr>
-          <w:ilvl w:val="0"/>
-          <w:numId w:val="1003"/>
-        </w:numPr>
+    </w:p>
+    <w:p>
+      <w:pPr>
+        <w:pStyle w:val="BodyText"/>
       </w:pPr>
       <w:r>
         <w:t xml:space="preserve">PRIYA: Termination. Effective Friday.</w:t>
@@ -1515,11 +810,37 @@
       <w:r>
         <w:t xml:space="preserve">”</w:t>
       </w:r>
-      <w:r>
-        <w:t xml:space="preserve"> </w:t>
-      </w:r>
-      <w:r>
-        <w:t xml:space="preserve">프리야: 해고. 금요일부로.</w:t>
+    </w:p>
+    <w:p>
+      <w:pPr>
+        <w:pStyle w:val="BodyText"/>
+      </w:pPr>
+      <w:r>
+        <w:t xml:space="preserve">NOAH: They fired you? For being honest?</w:t>
+      </w:r>
+    </w:p>
+    <w:p>
+      <w:pPr>
+        <w:pStyle w:val="BodyText"/>
+      </w:pPr>
+      <w:r>
+        <w:t xml:space="preserve">PRIYA: For being honest about co-owning a competitor. From their side, it’s logical. I work in their research lab every day, and I also own part of a company making fillers.</w:t>
+      </w:r>
+    </w:p>
+    <w:p>
+      <w:pPr>
+        <w:pStyle w:val="BodyText"/>
+      </w:pPr>
+      <w:r>
+        <w:t xml:space="preserve">ELENA: Did anyone mention Noah? Or Tom?</w:t>
+      </w:r>
+    </w:p>
+    <w:p>
+      <w:pPr>
+        <w:pStyle w:val="BodyText"/>
+      </w:pPr>
+      <w:r>
+        <w:t xml:space="preserve">PRIYA: The lawyer said,</w:t>
       </w:r>
       <w:r>
         <w:t xml:space="preserve"> </w:t>
@@ -1528,332 +849,120 @@
         <w:t xml:space="preserve">“</w:t>
       </w:r>
       <w:r>
-        <w:t xml:space="preserve">연구직 내 이해충돌.</w:t>
+        <w:t xml:space="preserve">Mr. Brennan is aware.</w:t>
       </w:r>
       <w:r>
         <w:t xml:space="preserve">”</w:t>
       </w:r>
-    </w:p>
-    <w:p>
-      <w:pPr>
-        <w:numPr>
-          <w:ilvl w:val="0"/>
-          <w:numId w:val="1003"/>
-        </w:numPr>
-      </w:pPr>
-      <w:r>
-        <w:t xml:space="preserve">NOAH: They fired you? For being honest?</w:t>
-      </w:r>
-      <w:r>
-        <w:t xml:space="preserve"> </w:t>
-      </w:r>
-      <w:r>
-        <w:t xml:space="preserve">노아: 해고했다고? 정직하게 말했다고?</w:t>
-      </w:r>
-    </w:p>
-    <w:p>
-      <w:pPr>
-        <w:numPr>
-          <w:ilvl w:val="0"/>
-          <w:numId w:val="1003"/>
-        </w:numPr>
-      </w:pPr>
-      <w:r>
-        <w:t xml:space="preserve">PRIYA: For being honest about co-owning a competitor. From their side, it’s logical. I work in their research lab every day, and I also own part of a company making fillers.</w:t>
-      </w:r>
-      <w:r>
-        <w:t xml:space="preserve"> </w:t>
-      </w:r>
-      <w:r>
-        <w:t xml:space="preserve">프리야: 경쟁사를 공동 소유한다고 정직하게 말해서. 그쪽 입장에선 논리적이야. 난 매일 그 회사 연구실에서 일하는데, 동시에 필러를 만드는 회사 지분도 갖고 있으니까.</w:t>
-      </w:r>
-    </w:p>
-    <w:p>
-      <w:pPr>
-        <w:numPr>
-          <w:ilvl w:val="0"/>
-          <w:numId w:val="1003"/>
-        </w:numPr>
-      </w:pPr>
-      <w:r>
-        <w:t xml:space="preserve">ELENA: Did anyone mention Noah? Or Tom?</w:t>
-      </w:r>
-      <w:r>
-        <w:t xml:space="preserve"> </w:t>
-      </w:r>
-      <w:r>
-        <w:t xml:space="preserve">엘레나: 누가 노아나 톰 얘기를 했어요?</w:t>
-      </w:r>
-    </w:p>
-    <w:p>
-      <w:pPr>
-        <w:numPr>
-          <w:ilvl w:val="0"/>
-          <w:numId w:val="1003"/>
-        </w:numPr>
-      </w:pPr>
-      <w:r>
-        <w:t xml:space="preserve">PRIYA: The lawyer said,</w:t>
-      </w:r>
-      <w:r>
-        <w:t xml:space="preserve"> </w:t>
-      </w:r>
-      <w:r>
-        <w:t xml:space="preserve">“</w:t>
-      </w:r>
-      <w:r>
-        <w:t xml:space="preserve">Mr. Brennan is aware.</w:t>
-      </w:r>
-      <w:r>
-        <w:t xml:space="preserve">”</w:t>
-      </w:r>
       <w:r>
         <w:t xml:space="preserve"> </w:t>
       </w:r>
       <w:r>
         <w:t xml:space="preserve">That’s all.</w:t>
       </w:r>
-      <w:r>
-        <w:t xml:space="preserve"> </w:t>
-      </w:r>
-      <w:r>
-        <w:t xml:space="preserve">프리야: 변호사가</w:t>
-      </w:r>
-      <w:r>
-        <w:t xml:space="preserve"> </w:t>
-      </w:r>
-      <w:r>
-        <w:t xml:space="preserve">“</w:t>
-      </w:r>
-      <w:r>
-        <w:t xml:space="preserve">브레넌 씨도 알고 있다</w:t>
-      </w:r>
-      <w:r>
-        <w:t xml:space="preserve">”</w:t>
-      </w:r>
-      <w:r>
-        <w:t xml:space="preserve">고 했어요. 그게 다예요.</w:t>
-      </w:r>
-    </w:p>
-    <w:p>
-      <w:pPr>
-        <w:numPr>
-          <w:ilvl w:val="0"/>
-          <w:numId w:val="1003"/>
-        </w:numPr>
+    </w:p>
+    <w:p>
+      <w:pPr>
+        <w:pStyle w:val="BodyText"/>
       </w:pPr>
       <w:r>
         <w:t xml:space="preserve">NOAH: Tom said he’d know. He wasn’t kidding.</w:t>
       </w:r>
-      <w:r>
-        <w:t xml:space="preserve"> </w:t>
-      </w:r>
-      <w:r>
-        <w:t xml:space="preserve">노아: 톰이 알게 될 거라고 했지. 농담이 아니었네.</w:t>
-      </w:r>
-    </w:p>
-    <w:p>
-      <w:pPr>
-        <w:numPr>
-          <w:ilvl w:val="0"/>
-          <w:numId w:val="1003"/>
-        </w:numPr>
+    </w:p>
+    <w:p>
+      <w:pPr>
+        <w:pStyle w:val="BodyText"/>
       </w:pPr>
       <w:r>
         <w:t xml:space="preserve">MARCUS: So Friday is your last day. And then?</w:t>
       </w:r>
-      <w:r>
-        <w:t xml:space="preserve"> </w:t>
-      </w:r>
-      <w:r>
-        <w:t xml:space="preserve">마커스: 그럼 금요일이 마지막 날이네. 그다음엔?</w:t>
-      </w:r>
-    </w:p>
-    <w:p>
-      <w:pPr>
-        <w:numPr>
-          <w:ilvl w:val="0"/>
-          <w:numId w:val="1003"/>
-        </w:numPr>
+    </w:p>
+    <w:p>
+      <w:pPr>
+        <w:pStyle w:val="BodyText"/>
       </w:pPr>
       <w:r>
         <w:t xml:space="preserve">PRIYA: Then my sixty-day clock starts. Sixty days to find a sponsor. Or leave.</w:t>
       </w:r>
-      <w:r>
-        <w:t xml:space="preserve"> </w:t>
-      </w:r>
-      <w:r>
-        <w:t xml:space="preserve">프리야: 그럼 60일 시계가 시작돼요. 60일 안에 스폰서를 찾든가, 떠나든가.</w:t>
-      </w:r>
-    </w:p>
-    <w:p>
-      <w:pPr>
-        <w:numPr>
-          <w:ilvl w:val="0"/>
-          <w:numId w:val="1003"/>
-        </w:numPr>
+    </w:p>
+    <w:p>
+      <w:pPr>
+        <w:pStyle w:val="BodyText"/>
       </w:pPr>
       <w:r>
         <w:t xml:space="preserve">ELENA: Oh, Priya.</w:t>
       </w:r>
-      <w:r>
-        <w:t xml:space="preserve"> </w:t>
-      </w:r>
-      <w:r>
-        <w:t xml:space="preserve">엘레나: 아, 프리야.</w:t>
-      </w:r>
-    </w:p>
-    <w:p>
-      <w:pPr>
-        <w:numPr>
-          <w:ilvl w:val="0"/>
-          <w:numId w:val="1003"/>
-        </w:numPr>
+    </w:p>
+    <w:p>
+      <w:pPr>
+        <w:pStyle w:val="BodyText"/>
       </w:pPr>
       <w:r>
         <w:t xml:space="preserve">NOAH: This is my fault. I pulled you into this.</w:t>
       </w:r>
-      <w:r>
-        <w:t xml:space="preserve"> </w:t>
-      </w:r>
-      <w:r>
-        <w:t xml:space="preserve">노아: 내 잘못이야. 내가 널 여기 끌어들였어.</w:t>
-      </w:r>
-    </w:p>
-    <w:p>
-      <w:pPr>
-        <w:numPr>
-          <w:ilvl w:val="0"/>
-          <w:numId w:val="1003"/>
-        </w:numPr>
+    </w:p>
+    <w:p>
+      <w:pPr>
+        <w:pStyle w:val="BodyText"/>
       </w:pPr>
       <w:r>
         <w:t xml:space="preserve">PRIYA: No. I made my own choice. With my eyes open.</w:t>
       </w:r>
-      <w:r>
-        <w:t xml:space="preserve"> </w:t>
-      </w:r>
-      <w:r>
-        <w:t xml:space="preserve">프리야: 아니야. 내가 선택한 거야. 다 알고서.</w:t>
-      </w:r>
-    </w:p>
-    <w:p>
-      <w:pPr>
-        <w:numPr>
-          <w:ilvl w:val="0"/>
-          <w:numId w:val="1003"/>
-        </w:numPr>
+    </w:p>
+    <w:p>
+      <w:pPr>
+        <w:pStyle w:val="BodyText"/>
       </w:pPr>
       <w:r>
         <w:t xml:space="preserve">MARCUS: Let’s not do blame. Blame doesn’t change anything, and we don’t have time for it. Let’s do options instead. Put them on the board, one by one. What are they?</w:t>
       </w:r>
-      <w:r>
-        <w:t xml:space="preserve"> </w:t>
-      </w:r>
-      <w:r>
-        <w:t xml:space="preserve">마커스: 탓하지 말자. 탓해 봤자 바뀌는 건 없고, 그럴 시간도 없어. 대신 선택지를 보자. 하나씩 보드에 적어. 뭐가 있지?</w:t>
-      </w:r>
-    </w:p>
-    <w:p>
-      <w:pPr>
-        <w:numPr>
-          <w:ilvl w:val="0"/>
-          <w:numId w:val="1003"/>
-        </w:numPr>
+    </w:p>
+    <w:p>
+      <w:pPr>
+        <w:pStyle w:val="BodyText"/>
       </w:pPr>
       <w:r>
         <w:t xml:space="preserve">NOAH: Option B from Diane. Veyra sponsors Priya’s H-1B.</w:t>
       </w:r>
-      <w:r>
-        <w:t xml:space="preserve"> </w:t>
-      </w:r>
-      <w:r>
-        <w:t xml:space="preserve">노아: 다이앤의 B안. Veyra가 프리야의 H-1B 스폰서가 되는 거.</w:t>
-      </w:r>
-    </w:p>
-    <w:p>
-      <w:pPr>
-        <w:numPr>
-          <w:ilvl w:val="0"/>
-          <w:numId w:val="1003"/>
-        </w:numPr>
+    </w:p>
+    <w:p>
+      <w:pPr>
+        <w:pStyle w:val="BodyText"/>
       </w:pPr>
       <w:r>
         <w:t xml:space="preserve">ELENA: But Veyra has to pay her a full market salary.</w:t>
       </w:r>
-      <w:r>
-        <w:t xml:space="preserve"> </w:t>
-      </w:r>
-      <w:r>
-        <w:t xml:space="preserve">엘레나: 하지만 Veyra가 시장 수준 급여를 전부 줘야 해요.</w:t>
-      </w:r>
-    </w:p>
-    <w:p>
-      <w:pPr>
-        <w:numPr>
-          <w:ilvl w:val="0"/>
-          <w:numId w:val="1003"/>
-        </w:numPr>
+    </w:p>
+    <w:p>
+      <w:pPr>
+        <w:pStyle w:val="BodyText"/>
       </w:pPr>
       <w:r>
         <w:t xml:space="preserve">NOAH: About one hundred twenty thousand a year. Plus legal fees.</w:t>
       </w:r>
-      <w:r>
-        <w:t xml:space="preserve"> </w:t>
-      </w:r>
-      <w:r>
-        <w:t xml:space="preserve">노아: 연봉 12만 달러 정도. 법률 비용 별도.</w:t>
-      </w:r>
-    </w:p>
-    <w:p>
-      <w:pPr>
-        <w:numPr>
-          <w:ilvl w:val="0"/>
-          <w:numId w:val="1003"/>
-        </w:numPr>
+    </w:p>
+    <w:p>
+      <w:pPr>
+        <w:pStyle w:val="BodyText"/>
       </w:pPr>
       <w:r>
         <w:t xml:space="preserve">MARCUS: And the company bank account has?</w:t>
       </w:r>
-      <w:r>
-        <w:t xml:space="preserve"> </w:t>
-      </w:r>
-      <w:r>
-        <w:t xml:space="preserve">마커스: 그리고 회사 계좌엔?</w:t>
-      </w:r>
-    </w:p>
-    <w:p>
-      <w:pPr>
-        <w:numPr>
-          <w:ilvl w:val="0"/>
-          <w:numId w:val="1003"/>
-        </w:numPr>
+    </w:p>
+    <w:p>
+      <w:pPr>
+        <w:pStyle w:val="BodyText"/>
       </w:pPr>
       <w:r>
         <w:t xml:space="preserve">NOAH: Seven thousand dollars. After the outside lab.</w:t>
       </w:r>
-      <w:r>
-        <w:t xml:space="preserve"> </w:t>
-      </w:r>
-      <w:r>
-        <w:t xml:space="preserve">노아: 7천 달러. 외부 연구소 비용 내고 나서.</w:t>
-      </w:r>
-    </w:p>
-    <w:p>
-      <w:pPr>
-        <w:numPr>
-          <w:ilvl w:val="0"/>
-          <w:numId w:val="1003"/>
-        </w:numPr>
+    </w:p>
+    <w:p>
+      <w:pPr>
+        <w:pStyle w:val="BodyText"/>
       </w:pPr>
       <w:r>
         <w:t xml:space="preserve">PRIYA: So we need to raise money in sixty days. After five rejections.</w:t>
-      </w:r>
-      <w:r>
-        <w:t xml:space="preserve"> </w:t>
-      </w:r>
-      <w:r>
-        <w:t xml:space="preserve">프리야: 그러니까 거절 다섯 번 뒤에, 60일 안에 투자를 받아야 하는 거네.</w:t>
       </w:r>
     </w:p>
     <w:bookmarkEnd w:id="23"/>
@@ -1868,299 +977,143 @@
     </w:p>
     <w:p>
       <w:pPr>
-        <w:numPr>
-          <w:ilvl w:val="0"/>
-          <w:numId w:val="1004"/>
-        </w:numPr>
+        <w:pStyle w:val="FirstParagraph"/>
       </w:pPr>
       <w:r>
         <w:t xml:space="preserve">ELENA: Can I say something positive? There is one.</w:t>
       </w:r>
-      <w:r>
-        <w:t xml:space="preserve"> </w:t>
-      </w:r>
-      <w:r>
-        <w:t xml:space="preserve">엘레나: 긍정적인 얘기 하나 해도 돼요? 하나 있어요.</w:t>
-      </w:r>
-    </w:p>
-    <w:p>
-      <w:pPr>
-        <w:numPr>
-          <w:ilvl w:val="0"/>
-          <w:numId w:val="1004"/>
-        </w:numPr>
+    </w:p>
+    <w:p>
+      <w:pPr>
+        <w:pStyle w:val="BodyText"/>
       </w:pPr>
       <w:r>
         <w:t xml:space="preserve">NOAH: Please. We need one.</w:t>
       </w:r>
-      <w:r>
-        <w:t xml:space="preserve"> </w:t>
-      </w:r>
-      <w:r>
-        <w:t xml:space="preserve">노아: 제발요. 하나 필요해요.</w:t>
-      </w:r>
-    </w:p>
-    <w:p>
-      <w:pPr>
-        <w:numPr>
-          <w:ilvl w:val="0"/>
-          <w:numId w:val="1004"/>
-        </w:numPr>
+    </w:p>
+    <w:p>
+      <w:pPr>
+        <w:pStyle w:val="BodyText"/>
       </w:pPr>
       <w:r>
         <w:t xml:space="preserve">ELENA: After Friday, Priya doesn’t work for Halvern. The chemistry-free zone is over.</w:t>
       </w:r>
-      <w:r>
-        <w:t xml:space="preserve"> </w:t>
-      </w:r>
-      <w:r>
-        <w:t xml:space="preserve">엘레나: 금요일 이후엔 프리야가 할번 직원이 아니에요. 화학 금지 구역이 끝나요.</w:t>
-      </w:r>
-    </w:p>
-    <w:p>
-      <w:pPr>
-        <w:numPr>
-          <w:ilvl w:val="0"/>
-          <w:numId w:val="1004"/>
-        </w:numPr>
+    </w:p>
+    <w:p>
+      <w:pPr>
+        <w:pStyle w:val="BodyText"/>
       </w:pPr>
       <w:r>
         <w:t xml:space="preserve">PRIYA: Oh. I didn’t even think about that.</w:t>
       </w:r>
-      <w:r>
-        <w:t xml:space="preserve"> </w:t>
-      </w:r>
-      <w:r>
-        <w:t xml:space="preserve">프리야: 아. 그건 생각도 못 했어요.</w:t>
-      </w:r>
-    </w:p>
-    <w:p>
-      <w:pPr>
-        <w:numPr>
-          <w:ilvl w:val="0"/>
-          <w:numId w:val="1004"/>
-        </w:numPr>
+    </w:p>
+    <w:p>
+      <w:pPr>
+        <w:pStyle w:val="BodyText"/>
       </w:pPr>
       <w:r>
         <w:t xml:space="preserve">MARCUS: Ha. Halvern just freed our CTO.</w:t>
       </w:r>
-      <w:r>
-        <w:t xml:space="preserve"> </w:t>
-      </w:r>
-      <w:r>
-        <w:t xml:space="preserve">마커스: 하. 할번이 방금 우리 CTO를 풀어 줬네.</w:t>
-      </w:r>
-    </w:p>
-    <w:p>
-      <w:pPr>
-        <w:numPr>
-          <w:ilvl w:val="0"/>
-          <w:numId w:val="1004"/>
-        </w:numPr>
+    </w:p>
+    <w:p>
+      <w:pPr>
+        <w:pStyle w:val="BodyText"/>
       </w:pPr>
       <w:r>
         <w:t xml:space="preserve">PRIYA: I can fix the twenty-eight percent. I already have three ideas.</w:t>
       </w:r>
-      <w:r>
-        <w:t xml:space="preserve"> </w:t>
-      </w:r>
-      <w:r>
-        <w:t xml:space="preserve">프리야: 28퍼센트 문제를 고칠 수 있어. 벌써 아이디어가 세 개 있어.</w:t>
-      </w:r>
-    </w:p>
-    <w:p>
-      <w:pPr>
-        <w:numPr>
-          <w:ilvl w:val="0"/>
-          <w:numId w:val="1004"/>
-        </w:numPr>
+    </w:p>
+    <w:p>
+      <w:pPr>
+        <w:pStyle w:val="BodyText"/>
       </w:pPr>
       <w:r>
         <w:t xml:space="preserve">NOAH: But you can’t work without a visa. Can you?</w:t>
       </w:r>
-      <w:r>
-        <w:t xml:space="preserve"> </w:t>
-      </w:r>
-      <w:r>
-        <w:t xml:space="preserve">노아: 근데 비자 없인 일 못 하잖아. 그렇지?</w:t>
-      </w:r>
-    </w:p>
-    <w:p>
-      <w:pPr>
-        <w:numPr>
-          <w:ilvl w:val="0"/>
-          <w:numId w:val="1004"/>
-        </w:numPr>
+    </w:p>
+    <w:p>
+      <w:pPr>
+        <w:pStyle w:val="BodyText"/>
       </w:pPr>
       <w:r>
         <w:t xml:space="preserve">PRIYA: During the sixty days, I’m not employed. As a founder, I can think.</w:t>
       </w:r>
-      <w:r>
-        <w:t xml:space="preserve"> </w:t>
-      </w:r>
-      <w:r>
-        <w:t xml:space="preserve">프리야: 60일 동안은 고용 상태가 아니야. 창업자로서 생각은 할 수 있어.</w:t>
-      </w:r>
-    </w:p>
-    <w:p>
-      <w:pPr>
-        <w:numPr>
-          <w:ilvl w:val="0"/>
-          <w:numId w:val="1004"/>
-        </w:numPr>
+    </w:p>
+    <w:p>
+      <w:pPr>
+        <w:pStyle w:val="BodyText"/>
       </w:pPr>
       <w:r>
         <w:t xml:space="preserve">ELENA: We’ll ask Diane exactly what’s allowed. In writing.</w:t>
       </w:r>
-      <w:r>
-        <w:t xml:space="preserve"> </w:t>
-      </w:r>
-      <w:r>
-        <w:t xml:space="preserve">엘레나: 정확히 뭐가 허용되는지 다이앤한테 물어봐요. 서면으로.</w:t>
-      </w:r>
-    </w:p>
-    <w:p>
-      <w:pPr>
-        <w:numPr>
-          <w:ilvl w:val="0"/>
-          <w:numId w:val="1004"/>
-        </w:numPr>
+    </w:p>
+    <w:p>
+      <w:pPr>
+        <w:pStyle w:val="BodyText"/>
       </w:pPr>
       <w:r>
         <w:t xml:space="preserve">MARCUS: Now, the plan. Two is one, one is none.</w:t>
       </w:r>
-      <w:r>
-        <w:t xml:space="preserve"> </w:t>
-      </w:r>
-      <w:r>
-        <w:t xml:space="preserve">마커스: 자, 계획. 둘은 하나고, 하나는 없는 거야.</w:t>
-      </w:r>
-    </w:p>
-    <w:p>
-      <w:pPr>
-        <w:numPr>
-          <w:ilvl w:val="0"/>
-          <w:numId w:val="1004"/>
-        </w:numPr>
+    </w:p>
+    <w:p>
+      <w:pPr>
+        <w:pStyle w:val="BodyText"/>
       </w:pPr>
       <w:r>
         <w:t xml:space="preserve">NOAH: Meaning?</w:t>
       </w:r>
-      <w:r>
-        <w:t xml:space="preserve"> </w:t>
-      </w:r>
-      <w:r>
-        <w:t xml:space="preserve">노아: 무슨 뜻이에요?</w:t>
-      </w:r>
-    </w:p>
-    <w:p>
-      <w:pPr>
-        <w:numPr>
-          <w:ilvl w:val="0"/>
-          <w:numId w:val="1004"/>
-        </w:numPr>
+    </w:p>
+    <w:p>
+      <w:pPr>
+        <w:pStyle w:val="BodyText"/>
       </w:pPr>
       <w:r>
         <w:t xml:space="preserve">MARCUS: Don’t bet everything on one path. In the field, if your only radio fails, you’re alone. So we run two paths at the same time, and if one fails, we still have the other.</w:t>
       </w:r>
-      <w:r>
-        <w:t xml:space="preserve"> </w:t>
-      </w:r>
-      <w:r>
-        <w:t xml:space="preserve">마커스: 한 길에 전부 걸지 마. 현장에서 무전기가 하나뿐인데 그게 고장 나면 혼자가 되는 거야. 그러니까 두 길을 동시에 굴리는 거지. 하나가 실패해도 다른 하나가 남아 있게.</w:t>
-      </w:r>
-    </w:p>
-    <w:p>
-      <w:pPr>
-        <w:numPr>
-          <w:ilvl w:val="0"/>
-          <w:numId w:val="1004"/>
-        </w:numPr>
+    </w:p>
+    <w:p>
+      <w:pPr>
+        <w:pStyle w:val="BodyText"/>
       </w:pPr>
       <w:r>
         <w:t xml:space="preserve">ELENA: Path one, raise money fast. For the H-1B transfer.</w:t>
       </w:r>
-      <w:r>
-        <w:t xml:space="preserve"> </w:t>
-      </w:r>
-      <w:r>
-        <w:t xml:space="preserve">엘레나: 첫 번째 길, 빨리 투자받기. H-1B 이전을 위해.</w:t>
-      </w:r>
-    </w:p>
-    <w:p>
-      <w:pPr>
-        <w:numPr>
-          <w:ilvl w:val="0"/>
-          <w:numId w:val="1004"/>
-        </w:numPr>
+    </w:p>
+    <w:p>
+      <w:pPr>
+        <w:pStyle w:val="BodyText"/>
       </w:pPr>
       <w:r>
         <w:t xml:space="preserve">PRIYA: Path two, build my O-1 case. Citations, expert letters, everything.</w:t>
       </w:r>
-      <w:r>
-        <w:t xml:space="preserve"> </w:t>
-      </w:r>
-      <w:r>
-        <w:t xml:space="preserve">프리야: 두 번째 길, O-1 서류 준비. 인용, 전문가 추천서, 전부.</w:t>
-      </w:r>
-    </w:p>
-    <w:p>
-      <w:pPr>
-        <w:numPr>
-          <w:ilvl w:val="0"/>
-          <w:numId w:val="1004"/>
-        </w:numPr>
+    </w:p>
+    <w:p>
+      <w:pPr>
+        <w:pStyle w:val="BodyText"/>
       </w:pPr>
       <w:r>
         <w:t xml:space="preserve">ELENA: I can write one letter. And I know two professors who could too.</w:t>
       </w:r>
-      <w:r>
-        <w:t xml:space="preserve"> </w:t>
-      </w:r>
-      <w:r>
-        <w:t xml:space="preserve">엘레나: 추천서 하나는 내가 쓸 수 있어요. 써 줄 교수도 두 명 알고요.</w:t>
-      </w:r>
-    </w:p>
-    <w:p>
-      <w:pPr>
-        <w:numPr>
-          <w:ilvl w:val="0"/>
-          <w:numId w:val="1004"/>
-        </w:numPr>
+    </w:p>
+    <w:p>
+      <w:pPr>
+        <w:pStyle w:val="BodyText"/>
       </w:pPr>
       <w:r>
         <w:t xml:space="preserve">NOAH: And I’ll call every investor I know. Again.</w:t>
       </w:r>
-      <w:r>
-        <w:t xml:space="preserve"> </w:t>
-      </w:r>
-      <w:r>
-        <w:t xml:space="preserve">노아: 그리고 난 아는 투자자 전부한테 다시 전화할게.</w:t>
-      </w:r>
-    </w:p>
-    <w:p>
-      <w:pPr>
-        <w:numPr>
-          <w:ilvl w:val="0"/>
-          <w:numId w:val="1004"/>
-        </w:numPr>
+    </w:p>
+    <w:p>
+      <w:pPr>
+        <w:pStyle w:val="BodyText"/>
       </w:pPr>
       <w:r>
         <w:t xml:space="preserve">MARCUS: Including Elaine?</w:t>
       </w:r>
-      <w:r>
-        <w:t xml:space="preserve"> </w:t>
-      </w:r>
-      <w:r>
-        <w:t xml:space="preserve">마커스: 일레인도 포함해서?</w:t>
-      </w:r>
-    </w:p>
-    <w:p>
-      <w:pPr>
-        <w:numPr>
-          <w:ilvl w:val="0"/>
-          <w:numId w:val="1004"/>
-        </w:numPr>
+    </w:p>
+    <w:p>
+      <w:pPr>
+        <w:pStyle w:val="BodyText"/>
       </w:pPr>
       <w:r>
         <w:t xml:space="preserve">NOAH: She said,</w:t>
@@ -2183,145 +1136,61 @@
       <w:r>
         <w:t xml:space="preserve">We haven’t proven it. If I call her now with nothing new, I’m just another founder who doesn’t listen.</w:t>
       </w:r>
-      <w:r>
-        <w:t xml:space="preserve"> </w:t>
-      </w:r>
-      <w:r>
-        <w:t xml:space="preserve">노아:</w:t>
-      </w:r>
-      <w:r>
-        <w:t xml:space="preserve"> </w:t>
-      </w:r>
-      <w:r>
-        <w:t xml:space="preserve">“</w:t>
-      </w:r>
-      <w:r>
-        <w:t xml:space="preserve">핵심을 증명하고 나서 전화하라</w:t>
-      </w:r>
-      <w:r>
-        <w:t xml:space="preserve">”</w:t>
-      </w:r>
-      <w:r>
-        <w:t xml:space="preserve">고 했잖아요. 우린 아직 증명 못 했어요. 새로운 것 없이 지금 전화하면, 저는 말을 안 듣는 흔한 창업자 중 하나가 될 뿐이에요.</w:t>
-      </w:r>
-    </w:p>
-    <w:p>
-      <w:pPr>
-        <w:numPr>
-          <w:ilvl w:val="0"/>
-          <w:numId w:val="1004"/>
-        </w:numPr>
+    </w:p>
+    <w:p>
+      <w:pPr>
+        <w:pStyle w:val="BodyText"/>
       </w:pPr>
       <w:r>
         <w:t xml:space="preserve">ELENA: But things changed. Your CTO is free. You learned your numbers.</w:t>
       </w:r>
-      <w:r>
-        <w:t xml:space="preserve"> </w:t>
-      </w:r>
-      <w:r>
-        <w:t xml:space="preserve">엘레나: 하지만 상황이 바뀌었잖아요. CTO가 풀려났고, 숫자도 익혔고.</w:t>
-      </w:r>
-    </w:p>
-    <w:p>
-      <w:pPr>
-        <w:numPr>
-          <w:ilvl w:val="0"/>
-          <w:numId w:val="1004"/>
-        </w:numPr>
+    </w:p>
+    <w:p>
+      <w:pPr>
+        <w:pStyle w:val="BodyText"/>
       </w:pPr>
       <w:r>
         <w:t xml:space="preserve">PRIYA: And the gel survived the autoclave. That’s half a step.</w:t>
       </w:r>
-      <w:r>
-        <w:t xml:space="preserve"> </w:t>
-      </w:r>
-      <w:r>
-        <w:t xml:space="preserve">프리야: 그리고 젤이 고압 멸균을 견뎠어. 반 걸음은 간 거야.</w:t>
-      </w:r>
-    </w:p>
-    <w:p>
-      <w:pPr>
-        <w:numPr>
-          <w:ilvl w:val="0"/>
-          <w:numId w:val="1004"/>
-        </w:numPr>
+    </w:p>
+    <w:p>
+      <w:pPr>
+        <w:pStyle w:val="BodyText"/>
       </w:pPr>
       <w:r>
         <w:t xml:space="preserve">NOAH: So I don’t call to ask for money. I call to give an honest update.</w:t>
       </w:r>
-      <w:r>
-        <w:t xml:space="preserve"> </w:t>
-      </w:r>
-      <w:r>
-        <w:t xml:space="preserve">노아: 그러니까 돈을 달라고 전화하는 게 아니라, 정직한 업데이트를 하려고 전화하는 거네.</w:t>
-      </w:r>
-    </w:p>
-    <w:p>
-      <w:pPr>
-        <w:numPr>
-          <w:ilvl w:val="0"/>
-          <w:numId w:val="1004"/>
-        </w:numPr>
+    </w:p>
+    <w:p>
+      <w:pPr>
+        <w:pStyle w:val="BodyText"/>
       </w:pPr>
       <w:r>
         <w:t xml:space="preserve">ELENA: Exactly. Investors respect updates, especially bad news told early. If they hear it from you first, they trust you. If they hear it later from someone else, they never forget it.</w:t>
       </w:r>
-      <w:r>
-        <w:t xml:space="preserve"> </w:t>
-      </w:r>
-      <w:r>
-        <w:t xml:space="preserve">엘레나: 바로 그거예요. 투자자들은 업데이트를 존중해요. 특히 일찍 알린 나쁜 소식은요. 당신한테서 먼저 들으면 당신을 믿어요. 나중에 다른 사람한테서 들으면 절대 잊지 않고요.</w:t>
-      </w:r>
-    </w:p>
-    <w:p>
-      <w:pPr>
-        <w:numPr>
-          <w:ilvl w:val="0"/>
-          <w:numId w:val="1004"/>
-        </w:numPr>
+    </w:p>
+    <w:p>
+      <w:pPr>
+        <w:pStyle w:val="BodyText"/>
       </w:pPr>
       <w:r>
         <w:t xml:space="preserve">NOAH: Okay. I’ll email her tonight. Good news and bad news. Both.</w:t>
       </w:r>
-      <w:r>
-        <w:t xml:space="preserve"> </w:t>
-      </w:r>
-      <w:r>
-        <w:t xml:space="preserve">노아: 좋아요. 오늘 밤 이메일 보낼게요. 좋은 소식이랑 나쁜 소식 둘 다.</w:t>
-      </w:r>
-    </w:p>
-    <w:p>
-      <w:pPr>
-        <w:numPr>
-          <w:ilvl w:val="0"/>
-          <w:numId w:val="1004"/>
-        </w:numPr>
+    </w:p>
+    <w:p>
+      <w:pPr>
+        <w:pStyle w:val="BodyText"/>
       </w:pPr>
       <w:r>
         <w:t xml:space="preserve">PRIYA: Noah. Thank you for not giving up. On me.</w:t>
       </w:r>
-      <w:r>
-        <w:t xml:space="preserve"> </w:t>
-      </w:r>
-      <w:r>
-        <w:t xml:space="preserve">프리야: 노아. 포기하지 않아 줘서 고마워. 나를.</w:t>
-      </w:r>
-    </w:p>
-    <w:p>
-      <w:pPr>
-        <w:numPr>
-          <w:ilvl w:val="0"/>
-          <w:numId w:val="1004"/>
-        </w:numPr>
+    </w:p>
+    <w:p>
+      <w:pPr>
+        <w:pStyle w:val="BodyText"/>
       </w:pPr>
       <w:r>
         <w:t xml:space="preserve">NOAH: Never. You’re the only one who can read chapter four out loud.</w:t>
-      </w:r>
-      <w:r>
-        <w:t xml:space="preserve"> </w:t>
-      </w:r>
-      <w:r>
-        <w:t xml:space="preserve">노아: 절대 안 해. 4장을 소리 내서 읽을 수 있는 건 너뿐이잖아.</w:t>
       </w:r>
     </w:p>
     <w:bookmarkEnd w:id="24"/>
@@ -2336,231 +1205,111 @@
     </w:p>
     <w:p>
       <w:pPr>
-        <w:numPr>
-          <w:ilvl w:val="0"/>
-          <w:numId w:val="1005"/>
-        </w:numPr>
+        <w:pStyle w:val="FirstParagraph"/>
       </w:pPr>
       <w:r>
         <w:t xml:space="preserve">PRIYA: That’s it. Badge returned. Four years of my life in one box.</w:t>
       </w:r>
-      <w:r>
-        <w:t xml:space="preserve"> </w:t>
-      </w:r>
-      <w:r>
-        <w:t xml:space="preserve">프리야: 끝났어. 출입증 반납. 내 인생 4년이 상자 하나에.</w:t>
-      </w:r>
-    </w:p>
-    <w:p>
-      <w:pPr>
-        <w:numPr>
-          <w:ilvl w:val="0"/>
-          <w:numId w:val="1005"/>
-        </w:numPr>
+    </w:p>
+    <w:p>
+      <w:pPr>
+        <w:pStyle w:val="BodyText"/>
       </w:pPr>
       <w:r>
         <w:t xml:space="preserve">NOAH: It’s a small box for four years.</w:t>
       </w:r>
-      <w:r>
-        <w:t xml:space="preserve"> </w:t>
-      </w:r>
-      <w:r>
-        <w:t xml:space="preserve">노아: 4년 치 치고는 작은 상자네.</w:t>
-      </w:r>
-    </w:p>
-    <w:p>
-      <w:pPr>
-        <w:numPr>
-          <w:ilvl w:val="0"/>
-          <w:numId w:val="1005"/>
-        </w:numPr>
+    </w:p>
+    <w:p>
+      <w:pPr>
+        <w:pStyle w:val="BodyText"/>
       </w:pPr>
       <w:r>
         <w:t xml:space="preserve">PRIYA: The important things never fit in boxes anyway.</w:t>
       </w:r>
-      <w:r>
-        <w:t xml:space="preserve"> </w:t>
-      </w:r>
-      <w:r>
-        <w:t xml:space="preserve">프리야: 어차피 중요한 건 상자에 안 들어가.</w:t>
-      </w:r>
-    </w:p>
-    <w:p>
-      <w:pPr>
-        <w:numPr>
-          <w:ilvl w:val="0"/>
-          <w:numId w:val="1005"/>
-        </w:numPr>
+    </w:p>
+    <w:p>
+      <w:pPr>
+        <w:pStyle w:val="BodyText"/>
       </w:pPr>
       <w:r>
         <w:t xml:space="preserve">TOM: Dr. Raman. And Noah. What a coincidence.</w:t>
       </w:r>
-      <w:r>
-        <w:t xml:space="preserve"> </w:t>
-      </w:r>
-      <w:r>
-        <w:t xml:space="preserve">톰: 라만 박사. 그리고 노아. 이런 우연이 있나.</w:t>
-      </w:r>
-    </w:p>
-    <w:p>
-      <w:pPr>
-        <w:numPr>
-          <w:ilvl w:val="0"/>
-          <w:numId w:val="1005"/>
-        </w:numPr>
+    </w:p>
+    <w:p>
+      <w:pPr>
+        <w:pStyle w:val="BodyText"/>
       </w:pPr>
       <w:r>
         <w:t xml:space="preserve">NOAH: Hello, Tom.</w:t>
       </w:r>
-      <w:r>
-        <w:t xml:space="preserve"> </w:t>
-      </w:r>
-      <w:r>
-        <w:t xml:space="preserve">노아: 안녕하세요, 톰.</w:t>
-      </w:r>
-    </w:p>
-    <w:p>
-      <w:pPr>
-        <w:numPr>
-          <w:ilvl w:val="0"/>
-          <w:numId w:val="1005"/>
-        </w:numPr>
+    </w:p>
+    <w:p>
+      <w:pPr>
+        <w:pStyle w:val="BodyText"/>
       </w:pPr>
       <w:r>
         <w:t xml:space="preserve">TOM: I’m sorry it ended this way, Priya. Policy is policy.</w:t>
       </w:r>
-      <w:r>
-        <w:t xml:space="preserve"> </w:t>
-      </w:r>
-      <w:r>
-        <w:t xml:space="preserve">톰: 이렇게 끝나서 유감이야, 프리야. 규정은 규정이니까.</w:t>
-      </w:r>
-    </w:p>
-    <w:p>
-      <w:pPr>
-        <w:numPr>
-          <w:ilvl w:val="0"/>
-          <w:numId w:val="1005"/>
-        </w:numPr>
+    </w:p>
+    <w:p>
+      <w:pPr>
+        <w:pStyle w:val="BodyText"/>
       </w:pPr>
       <w:r>
         <w:t xml:space="preserve">PRIYA: I understand. I disclosed it myself. In writing.</w:t>
       </w:r>
-      <w:r>
-        <w:t xml:space="preserve"> </w:t>
-      </w:r>
-      <w:r>
-        <w:t xml:space="preserve">프리야: 이해해요. 제가 직접 공개했어요. 서면으로.</w:t>
-      </w:r>
-    </w:p>
-    <w:p>
-      <w:pPr>
-        <w:numPr>
-          <w:ilvl w:val="0"/>
-          <w:numId w:val="1005"/>
-        </w:numPr>
+    </w:p>
+    <w:p>
+      <w:pPr>
+        <w:pStyle w:val="BodyText"/>
       </w:pPr>
       <w:r>
         <w:t xml:space="preserve">TOM: Very honest. Honesty is rare in this business.</w:t>
       </w:r>
-      <w:r>
-        <w:t xml:space="preserve"> </w:t>
-      </w:r>
-      <w:r>
-        <w:t xml:space="preserve">톰: 아주 정직하군. 이 업계에서 정직함은 드물지.</w:t>
-      </w:r>
-    </w:p>
-    <w:p>
-      <w:pPr>
-        <w:numPr>
-          <w:ilvl w:val="0"/>
-          <w:numId w:val="1005"/>
-        </w:numPr>
+    </w:p>
+    <w:p>
+      <w:pPr>
+        <w:pStyle w:val="BodyText"/>
       </w:pPr>
       <w:r>
         <w:t xml:space="preserve">NOAH: Not at Veyra.</w:t>
       </w:r>
-      <w:r>
-        <w:t xml:space="preserve"> </w:t>
-      </w:r>
-      <w:r>
-        <w:t xml:space="preserve">노아: Veyra에선 아니에요.</w:t>
-      </w:r>
-    </w:p>
-    <w:p>
-      <w:pPr>
-        <w:numPr>
-          <w:ilvl w:val="0"/>
-          <w:numId w:val="1005"/>
-        </w:numPr>
+    </w:p>
+    <w:p>
+      <w:pPr>
+        <w:pStyle w:val="BodyText"/>
       </w:pPr>
       <w:r>
         <w:t xml:space="preserve">TOM: We’ll see. Nothing personal. Drive safe, both of you.</w:t>
       </w:r>
-      <w:r>
-        <w:t xml:space="preserve"> </w:t>
-      </w:r>
-      <w:r>
-        <w:t xml:space="preserve">톰: 두고 보지. 개인적인 감정은 없어. 둘 다 조심히 가.</w:t>
-      </w:r>
-    </w:p>
-    <w:p>
-      <w:pPr>
-        <w:numPr>
-          <w:ilvl w:val="0"/>
-          <w:numId w:val="1005"/>
-        </w:numPr>
+    </w:p>
+    <w:p>
+      <w:pPr>
+        <w:pStyle w:val="BodyText"/>
       </w:pPr>
       <w:r>
         <w:t xml:space="preserve">PRIYA: He’s going to be a problem for a long time. He didn’t come to this parking lot by coincidence. He came to see us, and he wanted us to know he’s watching.</w:t>
       </w:r>
-      <w:r>
-        <w:t xml:space="preserve"> </w:t>
-      </w:r>
-      <w:r>
-        <w:t xml:space="preserve">프리야: 저 사람 오랫동안 문제가 될 거야. 이 주차장에 우연히 온 게 아니야. 우리를 보러 온 거고, 자기가 지켜보고 있다는 걸 우리가 알길 바란 거야.</w:t>
-      </w:r>
-    </w:p>
-    <w:p>
-      <w:pPr>
-        <w:numPr>
-          <w:ilvl w:val="0"/>
-          <w:numId w:val="1005"/>
-        </w:numPr>
+    </w:p>
+    <w:p>
+      <w:pPr>
+        <w:pStyle w:val="BodyText"/>
       </w:pPr>
       <w:r>
         <w:t xml:space="preserve">NOAH: I know. My phone’s buzzing. It’s… Elaine.</w:t>
       </w:r>
-      <w:r>
-        <w:t xml:space="preserve"> </w:t>
-      </w:r>
-      <w:r>
-        <w:t xml:space="preserve">노아: 알아. 전화가 울리네. 이건… 일레인이야.</w:t>
-      </w:r>
-    </w:p>
-    <w:p>
-      <w:pPr>
-        <w:numPr>
-          <w:ilvl w:val="0"/>
-          <w:numId w:val="1005"/>
-        </w:numPr>
+    </w:p>
+    <w:p>
+      <w:pPr>
+        <w:pStyle w:val="BodyText"/>
       </w:pPr>
       <w:r>
         <w:t xml:space="preserve">PRIYA: She read your email? Already?</w:t>
       </w:r>
-      <w:r>
-        <w:t xml:space="preserve"> </w:t>
-      </w:r>
-      <w:r>
-        <w:t xml:space="preserve">프리야: 이메일 읽었대? 벌써?</w:t>
-      </w:r>
-    </w:p>
-    <w:p>
-      <w:pPr>
-        <w:numPr>
-          <w:ilvl w:val="0"/>
-          <w:numId w:val="1005"/>
-        </w:numPr>
+    </w:p>
+    <w:p>
+      <w:pPr>
+        <w:pStyle w:val="BodyText"/>
       </w:pPr>
       <w:r>
         <w:t xml:space="preserve">NOAH: She texted.</w:t>
@@ -2577,40 +1326,13 @@
       <w:r>
         <w:t xml:space="preserve">”</w:t>
       </w:r>
-      <w:r>
-        <w:t xml:space="preserve"> </w:t>
-      </w:r>
-      <w:r>
-        <w:t xml:space="preserve">노아: 문자 왔어.</w:t>
-      </w:r>
-      <w:r>
-        <w:t xml:space="preserve"> </w:t>
-      </w:r>
-      <w:r>
-        <w:t xml:space="preserve">“</w:t>
-      </w:r>
-      <w:r>
-        <w:t xml:space="preserve">업데이트 받았어요. 바비큐. 토요일 정오. 냅킨 챙겨 와요.</w:t>
-      </w:r>
-      <w:r>
-        <w:t xml:space="preserve">”</w:t>
-      </w:r>
-    </w:p>
-    <w:p>
-      <w:pPr>
-        <w:numPr>
-          <w:ilvl w:val="0"/>
-          <w:numId w:val="1005"/>
-        </w:numPr>
+    </w:p>
+    <w:p>
+      <w:pPr>
+        <w:pStyle w:val="BodyText"/>
       </w:pPr>
       <w:r>
         <w:t xml:space="preserve">PRIYA: Bring a napkin? Noah, what did you write in that email?</w:t>
-      </w:r>
-      <w:r>
-        <w:t xml:space="preserve"> </w:t>
-      </w:r>
-      <w:r>
-        <w:t xml:space="preserve">프리야: 냅킨을 챙겨 오라고? 노아, 그 이메일에 대체 뭐라고 쓴 거야?</w:t>
       </w:r>
     </w:p>
     <w:p>
@@ -2751,7 +1473,7 @@
               <w:jc w:val="left"/>
             </w:pPr>
             <w:r>
-              <w:t xml:space="preserve">20턴. 투자자의 가장 흔한 거절 표현.</w:t>
+              <w:t xml:space="preserve">장면1. 투자자의 가장 흔한 거절 표현.</w:t>
             </w:r>
           </w:p>
         </w:tc>
@@ -2801,7 +1523,7 @@
               <w:jc w:val="left"/>
             </w:pPr>
             <w:r>
-              <w:t xml:space="preserve">20턴. 조건부 거절. 다음 마일스톤의 힌트가 된다.</w:t>
+              <w:t xml:space="preserve">장면1. 조건부 거절. 다음 마일스톤의 힌트가 된다.</w:t>
             </w:r>
           </w:p>
         </w:tc>
@@ -2851,7 +1573,7 @@
               <w:jc w:val="left"/>
             </w:pPr>
             <w:r>
-              <w:t xml:space="preserve">28턴. 회사 탓이 아니라 투자 전략·조건이 맞지 않는다는 거절.</w:t>
+              <w:t xml:space="preserve">장면1. 회사 탓이 아니라 투자 전략·조건이 맞지 않는다는 거절.</w:t>
             </w:r>
           </w:p>
         </w:tc>
@@ -2901,7 +1623,7 @@
               <w:jc w:val="left"/>
             </w:pPr>
             <w:r>
-              <w:t xml:space="preserve">30턴. 거절할 때 상대의 감정을 배려하는 말.</w:t>
+              <w:t xml:space="preserve">장면1. 거절할 때 상대의 감정을 배려하는 말.</w:t>
             </w:r>
           </w:p>
         </w:tc>
@@ -2951,7 +1673,7 @@
               <w:jc w:val="left"/>
             </w:pPr>
             <w:r>
-              <w:t xml:space="preserve">39턴. 관계는 유지하되 당장은 투자하지 않겠다는 뜻.</w:t>
+              <w:t xml:space="preserve">장면1. 관계는 유지하되 당장은 투자하지 않겠다는 뜻.</w:t>
             </w:r>
           </w:p>
         </w:tc>
@@ -3001,7 +1723,7 @@
               <w:jc w:val="left"/>
             </w:pPr>
             <w:r>
-              <w:t xml:space="preserve">41턴. investment thesis = 투자사가 집중하는 분야와 전략.</w:t>
+              <w:t xml:space="preserve">장면1. investment thesis = 투자사가 집중하는 분야와 전략.</w:t>
             </w:r>
           </w:p>
         </w:tc>
@@ -3051,7 +1773,7 @@
               <w:jc w:val="left"/>
             </w:pPr>
             <w:r>
-              <w:t xml:space="preserve">45턴. 제품 하나에 회사 전체가 걸린 위험.</w:t>
+              <w:t xml:space="preserve">장면1. 제품 하나에 회사 전체가 걸린 위험.</w:t>
             </w:r>
           </w:p>
         </w:tc>
@@ -3101,7 +1823,7 @@
               <w:jc w:val="left"/>
             </w:pPr>
             <w:r>
-              <w:t xml:space="preserve">74턴. 위기 회의에서 분위기를 바꾸는 리더십 표현.</w:t>
+              <w:t xml:space="preserve">장면2. 위기 회의에서 분위기를 바꾸는 리더십 표현.</w:t>
             </w:r>
           </w:p>
         </w:tc>
@@ -3151,7 +1873,7 @@
               <w:jc w:val="left"/>
             </w:pPr>
             <w:r>
-              <w:t xml:space="preserve">92턴. 플랜 B를 병행하는 리스크 관리.</w:t>
+              <w:t xml:space="preserve">절정·전환. 플랜 B를 병행하는 리스크 관리.</w:t>
             </w:r>
           </w:p>
         </w:tc>
@@ -3201,7 +1923,7 @@
               <w:jc w:val="left"/>
             </w:pPr>
             <w:r>
-              <w:t xml:space="preserve">102턴. 투자자 관계(IR)의 기본 원칙.</w:t>
+              <w:t xml:space="preserve">절정·전환. 투자자 관계(IR)의 기본 원칙.</w:t>
             </w:r>
           </w:p>
         </w:tc>
@@ -3572,7 +2294,7 @@
           <w:bCs/>
           <w:b/>
         </w:rPr>
-        <w:t xml:space="preserve">102턴 ELENA:</w:t>
+        <w:t xml:space="preserve">ELENA (절정·전환):</w:t>
       </w:r>
       <w:r>
         <w:t xml:space="preserve"> </w:t>
@@ -3843,9 +2565,1234 @@
         <w:t xml:space="preserve">프로젝트 지연 사실을 상사에게 일찍 알려야 하는 이유를 같은 구조로 30단어 안팎으로 말해 보기.</w:t>
       </w:r>
     </w:p>
+    <w:p>
+      <w:r>
+        <w:pict>
+          <v:rect style="width:0;height:1.5pt" o:hralign="center" o:hrstd="t" o:hr="t"/>
+        </w:pict>
+      </w:r>
+    </w:p>
     <w:bookmarkEnd w:id="30"/>
     <w:bookmarkEnd w:id="31"/>
+    <w:bookmarkStart w:id="37" w:name="한국어-번역"/>
+    <w:p>
+      <w:pPr>
+        <w:pStyle w:val="Heading2"/>
+      </w:pPr>
+      <w:r>
+        <w:t xml:space="preserve">한국어 번역</w:t>
+      </w:r>
+    </w:p>
+    <w:bookmarkStart w:id="32" w:name="도입-월요일-스탠드업-오전-8시-반-1"/>
+    <w:p>
+      <w:pPr>
+        <w:pStyle w:val="Heading3"/>
+      </w:pPr>
+      <w:r>
+        <w:t xml:space="preserve">도입 — 월요일 스탠드업, 오전 8시 반</w:t>
+      </w:r>
+    </w:p>
+    <w:p>
+      <w:pPr>
+        <w:pStyle w:val="FirstParagraph"/>
+      </w:pPr>
+      <w:r>
+        <w:t xml:space="preserve">노아: 좋은 아침이에요. 새 덱이에요. 단 하나의 핵심을 중심으로 다시 만들었어요.</w:t>
+      </w:r>
+    </w:p>
+    <w:p>
+      <w:pPr>
+        <w:pStyle w:val="BodyText"/>
+      </w:pPr>
+      <w:r>
+        <w:t xml:space="preserve">엘레나: 2번 슬라이드.</w:t>
+      </w:r>
+      <w:r>
+        <w:t xml:space="preserve"> </w:t>
+      </w:r>
+      <w:r>
+        <w:t xml:space="preserve">“</w:t>
+      </w:r>
+      <w:r>
+        <w:t xml:space="preserve">12개월. 세 배 빠르게. 동시에.</w:t>
+      </w:r>
+      <w:r>
+        <w:t xml:space="preserve">”</w:t>
+      </w:r>
+      <w:r>
+        <w:t xml:space="preserve"> </w:t>
+      </w:r>
+      <w:r>
+        <w:t xml:space="preserve">좋네요.</w:t>
+      </w:r>
+    </w:p>
+    <w:p>
+      <w:pPr>
+        <w:pStyle w:val="BodyText"/>
+      </w:pPr>
+      <w:r>
+        <w:t xml:space="preserve">프리야: 그리고 숫자는 외웠어?</w:t>
+      </w:r>
+    </w:p>
+    <w:p>
+      <w:pPr>
+        <w:pStyle w:val="BodyText"/>
+      </w:pPr>
+      <w:r>
+        <w:t xml:space="preserve">노아: 전부 다. 뭐든 물어봐.</w:t>
+      </w:r>
+    </w:p>
+    <w:p>
+      <w:pPr>
+        <w:pStyle w:val="BodyText"/>
+      </w:pPr>
+      <w:r>
+        <w:t xml:space="preserve">마커스: 두 번째 임상 비용은?</w:t>
+      </w:r>
+    </w:p>
+    <w:p>
+      <w:pPr>
+        <w:pStyle w:val="BodyText"/>
+      </w:pPr>
+      <w:r>
+        <w:t xml:space="preserve">노아: 1,000만에서 1,500만. 약 2년 추가.</w:t>
+      </w:r>
+    </w:p>
+    <w:p>
+      <w:pPr>
+        <w:pStyle w:val="BodyText"/>
+      </w:pPr>
+      <w:r>
+        <w:t xml:space="preserve">엘레나: 투자 후 월 소진액은?</w:t>
+      </w:r>
+    </w:p>
+    <w:p>
+      <w:pPr>
+        <w:pStyle w:val="BodyText"/>
+      </w:pPr>
+      <w:r>
+        <w:t xml:space="preserve">노아: 약 8만 3천 달러. 150만으로 18개월 런웨이.</w:t>
+      </w:r>
+    </w:p>
+    <w:p>
+      <w:pPr>
+        <w:pStyle w:val="BodyText"/>
+      </w:pPr>
+      <w:r>
+        <w:t xml:space="preserve">프리야: 좋아. 인상적이네. 아주 조금.</w:t>
+      </w:r>
+    </w:p>
+    <w:p>
+      <w:pPr>
+        <w:pStyle w:val="BodyText"/>
+      </w:pPr>
+      <w:r>
+        <w:t xml:space="preserve">노아: 이번 주에 투자자 미팅 다섯 건. 전부 화상으로.</w:t>
+      </w:r>
+    </w:p>
+    <w:p>
+      <w:pPr>
+        <w:pStyle w:val="BodyText"/>
+      </w:pPr>
+      <w:r>
+        <w:t xml:space="preserve">마커스: 고압 멸균 결과 말인데. 전체 보고서를 읽었어.</w:t>
+      </w:r>
+    </w:p>
+    <w:p>
+      <w:pPr>
+        <w:pStyle w:val="BodyText"/>
+      </w:pPr>
+      <w:r>
+        <w:t xml:space="preserve">엘레나: 28퍼센트 약해졌다. 그게 나쁜 거예요?</w:t>
+      </w:r>
+    </w:p>
+    <w:p>
+      <w:pPr>
+        <w:pStyle w:val="BodyText"/>
+      </w:pPr>
+      <w:r>
+        <w:t xml:space="preserve">마커스: 젤이 더 물러졌다는 뜻이야. 젤이 무르면 몸속에서 더 빨리 분해되니까 12개월을 못 버틸 수도 있어. 그리고 12개월은 우리 핵심의 절반이고.</w:t>
+      </w:r>
+    </w:p>
+    <w:p>
+      <w:pPr>
+        <w:pStyle w:val="BodyText"/>
+      </w:pPr>
+      <w:r>
+        <w:t xml:space="preserve">프리야: 난 말 못 해요. 화학 금지 구역. 근데 속으로 비명 지르는 중이에요.</w:t>
+      </w:r>
+    </w:p>
+    <w:p>
+      <w:pPr>
+        <w:pStyle w:val="BodyText"/>
+      </w:pPr>
+      <w:r>
+        <w:t xml:space="preserve">노아: 알겠어. 첫 투자자 통화가 10시야. 행운을 빌어 줘.</w:t>
+      </w:r>
+    </w:p>
     <w:bookmarkEnd w:id="32"/>
+    <w:bookmarkStart w:id="33" w:name="장면1-화상-투자-미팅-몽타주-월수-1"/>
+    <w:p>
+      <w:pPr>
+        <w:pStyle w:val="Heading3"/>
+      </w:pPr>
+      <w:r>
+        <w:t xml:space="preserve">장면1 — 화상 투자 미팅 몽타주 (월~수)</w:t>
+      </w:r>
+    </w:p>
+    <w:p>
+      <w:pPr>
+        <w:pStyle w:val="FirstParagraph"/>
+      </w:pPr>
+      <w:r>
+        <w:t xml:space="preserve">브래드: 노아, 덱 고마워요. 아주 명확해요. 냅킨 로고 좋네요.</w:t>
+      </w:r>
+    </w:p>
+    <w:p>
+      <w:pPr>
+        <w:pStyle w:val="BodyText"/>
+      </w:pPr>
+      <w:r>
+        <w:t xml:space="preserve">노아: 감사해요, 브래드. 이 기회에 대해 어떻게 생각하세요?</w:t>
+      </w:r>
+    </w:p>
+    <w:p>
+      <w:pPr>
+        <w:pStyle w:val="BodyText"/>
+      </w:pPr>
+      <w:r>
+        <w:t xml:space="preserve">브래드: 솔직히요? 저희한텐 너무 일러요. 아직 동물 데이터가 없잖아요. 저희 파트너들은 적어도 동물에서 효과가 확인되기 전까지는 의료 제품에 투자하지 않아요.</w:t>
+      </w:r>
+    </w:p>
+    <w:p>
+      <w:pPr>
+        <w:pStyle w:val="BodyText"/>
+      </w:pPr>
+      <w:r>
+        <w:t xml:space="preserve">노아: 이번 라운드가 바로 그걸 위한 거예요. 동물 데이터를 얻으려고요.</w:t>
+      </w:r>
+    </w:p>
+    <w:p>
+      <w:pPr>
+        <w:pStyle w:val="BodyText"/>
+      </w:pPr>
+      <w:r>
+        <w:t xml:space="preserve">브래드: 이해해요. 하지만 이번엔 패스할게요. 데이터가 생기면 다시 오세요.</w:t>
+      </w:r>
+    </w:p>
+    <w:p>
+      <w:pPr>
+        <w:pStyle w:val="BodyText"/>
+      </w:pPr>
+      <w:r>
+        <w:t xml:space="preserve">노아: 알겠습니다. 시간 내 주셔서 감사해요, 브래드.</w:t>
+      </w:r>
+    </w:p>
+    <w:p>
+      <w:pPr>
+        <w:pStyle w:val="BodyText"/>
+      </w:pPr>
+      <w:r>
+        <w:t xml:space="preserve">마커스: 어떻게 됐어?</w:t>
+      </w:r>
+    </w:p>
+    <w:p>
+      <w:pPr>
+        <w:pStyle w:val="BodyText"/>
+      </w:pPr>
+      <w:r>
+        <w:t xml:space="preserve">노아: 거절 1번.</w:t>
+      </w:r>
+      <w:r>
+        <w:t xml:space="preserve"> </w:t>
+      </w:r>
+      <w:r>
+        <w:t xml:space="preserve">“</w:t>
+      </w:r>
+      <w:r>
+        <w:t xml:space="preserve">너무 이르다.</w:t>
+      </w:r>
+      <w:r>
+        <w:t xml:space="preserve">”</w:t>
+      </w:r>
+    </w:p>
+    <w:p>
+      <w:pPr>
+        <w:pStyle w:val="BodyText"/>
+      </w:pPr>
+      <w:r>
+        <w:t xml:space="preserve">모니카: 노아, 직설적으로 말할게요. 필러는 PMA가 필요하죠. 10년짜리 게임이에요.</w:t>
+      </w:r>
+    </w:p>
+    <w:p>
+      <w:pPr>
+        <w:pStyle w:val="BodyText"/>
+      </w:pPr>
+      <w:r>
+        <w:t xml:space="preserve">노아: 저희는 5년에서 7년으로 봐요. 여기 일정표가 있어요.</w:t>
+      </w:r>
+    </w:p>
+    <w:p>
+      <w:pPr>
+        <w:pStyle w:val="BodyText"/>
+      </w:pPr>
+      <w:r>
+        <w:t xml:space="preserve">모니카: 창업자들은 다 5년이라고 해요. 늘 10년이 걸리죠.</w:t>
+      </w:r>
+    </w:p>
+    <w:p>
+      <w:pPr>
+        <w:pStyle w:val="BodyText"/>
+      </w:pPr>
+      <w:r>
+        <w:t xml:space="preserve">노아: 저희 CMO가 이런 시도를 세 번 지켜봐서, 보통 어디서 지연이 생기는지 알아요. 예비 기간을 반영했어요. 그래서 저희 일정은 낙관적인 게 아니라 현실적이에요.</w:t>
+      </w:r>
+    </w:p>
+    <w:p>
+      <w:pPr>
+        <w:pStyle w:val="BodyText"/>
+      </w:pPr>
+      <w:r>
+        <w:t xml:space="preserve">모니카: 신중하네요. 그래도 저희 펀드는 8년 뒤에 끝나요. 맞지 않아요.</w:t>
+      </w:r>
+    </w:p>
+    <w:p>
+      <w:pPr>
+        <w:pStyle w:val="BodyText"/>
+      </w:pPr>
+      <w:r>
+        <w:t xml:space="preserve">노아: 솔직하게 말씀해 주셔서 감사해요.</w:t>
+      </w:r>
+    </w:p>
+    <w:p>
+      <w:pPr>
+        <w:pStyle w:val="BodyText"/>
+      </w:pPr>
+      <w:r>
+        <w:t xml:space="preserve">모니카: 개인적으로 받아들이지 마세요. 저희 일정 문제지, 팀 문제가 아니에요. 저희 펀드가 좀 더 최근에 만들어졌다면 다른 얘기를 했을 수도 있어요. 기간이 더 긴 펀드를 가진 투자자들과 계속 얘기해 보세요.</w:t>
+      </w:r>
+    </w:p>
+    <w:p>
+      <w:pPr>
+        <w:pStyle w:val="BodyText"/>
+      </w:pPr>
+      <w:r>
+        <w:t xml:space="preserve">엘레나: 2번이에요?</w:t>
+      </w:r>
+    </w:p>
+    <w:p>
+      <w:pPr>
+        <w:pStyle w:val="BodyText"/>
+      </w:pPr>
+      <w:r>
+        <w:t xml:space="preserve">노아: 2번이요.</w:t>
+      </w:r>
+      <w:r>
+        <w:t xml:space="preserve"> </w:t>
+      </w:r>
+      <w:r>
+        <w:t xml:space="preserve">“</w:t>
+      </w:r>
+      <w:r>
+        <w:t xml:space="preserve">10년짜리 게임.</w:t>
+      </w:r>
+      <w:r>
+        <w:t xml:space="preserve">”</w:t>
+      </w:r>
+      <w:r>
+        <w:t xml:space="preserve"> </w:t>
+      </w:r>
+      <w:r>
+        <w:t xml:space="preserve">펀드 기간이 너무 짧대요.</w:t>
+      </w:r>
+    </w:p>
+    <w:p>
+      <w:pPr>
+        <w:pStyle w:val="BodyText"/>
+      </w:pPr>
+      <w:r>
+        <w:t xml:space="preserve">카일: 안녕하세요, 노아! 에너지 좋네요. 간단한 질문 하나. 앱이 있어요?</w:t>
+      </w:r>
+    </w:p>
+    <w:p>
+      <w:pPr>
+        <w:pStyle w:val="BodyText"/>
+      </w:pPr>
+      <w:r>
+        <w:t xml:space="preserve">노아: 앱이요? 아니요. 필러예요. 주사제요.</w:t>
+      </w:r>
+    </w:p>
+    <w:p>
+      <w:pPr>
+        <w:pStyle w:val="BodyText"/>
+      </w:pPr>
+      <w:r>
+        <w:t xml:space="preserve">카일: 아. 저희는 주로 소프트웨어를 해요. 하드웨어랑 바이오는 파트너들이 무서워해요.</w:t>
+      </w:r>
+    </w:p>
+    <w:p>
+      <w:pPr>
+        <w:pStyle w:val="BodyText"/>
+      </w:pPr>
+      <w:r>
+        <w:t xml:space="preserve">노아: 그럼 왜 미팅을 잡으셨어요?</w:t>
+      </w:r>
+    </w:p>
+    <w:p>
+      <w:pPr>
+        <w:pStyle w:val="BodyText"/>
+      </w:pPr>
+      <w:r>
+        <w:t xml:space="preserve">카일: 덱이 너무 예뻤어요. 솔직히 애니메이션 보고 싶었어요.</w:t>
+      </w:r>
+    </w:p>
+    <w:p>
+      <w:pPr>
+        <w:pStyle w:val="BodyText"/>
+      </w:pPr>
+      <w:r>
+        <w:t xml:space="preserve">노아: 음. 동생한테 말할게요. 엄청 좋아하겠네요.</w:t>
+      </w:r>
+    </w:p>
+    <w:p>
+      <w:pPr>
+        <w:pStyle w:val="BodyText"/>
+      </w:pPr>
+      <w:r>
+        <w:t xml:space="preserve">카일: 소식 계속 알려 주세요, 네? 행운을 빌어요!</w:t>
+      </w:r>
+    </w:p>
+    <w:p>
+      <w:pPr>
+        <w:pStyle w:val="BodyText"/>
+      </w:pPr>
+      <w:r>
+        <w:t xml:space="preserve">프리야: 3번이야?</w:t>
+      </w:r>
+    </w:p>
+    <w:p>
+      <w:pPr>
+        <w:pStyle w:val="BodyText"/>
+      </w:pPr>
+      <w:r>
+        <w:t xml:space="preserve">노아: 3번.</w:t>
+      </w:r>
+      <w:r>
+        <w:t xml:space="preserve"> </w:t>
+      </w:r>
+      <w:r>
+        <w:t xml:space="preserve">“</w:t>
+      </w:r>
+      <w:r>
+        <w:t xml:space="preserve">우리 투자 분야가 아님.</w:t>
+      </w:r>
+      <w:r>
+        <w:t xml:space="preserve">”</w:t>
+      </w:r>
+      <w:r>
+        <w:t xml:space="preserve"> </w:t>
+      </w:r>
+      <w:r>
+        <w:t xml:space="preserve">앱을 원하더라.</w:t>
+      </w:r>
+    </w:p>
+    <w:p>
+      <w:pPr>
+        <w:pStyle w:val="BodyText"/>
+      </w:pPr>
+      <w:r>
+        <w:t xml:space="preserve">마커스: 4번하고 5번은 뭐였어?</w:t>
+      </w:r>
+    </w:p>
+    <w:p>
+      <w:pPr>
+        <w:pStyle w:val="BodyText"/>
+      </w:pPr>
+      <w:r>
+        <w:t xml:space="preserve">노아: 4번:</w:t>
+      </w:r>
+      <w:r>
+        <w:t xml:space="preserve"> </w:t>
+      </w:r>
+      <w:r>
+        <w:t xml:space="preserve">“</w:t>
+      </w:r>
+      <w:r>
+        <w:t xml:space="preserve">할번이 베끼면 어떻게 막죠?</w:t>
+      </w:r>
+      <w:r>
+        <w:t xml:space="preserve">”</w:t>
+      </w:r>
+      <w:r>
+        <w:t xml:space="preserve"> </w:t>
+      </w:r>
+      <w:r>
+        <w:t xml:space="preserve">이번엔 더 잘 대답했어요.</w:t>
+      </w:r>
+    </w:p>
+    <w:p>
+      <w:pPr>
+        <w:pStyle w:val="BodyText"/>
+      </w:pPr>
+      <w:r>
+        <w:t xml:space="preserve">엘레나: 그런데도 거절했어요?</w:t>
+      </w:r>
+    </w:p>
+    <w:p>
+      <w:pPr>
+        <w:pStyle w:val="BodyText"/>
+      </w:pPr>
+      <w:r>
+        <w:t xml:space="preserve">노아:</w:t>
+      </w:r>
+      <w:r>
+        <w:t xml:space="preserve"> </w:t>
+      </w:r>
+      <w:r>
+        <w:t xml:space="preserve">“</w:t>
+      </w:r>
+      <w:r>
+        <w:t xml:space="preserve">단일 제품 리스크</w:t>
+      </w:r>
+      <w:r>
+        <w:t xml:space="preserve">”</w:t>
+      </w:r>
+      <w:r>
+        <w:t xml:space="preserve">래요. 배합 하나가 실패하면 회사 전체가 실패한다는 거죠. 기댈 두 번째 제품이 없으니까요. 배합 하나에 너무 많은 게 달려 있대요.</w:t>
+      </w:r>
+    </w:p>
+    <w:p>
+      <w:pPr>
+        <w:pStyle w:val="BodyText"/>
+      </w:pPr>
+      <w:r>
+        <w:t xml:space="preserve">프리야: 그건… 사실 맞는 말이야.</w:t>
+      </w:r>
+    </w:p>
+    <w:p>
+      <w:pPr>
+        <w:pStyle w:val="BodyText"/>
+      </w:pPr>
+      <w:r>
+        <w:t xml:space="preserve">노아: 그리고 5번:</w:t>
+      </w:r>
+      <w:r>
+        <w:t xml:space="preserve"> </w:t>
+      </w:r>
+      <w:r>
+        <w:t xml:space="preserve">“</w:t>
+      </w:r>
+      <w:r>
+        <w:t xml:space="preserve">아이디어는 좋은데 팀이 완성되지 않았다.</w:t>
+      </w:r>
+      <w:r>
+        <w:t xml:space="preserve">”</w:t>
+      </w:r>
+    </w:p>
+    <w:p>
+      <w:pPr>
+        <w:pStyle w:val="BodyText"/>
+      </w:pPr>
+      <w:r>
+        <w:t xml:space="preserve">마커스: 또 대기실 얘기네.</w:t>
+      </w:r>
+    </w:p>
+    <w:p>
+      <w:pPr>
+        <w:pStyle w:val="BodyText"/>
+      </w:pPr>
+      <w:r>
+        <w:t xml:space="preserve">노아: 미팅 다섯 번. 거절 다섯 번. 사흘 만에.</w:t>
+      </w:r>
+    </w:p>
+    <w:p>
+      <w:pPr>
+        <w:pStyle w:val="BodyText"/>
+      </w:pPr>
+      <w:r>
+        <w:t xml:space="preserve">엘레나: 그거 사실 정상이에요. 대부분의 창업자는</w:t>
+      </w:r>
+      <w:r>
+        <w:t xml:space="preserve"> </w:t>
+      </w:r>
+      <w:r>
+        <w:t xml:space="preserve">“</w:t>
+      </w:r>
+      <w:r>
+        <w:t xml:space="preserve">예스</w:t>
+      </w:r>
+      <w:r>
+        <w:t xml:space="preserve">”</w:t>
+      </w:r>
+      <w:r>
+        <w:t xml:space="preserve"> </w:t>
+      </w:r>
+      <w:r>
+        <w:t xml:space="preserve">한 번 전에</w:t>
+      </w:r>
+      <w:r>
+        <w:t xml:space="preserve"> </w:t>
+      </w:r>
+      <w:r>
+        <w:t xml:space="preserve">“</w:t>
+      </w:r>
+      <w:r>
+        <w:t xml:space="preserve">노</w:t>
+      </w:r>
+      <w:r>
+        <w:t xml:space="preserve">”</w:t>
+      </w:r>
+      <w:r>
+        <w:t xml:space="preserve">를 쉰 번 들어요. 거절마다 알려 주는 게 있으니까 이유를 적어 둬요. 하나하나가 다음 피칭 전에 고쳐야 할 것들이에요.</w:t>
+      </w:r>
+    </w:p>
+    <w:bookmarkEnd w:id="33"/>
+    <w:bookmarkStart w:id="34" w:name="장면2-수요일-밤-priya의-소식-1"/>
+    <w:p>
+      <w:pPr>
+        <w:pStyle w:val="Heading3"/>
+      </w:pPr>
+      <w:r>
+        <w:t xml:space="preserve">장면2 — 수요일 밤, Priya의 소식</w:t>
+      </w:r>
+    </w:p>
+    <w:p>
+      <w:pPr>
+        <w:pStyle w:val="FirstParagraph"/>
+      </w:pPr>
+      <w:r>
+        <w:t xml:space="preserve">프리야: 얘들아. 할 말이 있어. 앉아 줘.</w:t>
+      </w:r>
+    </w:p>
+    <w:p>
+      <w:pPr>
+        <w:pStyle w:val="BodyText"/>
+      </w:pPr>
+      <w:r>
+        <w:t xml:space="preserve">노아: 무슨 일이야? 얼굴이 하얘.</w:t>
+      </w:r>
+    </w:p>
+    <w:p>
+      <w:pPr>
+        <w:pStyle w:val="BodyText"/>
+      </w:pPr>
+      <w:r>
+        <w:t xml:space="preserve">프리야: 다이앤이 할번의 이해충돌 정책을 읽어 보라고 했던 거 기억나?</w:t>
+      </w:r>
+    </w:p>
+    <w:p>
+      <w:pPr>
+        <w:pStyle w:val="BodyText"/>
+      </w:pPr>
+      <w:r>
+        <w:t xml:space="preserve">엘레나: 네. 읽었어요?</w:t>
+      </w:r>
+    </w:p>
+    <w:p>
+      <w:pPr>
+        <w:pStyle w:val="BodyText"/>
+      </w:pPr>
+      <w:r>
+        <w:t xml:space="preserve">프리야: 읽었어요. 두 번이요. 직원은 외부 사업 이해관계를 공개해야 한대요.</w:t>
+      </w:r>
+    </w:p>
+    <w:p>
+      <w:pPr>
+        <w:pStyle w:val="BodyText"/>
+      </w:pPr>
+      <w:r>
+        <w:t xml:space="preserve">마커스: 그리고 자넨 회사를 공동 소유하고 있지. 필러 분야로.</w:t>
+      </w:r>
+    </w:p>
+    <w:p>
+      <w:pPr>
+        <w:pStyle w:val="BodyText"/>
+      </w:pPr>
+      <w:r>
+        <w:t xml:space="preserve">프리야: 그래서 월요일에 공개했어요. 서면으로. 다이앤이 가르쳐 준 대로.</w:t>
+      </w:r>
+    </w:p>
+    <w:p>
+      <w:pPr>
+        <w:pStyle w:val="BodyText"/>
+      </w:pPr>
+      <w:r>
+        <w:t xml:space="preserve">노아: 프리야, 우리한테 말 안 했잖아.</w:t>
+      </w:r>
+    </w:p>
+    <w:p>
+      <w:pPr>
+        <w:pStyle w:val="BodyText"/>
+      </w:pPr>
+      <w:r>
+        <w:t xml:space="preserve">프리야: 넌 일주일 내내 투자자 미팅이었고, 통화마다 거절이었잖아. 방해하고 싶지 않았어. 그리고 솔직히, 그냥 간단한 서류일 줄 알았지 큰 미팅이 될 줄은 몰랐어.</w:t>
+      </w:r>
+    </w:p>
+    <w:p>
+      <w:pPr>
+        <w:pStyle w:val="BodyText"/>
+      </w:pPr>
+      <w:r>
+        <w:t xml:space="preserve">엘레나: 할번은 뭐래요?</w:t>
+      </w:r>
+    </w:p>
+    <w:p>
+      <w:pPr>
+        <w:pStyle w:val="BodyText"/>
+      </w:pPr>
+      <w:r>
+        <w:t xml:space="preserve">프리야: 어제 인사팀이랑 법무팀이랑 미팅. 오늘은 편지.</w:t>
+      </w:r>
+    </w:p>
+    <w:p>
+      <w:pPr>
+        <w:pStyle w:val="BodyText"/>
+      </w:pPr>
+      <w:r>
+        <w:t xml:space="preserve">마커스: 무슨 편지?</w:t>
+      </w:r>
+    </w:p>
+    <w:p>
+      <w:pPr>
+        <w:pStyle w:val="BodyText"/>
+      </w:pPr>
+      <w:r>
+        <w:t xml:space="preserve">프리야: 해고. 금요일부로.</w:t>
+      </w:r>
+      <w:r>
+        <w:t xml:space="preserve"> </w:t>
+      </w:r>
+      <w:r>
+        <w:t xml:space="preserve">“</w:t>
+      </w:r>
+      <w:r>
+        <w:t xml:space="preserve">연구직 내 이해충돌.</w:t>
+      </w:r>
+      <w:r>
+        <w:t xml:space="preserve">”</w:t>
+      </w:r>
+    </w:p>
+    <w:p>
+      <w:pPr>
+        <w:pStyle w:val="BodyText"/>
+      </w:pPr>
+      <w:r>
+        <w:t xml:space="preserve">노아: 해고했다고? 정직하게 말했다고?</w:t>
+      </w:r>
+    </w:p>
+    <w:p>
+      <w:pPr>
+        <w:pStyle w:val="BodyText"/>
+      </w:pPr>
+      <w:r>
+        <w:t xml:space="preserve">프리야: 경쟁사를 공동 소유한다고 정직하게 말해서. 그쪽 입장에선 논리적이야. 난 매일 그 회사 연구실에서 일하는데, 동시에 필러를 만드는 회사 지분도 갖고 있으니까.</w:t>
+      </w:r>
+    </w:p>
+    <w:p>
+      <w:pPr>
+        <w:pStyle w:val="BodyText"/>
+      </w:pPr>
+      <w:r>
+        <w:t xml:space="preserve">엘레나: 누가 노아나 톰 얘기를 했어요?</w:t>
+      </w:r>
+    </w:p>
+    <w:p>
+      <w:pPr>
+        <w:pStyle w:val="BodyText"/>
+      </w:pPr>
+      <w:r>
+        <w:t xml:space="preserve">프리야: 변호사가</w:t>
+      </w:r>
+      <w:r>
+        <w:t xml:space="preserve"> </w:t>
+      </w:r>
+      <w:r>
+        <w:t xml:space="preserve">“</w:t>
+      </w:r>
+      <w:r>
+        <w:t xml:space="preserve">브레넌 씨도 알고 있다</w:t>
+      </w:r>
+      <w:r>
+        <w:t xml:space="preserve">”</w:t>
+      </w:r>
+      <w:r>
+        <w:t xml:space="preserve">고 했어요. 그게 다예요.</w:t>
+      </w:r>
+    </w:p>
+    <w:p>
+      <w:pPr>
+        <w:pStyle w:val="BodyText"/>
+      </w:pPr>
+      <w:r>
+        <w:t xml:space="preserve">노아: 톰이 알게 될 거라고 했지. 농담이 아니었네.</w:t>
+      </w:r>
+    </w:p>
+    <w:p>
+      <w:pPr>
+        <w:pStyle w:val="BodyText"/>
+      </w:pPr>
+      <w:r>
+        <w:t xml:space="preserve">마커스: 그럼 금요일이 마지막 날이네. 그다음엔?</w:t>
+      </w:r>
+    </w:p>
+    <w:p>
+      <w:pPr>
+        <w:pStyle w:val="BodyText"/>
+      </w:pPr>
+      <w:r>
+        <w:t xml:space="preserve">프리야: 그럼 60일 시계가 시작돼요. 60일 안에 스폰서를 찾든가, 떠나든가.</w:t>
+      </w:r>
+    </w:p>
+    <w:p>
+      <w:pPr>
+        <w:pStyle w:val="BodyText"/>
+      </w:pPr>
+      <w:r>
+        <w:t xml:space="preserve">엘레나: 아, 프리야.</w:t>
+      </w:r>
+    </w:p>
+    <w:p>
+      <w:pPr>
+        <w:pStyle w:val="BodyText"/>
+      </w:pPr>
+      <w:r>
+        <w:t xml:space="preserve">노아: 내 잘못이야. 내가 널 여기 끌어들였어.</w:t>
+      </w:r>
+    </w:p>
+    <w:p>
+      <w:pPr>
+        <w:pStyle w:val="BodyText"/>
+      </w:pPr>
+      <w:r>
+        <w:t xml:space="preserve">프리야: 아니야. 내가 선택한 거야. 다 알고서.</w:t>
+      </w:r>
+    </w:p>
+    <w:p>
+      <w:pPr>
+        <w:pStyle w:val="BodyText"/>
+      </w:pPr>
+      <w:r>
+        <w:t xml:space="preserve">마커스: 탓하지 말자. 탓해 봤자 바뀌는 건 없고, 그럴 시간도 없어. 대신 선택지를 보자. 하나씩 보드에 적어. 뭐가 있지?</w:t>
+      </w:r>
+    </w:p>
+    <w:p>
+      <w:pPr>
+        <w:pStyle w:val="BodyText"/>
+      </w:pPr>
+      <w:r>
+        <w:t xml:space="preserve">노아: 다이앤의 B안. Veyra가 프리야의 H-1B 스폰서가 되는 거.</w:t>
+      </w:r>
+    </w:p>
+    <w:p>
+      <w:pPr>
+        <w:pStyle w:val="BodyText"/>
+      </w:pPr>
+      <w:r>
+        <w:t xml:space="preserve">엘레나: 하지만 Veyra가 시장 수준 급여를 전부 줘야 해요.</w:t>
+      </w:r>
+    </w:p>
+    <w:p>
+      <w:pPr>
+        <w:pStyle w:val="BodyText"/>
+      </w:pPr>
+      <w:r>
+        <w:t xml:space="preserve">노아: 연봉 12만 달러 정도. 법률 비용 별도.</w:t>
+      </w:r>
+    </w:p>
+    <w:p>
+      <w:pPr>
+        <w:pStyle w:val="BodyText"/>
+      </w:pPr>
+      <w:r>
+        <w:t xml:space="preserve">마커스: 그리고 회사 계좌엔?</w:t>
+      </w:r>
+    </w:p>
+    <w:p>
+      <w:pPr>
+        <w:pStyle w:val="BodyText"/>
+      </w:pPr>
+      <w:r>
+        <w:t xml:space="preserve">노아: 7천 달러. 외부 연구소 비용 내고 나서.</w:t>
+      </w:r>
+    </w:p>
+    <w:p>
+      <w:pPr>
+        <w:pStyle w:val="BodyText"/>
+      </w:pPr>
+      <w:r>
+        <w:t xml:space="preserve">프리야: 그러니까 거절 다섯 번 뒤에, 60일 안에 투자를 받아야 하는 거네.</w:t>
+      </w:r>
+    </w:p>
+    <w:bookmarkEnd w:id="34"/>
+    <w:bookmarkStart w:id="35" w:name="절정전환-바닥-그리고-두-갈래-길-1"/>
+    <w:p>
+      <w:pPr>
+        <w:pStyle w:val="Heading3"/>
+      </w:pPr>
+      <w:r>
+        <w:t xml:space="preserve">절정·전환 — 바닥, 그리고 두 갈래 길</w:t>
+      </w:r>
+    </w:p>
+    <w:p>
+      <w:pPr>
+        <w:pStyle w:val="FirstParagraph"/>
+      </w:pPr>
+      <w:r>
+        <w:t xml:space="preserve">엘레나: 긍정적인 얘기 하나 해도 돼요? 하나 있어요.</w:t>
+      </w:r>
+    </w:p>
+    <w:p>
+      <w:pPr>
+        <w:pStyle w:val="BodyText"/>
+      </w:pPr>
+      <w:r>
+        <w:t xml:space="preserve">노아: 제발요. 하나 필요해요.</w:t>
+      </w:r>
+    </w:p>
+    <w:p>
+      <w:pPr>
+        <w:pStyle w:val="BodyText"/>
+      </w:pPr>
+      <w:r>
+        <w:t xml:space="preserve">엘레나: 금요일 이후엔 프리야가 할번 직원이 아니에요. 화학 금지 구역이 끝나요.</w:t>
+      </w:r>
+    </w:p>
+    <w:p>
+      <w:pPr>
+        <w:pStyle w:val="BodyText"/>
+      </w:pPr>
+      <w:r>
+        <w:t xml:space="preserve">프리야: 아. 그건 생각도 못 했어요.</w:t>
+      </w:r>
+    </w:p>
+    <w:p>
+      <w:pPr>
+        <w:pStyle w:val="BodyText"/>
+      </w:pPr>
+      <w:r>
+        <w:t xml:space="preserve">마커스: 하. 할번이 방금 우리 CTO를 풀어 줬네.</w:t>
+      </w:r>
+    </w:p>
+    <w:p>
+      <w:pPr>
+        <w:pStyle w:val="BodyText"/>
+      </w:pPr>
+      <w:r>
+        <w:t xml:space="preserve">프리야: 28퍼센트 문제를 고칠 수 있어. 벌써 아이디어가 세 개 있어.</w:t>
+      </w:r>
+    </w:p>
+    <w:p>
+      <w:pPr>
+        <w:pStyle w:val="BodyText"/>
+      </w:pPr>
+      <w:r>
+        <w:t xml:space="preserve">노아: 근데 비자 없인 일 못 하잖아. 그렇지?</w:t>
+      </w:r>
+    </w:p>
+    <w:p>
+      <w:pPr>
+        <w:pStyle w:val="BodyText"/>
+      </w:pPr>
+      <w:r>
+        <w:t xml:space="preserve">프리야: 60일 동안은 고용 상태가 아니야. 창업자로서 생각은 할 수 있어.</w:t>
+      </w:r>
+    </w:p>
+    <w:p>
+      <w:pPr>
+        <w:pStyle w:val="BodyText"/>
+      </w:pPr>
+      <w:r>
+        <w:t xml:space="preserve">엘레나: 정확히 뭐가 허용되는지 다이앤한테 물어봐요. 서면으로.</w:t>
+      </w:r>
+    </w:p>
+    <w:p>
+      <w:pPr>
+        <w:pStyle w:val="BodyText"/>
+      </w:pPr>
+      <w:r>
+        <w:t xml:space="preserve">마커스: 자, 계획. 둘은 하나고, 하나는 없는 거야.</w:t>
+      </w:r>
+    </w:p>
+    <w:p>
+      <w:pPr>
+        <w:pStyle w:val="BodyText"/>
+      </w:pPr>
+      <w:r>
+        <w:t xml:space="preserve">노아: 무슨 뜻이에요?</w:t>
+      </w:r>
+    </w:p>
+    <w:p>
+      <w:pPr>
+        <w:pStyle w:val="BodyText"/>
+      </w:pPr>
+      <w:r>
+        <w:t xml:space="preserve">마커스: 한 길에 전부 걸지 마. 현장에서 무전기가 하나뿐인데 그게 고장 나면 혼자가 되는 거야. 그러니까 두 길을 동시에 굴리는 거지. 하나가 실패해도 다른 하나가 남아 있게.</w:t>
+      </w:r>
+    </w:p>
+    <w:p>
+      <w:pPr>
+        <w:pStyle w:val="BodyText"/>
+      </w:pPr>
+      <w:r>
+        <w:t xml:space="preserve">엘레나: 첫 번째 길, 빨리 투자받기. H-1B 이전을 위해.</w:t>
+      </w:r>
+    </w:p>
+    <w:p>
+      <w:pPr>
+        <w:pStyle w:val="BodyText"/>
+      </w:pPr>
+      <w:r>
+        <w:t xml:space="preserve">프리야: 두 번째 길, O-1 서류 준비. 인용, 전문가 추천서, 전부.</w:t>
+      </w:r>
+    </w:p>
+    <w:p>
+      <w:pPr>
+        <w:pStyle w:val="BodyText"/>
+      </w:pPr>
+      <w:r>
+        <w:t xml:space="preserve">엘레나: 추천서 하나는 내가 쓸 수 있어요. 써 줄 교수도 두 명 알고요.</w:t>
+      </w:r>
+    </w:p>
+    <w:p>
+      <w:pPr>
+        <w:pStyle w:val="BodyText"/>
+      </w:pPr>
+      <w:r>
+        <w:t xml:space="preserve">노아: 그리고 난 아는 투자자 전부한테 다시 전화할게.</w:t>
+      </w:r>
+    </w:p>
+    <w:p>
+      <w:pPr>
+        <w:pStyle w:val="BodyText"/>
+      </w:pPr>
+      <w:r>
+        <w:t xml:space="preserve">마커스: 일레인도 포함해서?</w:t>
+      </w:r>
+    </w:p>
+    <w:p>
+      <w:pPr>
+        <w:pStyle w:val="BodyText"/>
+      </w:pPr>
+      <w:r>
+        <w:t xml:space="preserve">노아:</w:t>
+      </w:r>
+      <w:r>
+        <w:t xml:space="preserve"> </w:t>
+      </w:r>
+      <w:r>
+        <w:t xml:space="preserve">“</w:t>
+      </w:r>
+      <w:r>
+        <w:t xml:space="preserve">핵심을 증명하고 나서 전화하라</w:t>
+      </w:r>
+      <w:r>
+        <w:t xml:space="preserve">”</w:t>
+      </w:r>
+      <w:r>
+        <w:t xml:space="preserve">고 했잖아요. 우린 아직 증명 못 했어요. 새로운 것 없이 지금 전화하면, 저는 말을 안 듣는 흔한 창업자 중 하나가 될 뿐이에요.</w:t>
+      </w:r>
+    </w:p>
+    <w:p>
+      <w:pPr>
+        <w:pStyle w:val="BodyText"/>
+      </w:pPr>
+      <w:r>
+        <w:t xml:space="preserve">엘레나: 하지만 상황이 바뀌었잖아요. CTO가 풀려났고, 숫자도 익혔고.</w:t>
+      </w:r>
+    </w:p>
+    <w:p>
+      <w:pPr>
+        <w:pStyle w:val="BodyText"/>
+      </w:pPr>
+      <w:r>
+        <w:t xml:space="preserve">프리야: 그리고 젤이 고압 멸균을 견뎠어. 반 걸음은 간 거야.</w:t>
+      </w:r>
+    </w:p>
+    <w:p>
+      <w:pPr>
+        <w:pStyle w:val="BodyText"/>
+      </w:pPr>
+      <w:r>
+        <w:t xml:space="preserve">노아: 그러니까 돈을 달라고 전화하는 게 아니라, 정직한 업데이트를 하려고 전화하는 거네.</w:t>
+      </w:r>
+    </w:p>
+    <w:p>
+      <w:pPr>
+        <w:pStyle w:val="BodyText"/>
+      </w:pPr>
+      <w:r>
+        <w:t xml:space="preserve">엘레나: 바로 그거예요. 투자자들은 업데이트를 존중해요. 특히 일찍 알린 나쁜 소식은요. 당신한테서 먼저 들으면 당신을 믿어요. 나중에 다른 사람한테서 들으면 절대 잊지 않고요.</w:t>
+      </w:r>
+    </w:p>
+    <w:p>
+      <w:pPr>
+        <w:pStyle w:val="BodyText"/>
+      </w:pPr>
+      <w:r>
+        <w:t xml:space="preserve">노아: 좋아요. 오늘 밤 이메일 보낼게요. 좋은 소식이랑 나쁜 소식 둘 다.</w:t>
+      </w:r>
+    </w:p>
+    <w:p>
+      <w:pPr>
+        <w:pStyle w:val="BodyText"/>
+      </w:pPr>
+      <w:r>
+        <w:t xml:space="preserve">프리야: 노아. 포기하지 않아 줘서 고마워. 나를.</w:t>
+      </w:r>
+    </w:p>
+    <w:p>
+      <w:pPr>
+        <w:pStyle w:val="BodyText"/>
+      </w:pPr>
+      <w:r>
+        <w:t xml:space="preserve">노아: 절대 안 해. 4장을 소리 내서 읽을 수 있는 건 너뿐이잖아.</w:t>
+      </w:r>
+    </w:p>
+    <w:bookmarkEnd w:id="35"/>
+    <w:bookmarkStart w:id="36" w:name="마무리-금요일-오후-5시-halvern-주차장-1"/>
+    <w:p>
+      <w:pPr>
+        <w:pStyle w:val="Heading3"/>
+      </w:pPr>
+      <w:r>
+        <w:t xml:space="preserve">마무리 — 금요일 오후 5시, Halvern 주차장</w:t>
+      </w:r>
+    </w:p>
+    <w:p>
+      <w:pPr>
+        <w:pStyle w:val="FirstParagraph"/>
+      </w:pPr>
+      <w:r>
+        <w:t xml:space="preserve">프리야: 끝났어. 출입증 반납. 내 인생 4년이 상자 하나에.</w:t>
+      </w:r>
+    </w:p>
+    <w:p>
+      <w:pPr>
+        <w:pStyle w:val="BodyText"/>
+      </w:pPr>
+      <w:r>
+        <w:t xml:space="preserve">노아: 4년 치 치고는 작은 상자네.</w:t>
+      </w:r>
+    </w:p>
+    <w:p>
+      <w:pPr>
+        <w:pStyle w:val="BodyText"/>
+      </w:pPr>
+      <w:r>
+        <w:t xml:space="preserve">프리야: 어차피 중요한 건 상자에 안 들어가.</w:t>
+      </w:r>
+    </w:p>
+    <w:p>
+      <w:pPr>
+        <w:pStyle w:val="BodyText"/>
+      </w:pPr>
+      <w:r>
+        <w:t xml:space="preserve">톰: 라만 박사. 그리고 노아. 이런 우연이 있나.</w:t>
+      </w:r>
+    </w:p>
+    <w:p>
+      <w:pPr>
+        <w:pStyle w:val="BodyText"/>
+      </w:pPr>
+      <w:r>
+        <w:t xml:space="preserve">노아: 안녕하세요, 톰.</w:t>
+      </w:r>
+    </w:p>
+    <w:p>
+      <w:pPr>
+        <w:pStyle w:val="BodyText"/>
+      </w:pPr>
+      <w:r>
+        <w:t xml:space="preserve">톰: 이렇게 끝나서 유감이야, 프리야. 규정은 규정이니까.</w:t>
+      </w:r>
+    </w:p>
+    <w:p>
+      <w:pPr>
+        <w:pStyle w:val="BodyText"/>
+      </w:pPr>
+      <w:r>
+        <w:t xml:space="preserve">프리야: 이해해요. 제가 직접 공개했어요. 서면으로.</w:t>
+      </w:r>
+    </w:p>
+    <w:p>
+      <w:pPr>
+        <w:pStyle w:val="BodyText"/>
+      </w:pPr>
+      <w:r>
+        <w:t xml:space="preserve">톰: 아주 정직하군. 이 업계에서 정직함은 드물지.</w:t>
+      </w:r>
+    </w:p>
+    <w:p>
+      <w:pPr>
+        <w:pStyle w:val="BodyText"/>
+      </w:pPr>
+      <w:r>
+        <w:t xml:space="preserve">노아: Veyra에선 아니에요.</w:t>
+      </w:r>
+    </w:p>
+    <w:p>
+      <w:pPr>
+        <w:pStyle w:val="BodyText"/>
+      </w:pPr>
+      <w:r>
+        <w:t xml:space="preserve">톰: 두고 보지. 개인적인 감정은 없어. 둘 다 조심히 가.</w:t>
+      </w:r>
+    </w:p>
+    <w:p>
+      <w:pPr>
+        <w:pStyle w:val="BodyText"/>
+      </w:pPr>
+      <w:r>
+        <w:t xml:space="preserve">프리야: 저 사람 오랫동안 문제가 될 거야. 이 주차장에 우연히 온 게 아니야. 우리를 보러 온 거고, 자기가 지켜보고 있다는 걸 우리가 알길 바란 거야.</w:t>
+      </w:r>
+    </w:p>
+    <w:p>
+      <w:pPr>
+        <w:pStyle w:val="BodyText"/>
+      </w:pPr>
+      <w:r>
+        <w:t xml:space="preserve">노아: 알아. 전화가 울리네. 이건… 일레인이야.</w:t>
+      </w:r>
+    </w:p>
+    <w:p>
+      <w:pPr>
+        <w:pStyle w:val="BodyText"/>
+      </w:pPr>
+      <w:r>
+        <w:t xml:space="preserve">프리야: 이메일 읽었대? 벌써?</w:t>
+      </w:r>
+    </w:p>
+    <w:p>
+      <w:pPr>
+        <w:pStyle w:val="BodyText"/>
+      </w:pPr>
+      <w:r>
+        <w:t xml:space="preserve">노아: 문자 왔어.</w:t>
+      </w:r>
+      <w:r>
+        <w:t xml:space="preserve"> </w:t>
+      </w:r>
+      <w:r>
+        <w:t xml:space="preserve">“</w:t>
+      </w:r>
+      <w:r>
+        <w:t xml:space="preserve">업데이트 받았어요. 바비큐. 토요일 정오. 냅킨 챙겨 와요.</w:t>
+      </w:r>
+      <w:r>
+        <w:t xml:space="preserve">”</w:t>
+      </w:r>
+    </w:p>
+    <w:p>
+      <w:pPr>
+        <w:pStyle w:val="BodyText"/>
+      </w:pPr>
+      <w:r>
+        <w:t xml:space="preserve">프리야: 냅킨을 챙겨 오라고? 노아, 그 이메일에 대체 뭐라고 쓴 거야?</w:t>
+      </w:r>
+    </w:p>
+    <w:bookmarkEnd w:id="36"/>
+    <w:bookmarkEnd w:id="37"/>
+    <w:bookmarkEnd w:id="38"/>
     <w:sectPr/>
   </w:body>
 </w:document>
@@ -3952,583 +3899,8 @@
       </w:pPr>
     </w:lvl>
   </w:abstractNum>
-  <w:abstractNum w:abstractNumId="99411">
-    <w:nsid w:val="A99411"/>
-    <w:multiLevelType w:val="multilevel"/>
-    <w:lvl w:ilvl="0">
-      <w:start w:val="1"/>
-      <w:numFmt w:val="decimal"/>
-      <w:lvlText w:val="%1."/>
-      <w:lvlJc w:val="left"/>
-      <w:pPr>
-        <w:ind w:left="720" w:hanging="480"/>
-      </w:pPr>
-    </w:lvl>
-    <w:lvl w:ilvl="1">
-      <w:start w:val="1"/>
-      <w:numFmt w:val="decimal"/>
-      <w:lvlText w:val="%2."/>
-      <w:lvlJc w:val="left"/>
-      <w:pPr>
-        <w:ind w:left="1440" w:hanging="480"/>
-      </w:pPr>
-    </w:lvl>
-    <w:lvl w:ilvl="2">
-      <w:start w:val="1"/>
-      <w:numFmt w:val="decimal"/>
-      <w:lvlText w:val="%3."/>
-      <w:lvlJc w:val="left"/>
-      <w:pPr>
-        <w:ind w:left="2160" w:hanging="480"/>
-      </w:pPr>
-    </w:lvl>
-    <w:lvl w:ilvl="3">
-      <w:start w:val="1"/>
-      <w:numFmt w:val="decimal"/>
-      <w:lvlText w:val="%4."/>
-      <w:lvlJc w:val="left"/>
-      <w:pPr>
-        <w:ind w:left="2880" w:hanging="480"/>
-      </w:pPr>
-    </w:lvl>
-    <w:lvl w:ilvl="4">
-      <w:start w:val="1"/>
-      <w:numFmt w:val="decimal"/>
-      <w:lvlText w:val="%5."/>
-      <w:lvlJc w:val="left"/>
-      <w:pPr>
-        <w:ind w:left="3600" w:hanging="480"/>
-      </w:pPr>
-    </w:lvl>
-    <w:lvl w:ilvl="5">
-      <w:start w:val="1"/>
-      <w:numFmt w:val="decimal"/>
-      <w:lvlText w:val="%6."/>
-      <w:lvlJc w:val="left"/>
-      <w:pPr>
-        <w:ind w:left="4320" w:hanging="480"/>
-      </w:pPr>
-    </w:lvl>
-    <w:lvl w:ilvl="6">
-      <w:start w:val="1"/>
-      <w:numFmt w:val="decimal"/>
-      <w:lvlText w:val="%7."/>
-      <w:lvlJc w:val="left"/>
-      <w:pPr>
-        <w:ind w:left="5040" w:hanging="480"/>
-      </w:pPr>
-    </w:lvl>
-    <w:lvl w:ilvl="7">
-      <w:start w:val="1"/>
-      <w:numFmt w:val="decimal"/>
-      <w:lvlText w:val="%8."/>
-      <w:lvlJc w:val="left"/>
-      <w:pPr>
-        <w:ind w:left="5760" w:hanging="480"/>
-      </w:pPr>
-    </w:lvl>
-    <w:lvl w:ilvl="8">
-      <w:start w:val="1"/>
-      <w:numFmt w:val="decimal"/>
-      <w:lvlText w:val="%9."/>
-      <w:lvlJc w:val="left"/>
-      <w:pPr>
-        <w:ind w:left="6480" w:hanging="480"/>
-      </w:pPr>
-    </w:lvl>
-  </w:abstractNum>
-  <w:abstractNum w:abstractNumId="994116">
-    <w:nsid w:val="A994116"/>
-    <w:multiLevelType w:val="multilevel"/>
-    <w:lvl w:ilvl="0">
-      <w:start w:val="16"/>
-      <w:numFmt w:val="decimal"/>
-      <w:lvlText w:val="%1."/>
-      <w:lvlJc w:val="left"/>
-      <w:pPr>
-        <w:ind w:left="720" w:hanging="480"/>
-      </w:pPr>
-    </w:lvl>
-    <w:lvl w:ilvl="1">
-      <w:start w:val="16"/>
-      <w:numFmt w:val="decimal"/>
-      <w:lvlText w:val="%2."/>
-      <w:lvlJc w:val="left"/>
-      <w:pPr>
-        <w:ind w:left="1440" w:hanging="480"/>
-      </w:pPr>
-    </w:lvl>
-    <w:lvl w:ilvl="2">
-      <w:start w:val="16"/>
-      <w:numFmt w:val="decimal"/>
-      <w:lvlText w:val="%3."/>
-      <w:lvlJc w:val="left"/>
-      <w:pPr>
-        <w:ind w:left="2160" w:hanging="480"/>
-      </w:pPr>
-    </w:lvl>
-    <w:lvl w:ilvl="3">
-      <w:start w:val="16"/>
-      <w:numFmt w:val="decimal"/>
-      <w:lvlText w:val="%4."/>
-      <w:lvlJc w:val="left"/>
-      <w:pPr>
-        <w:ind w:left="2880" w:hanging="480"/>
-      </w:pPr>
-    </w:lvl>
-    <w:lvl w:ilvl="4">
-      <w:start w:val="16"/>
-      <w:numFmt w:val="decimal"/>
-      <w:lvlText w:val="%5."/>
-      <w:lvlJc w:val="left"/>
-      <w:pPr>
-        <w:ind w:left="3600" w:hanging="480"/>
-      </w:pPr>
-    </w:lvl>
-    <w:lvl w:ilvl="5">
-      <w:start w:val="16"/>
-      <w:numFmt w:val="decimal"/>
-      <w:lvlText w:val="%6."/>
-      <w:lvlJc w:val="left"/>
-      <w:pPr>
-        <w:ind w:left="4320" w:hanging="480"/>
-      </w:pPr>
-    </w:lvl>
-    <w:lvl w:ilvl="6">
-      <w:start w:val="16"/>
-      <w:numFmt w:val="decimal"/>
-      <w:lvlText w:val="%7."/>
-      <w:lvlJc w:val="left"/>
-      <w:pPr>
-        <w:ind w:left="5040" w:hanging="480"/>
-      </w:pPr>
-    </w:lvl>
-    <w:lvl w:ilvl="7">
-      <w:start w:val="16"/>
-      <w:numFmt w:val="decimal"/>
-      <w:lvlText w:val="%8."/>
-      <w:lvlJc w:val="left"/>
-      <w:pPr>
-        <w:ind w:left="5760" w:hanging="480"/>
-      </w:pPr>
-    </w:lvl>
-    <w:lvl w:ilvl="8">
-      <w:start w:val="16"/>
-      <w:numFmt w:val="decimal"/>
-      <w:lvlText w:val="%9."/>
-      <w:lvlJc w:val="left"/>
-      <w:pPr>
-        <w:ind w:left="6480" w:hanging="480"/>
-      </w:pPr>
-    </w:lvl>
-  </w:abstractNum>
-  <w:abstractNum w:abstractNumId="994151">
-    <w:nsid w:val="A994151"/>
-    <w:multiLevelType w:val="multilevel"/>
-    <w:lvl w:ilvl="0">
-      <w:start w:val="51"/>
-      <w:numFmt w:val="decimal"/>
-      <w:lvlText w:val="%1."/>
-      <w:lvlJc w:val="left"/>
-      <w:pPr>
-        <w:ind w:left="720" w:hanging="480"/>
-      </w:pPr>
-    </w:lvl>
-    <w:lvl w:ilvl="1">
-      <w:start w:val="51"/>
-      <w:numFmt w:val="decimal"/>
-      <w:lvlText w:val="%2."/>
-      <w:lvlJc w:val="left"/>
-      <w:pPr>
-        <w:ind w:left="1440" w:hanging="480"/>
-      </w:pPr>
-    </w:lvl>
-    <w:lvl w:ilvl="2">
-      <w:start w:val="51"/>
-      <w:numFmt w:val="decimal"/>
-      <w:lvlText w:val="%3."/>
-      <w:lvlJc w:val="left"/>
-      <w:pPr>
-        <w:ind w:left="2160" w:hanging="480"/>
-      </w:pPr>
-    </w:lvl>
-    <w:lvl w:ilvl="3">
-      <w:start w:val="51"/>
-      <w:numFmt w:val="decimal"/>
-      <w:lvlText w:val="%4."/>
-      <w:lvlJc w:val="left"/>
-      <w:pPr>
-        <w:ind w:left="2880" w:hanging="480"/>
-      </w:pPr>
-    </w:lvl>
-    <w:lvl w:ilvl="4">
-      <w:start w:val="51"/>
-      <w:numFmt w:val="decimal"/>
-      <w:lvlText w:val="%5."/>
-      <w:lvlJc w:val="left"/>
-      <w:pPr>
-        <w:ind w:left="3600" w:hanging="480"/>
-      </w:pPr>
-    </w:lvl>
-    <w:lvl w:ilvl="5">
-      <w:start w:val="51"/>
-      <w:numFmt w:val="decimal"/>
-      <w:lvlText w:val="%6."/>
-      <w:lvlJc w:val="left"/>
-      <w:pPr>
-        <w:ind w:left="4320" w:hanging="480"/>
-      </w:pPr>
-    </w:lvl>
-    <w:lvl w:ilvl="6">
-      <w:start w:val="51"/>
-      <w:numFmt w:val="decimal"/>
-      <w:lvlText w:val="%7."/>
-      <w:lvlJc w:val="left"/>
-      <w:pPr>
-        <w:ind w:left="5040" w:hanging="480"/>
-      </w:pPr>
-    </w:lvl>
-    <w:lvl w:ilvl="7">
-      <w:start w:val="51"/>
-      <w:numFmt w:val="decimal"/>
-      <w:lvlText w:val="%8."/>
-      <w:lvlJc w:val="left"/>
-      <w:pPr>
-        <w:ind w:left="5760" w:hanging="480"/>
-      </w:pPr>
-    </w:lvl>
-    <w:lvl w:ilvl="8">
-      <w:start w:val="51"/>
-      <w:numFmt w:val="decimal"/>
-      <w:lvlText w:val="%9."/>
-      <w:lvlJc w:val="left"/>
-      <w:pPr>
-        <w:ind w:left="6480" w:hanging="480"/>
-      </w:pPr>
-    </w:lvl>
-  </w:abstractNum>
-  <w:abstractNum w:abstractNumId="994181">
-    <w:nsid w:val="A994181"/>
-    <w:multiLevelType w:val="multilevel"/>
-    <w:lvl w:ilvl="0">
-      <w:start w:val="81"/>
-      <w:numFmt w:val="decimal"/>
-      <w:lvlText w:val="%1."/>
-      <w:lvlJc w:val="left"/>
-      <w:pPr>
-        <w:ind w:left="720" w:hanging="480"/>
-      </w:pPr>
-    </w:lvl>
-    <w:lvl w:ilvl="1">
-      <w:start w:val="81"/>
-      <w:numFmt w:val="decimal"/>
-      <w:lvlText w:val="%2."/>
-      <w:lvlJc w:val="left"/>
-      <w:pPr>
-        <w:ind w:left="1440" w:hanging="480"/>
-      </w:pPr>
-    </w:lvl>
-    <w:lvl w:ilvl="2">
-      <w:start w:val="81"/>
-      <w:numFmt w:val="decimal"/>
-      <w:lvlText w:val="%3."/>
-      <w:lvlJc w:val="left"/>
-      <w:pPr>
-        <w:ind w:left="2160" w:hanging="480"/>
-      </w:pPr>
-    </w:lvl>
-    <w:lvl w:ilvl="3">
-      <w:start w:val="81"/>
-      <w:numFmt w:val="decimal"/>
-      <w:lvlText w:val="%4."/>
-      <w:lvlJc w:val="left"/>
-      <w:pPr>
-        <w:ind w:left="2880" w:hanging="480"/>
-      </w:pPr>
-    </w:lvl>
-    <w:lvl w:ilvl="4">
-      <w:start w:val="81"/>
-      <w:numFmt w:val="decimal"/>
-      <w:lvlText w:val="%5."/>
-      <w:lvlJc w:val="left"/>
-      <w:pPr>
-        <w:ind w:left="3600" w:hanging="480"/>
-      </w:pPr>
-    </w:lvl>
-    <w:lvl w:ilvl="5">
-      <w:start w:val="81"/>
-      <w:numFmt w:val="decimal"/>
-      <w:lvlText w:val="%6."/>
-      <w:lvlJc w:val="left"/>
-      <w:pPr>
-        <w:ind w:left="4320" w:hanging="480"/>
-      </w:pPr>
-    </w:lvl>
-    <w:lvl w:ilvl="6">
-      <w:start w:val="81"/>
-      <w:numFmt w:val="decimal"/>
-      <w:lvlText w:val="%7."/>
-      <w:lvlJc w:val="left"/>
-      <w:pPr>
-        <w:ind w:left="5040" w:hanging="480"/>
-      </w:pPr>
-    </w:lvl>
-    <w:lvl w:ilvl="7">
-      <w:start w:val="81"/>
-      <w:numFmt w:val="decimal"/>
-      <w:lvlText w:val="%8."/>
-      <w:lvlJc w:val="left"/>
-      <w:pPr>
-        <w:ind w:left="5760" w:hanging="480"/>
-      </w:pPr>
-    </w:lvl>
-    <w:lvl w:ilvl="8">
-      <w:start w:val="81"/>
-      <w:numFmt w:val="decimal"/>
-      <w:lvlText w:val="%9."/>
-      <w:lvlJc w:val="left"/>
-      <w:pPr>
-        <w:ind w:left="6480" w:hanging="480"/>
-      </w:pPr>
-    </w:lvl>
-  </w:abstractNum>
-  <w:abstractNum w:abstractNumId="9941106">
-    <w:nsid w:val="A9941106"/>
-    <w:multiLevelType w:val="multilevel"/>
-    <w:lvl w:ilvl="0">
-      <w:start w:val="106"/>
-      <w:numFmt w:val="decimal"/>
-      <w:lvlText w:val="%1."/>
-      <w:lvlJc w:val="left"/>
-      <w:pPr>
-        <w:ind w:left="720" w:hanging="480"/>
-      </w:pPr>
-    </w:lvl>
-    <w:lvl w:ilvl="1">
-      <w:start w:val="106"/>
-      <w:numFmt w:val="decimal"/>
-      <w:lvlText w:val="%2."/>
-      <w:lvlJc w:val="left"/>
-      <w:pPr>
-        <w:ind w:left="1440" w:hanging="480"/>
-      </w:pPr>
-    </w:lvl>
-    <w:lvl w:ilvl="2">
-      <w:start w:val="106"/>
-      <w:numFmt w:val="decimal"/>
-      <w:lvlText w:val="%3."/>
-      <w:lvlJc w:val="left"/>
-      <w:pPr>
-        <w:ind w:left="2160" w:hanging="480"/>
-      </w:pPr>
-    </w:lvl>
-    <w:lvl w:ilvl="3">
-      <w:start w:val="106"/>
-      <w:numFmt w:val="decimal"/>
-      <w:lvlText w:val="%4."/>
-      <w:lvlJc w:val="left"/>
-      <w:pPr>
-        <w:ind w:left="2880" w:hanging="480"/>
-      </w:pPr>
-    </w:lvl>
-    <w:lvl w:ilvl="4">
-      <w:start w:val="106"/>
-      <w:numFmt w:val="decimal"/>
-      <w:lvlText w:val="%5."/>
-      <w:lvlJc w:val="left"/>
-      <w:pPr>
-        <w:ind w:left="3600" w:hanging="480"/>
-      </w:pPr>
-    </w:lvl>
-    <w:lvl w:ilvl="5">
-      <w:start w:val="106"/>
-      <w:numFmt w:val="decimal"/>
-      <w:lvlText w:val="%6."/>
-      <w:lvlJc w:val="left"/>
-      <w:pPr>
-        <w:ind w:left="4320" w:hanging="480"/>
-      </w:pPr>
-    </w:lvl>
-    <w:lvl w:ilvl="6">
-      <w:start w:val="106"/>
-      <w:numFmt w:val="decimal"/>
-      <w:lvlText w:val="%7."/>
-      <w:lvlJc w:val="left"/>
-      <w:pPr>
-        <w:ind w:left="5040" w:hanging="480"/>
-      </w:pPr>
-    </w:lvl>
-    <w:lvl w:ilvl="7">
-      <w:start w:val="106"/>
-      <w:numFmt w:val="decimal"/>
-      <w:lvlText w:val="%8."/>
-      <w:lvlJc w:val="left"/>
-      <w:pPr>
-        <w:ind w:left="5760" w:hanging="480"/>
-      </w:pPr>
-    </w:lvl>
-    <w:lvl w:ilvl="8">
-      <w:start w:val="106"/>
-      <w:numFmt w:val="decimal"/>
-      <w:lvlText w:val="%9."/>
-      <w:lvlJc w:val="left"/>
-      <w:pPr>
-        <w:ind w:left="6480" w:hanging="480"/>
-      </w:pPr>
-    </w:lvl>
-  </w:abstractNum>
   <w:num w:numId="1000">
     <w:abstractNumId w:val="990"/>
-  </w:num>
-  <w:num w:numId="1001">
-    <w:abstractNumId w:val="99411"/>
-    <w:lvlOverride w:ilvl="0">
-      <w:startOverride w:val="1"/>
-    </w:lvlOverride>
-    <w:lvlOverride w:ilvl="1">
-      <w:startOverride w:val="1"/>
-    </w:lvlOverride>
-    <w:lvlOverride w:ilvl="2">
-      <w:startOverride w:val="1"/>
-    </w:lvlOverride>
-    <w:lvlOverride w:ilvl="3">
-      <w:startOverride w:val="1"/>
-    </w:lvlOverride>
-    <w:lvlOverride w:ilvl="4">
-      <w:startOverride w:val="1"/>
-    </w:lvlOverride>
-    <w:lvlOverride w:ilvl="5">
-      <w:startOverride w:val="1"/>
-    </w:lvlOverride>
-    <w:lvlOverride w:ilvl="6">
-      <w:startOverride w:val="1"/>
-    </w:lvlOverride>
-    <w:lvlOverride w:ilvl="7">
-      <w:startOverride w:val="1"/>
-    </w:lvlOverride>
-    <w:lvlOverride w:ilvl="8">
-      <w:startOverride w:val="1"/>
-    </w:lvlOverride>
-  </w:num>
-  <w:num w:numId="1002">
-    <w:abstractNumId w:val="994116"/>
-    <w:lvlOverride w:ilvl="0">
-      <w:startOverride w:val="16"/>
-    </w:lvlOverride>
-    <w:lvlOverride w:ilvl="1">
-      <w:startOverride w:val="16"/>
-    </w:lvlOverride>
-    <w:lvlOverride w:ilvl="2">
-      <w:startOverride w:val="16"/>
-    </w:lvlOverride>
-    <w:lvlOverride w:ilvl="3">
-      <w:startOverride w:val="16"/>
-    </w:lvlOverride>
-    <w:lvlOverride w:ilvl="4">
-      <w:startOverride w:val="16"/>
-    </w:lvlOverride>
-    <w:lvlOverride w:ilvl="5">
-      <w:startOverride w:val="16"/>
-    </w:lvlOverride>
-    <w:lvlOverride w:ilvl="6">
-      <w:startOverride w:val="16"/>
-    </w:lvlOverride>
-    <w:lvlOverride w:ilvl="7">
-      <w:startOverride w:val="16"/>
-    </w:lvlOverride>
-    <w:lvlOverride w:ilvl="8">
-      <w:startOverride w:val="16"/>
-    </w:lvlOverride>
-  </w:num>
-  <w:num w:numId="1003">
-    <w:abstractNumId w:val="994151"/>
-    <w:lvlOverride w:ilvl="0">
-      <w:startOverride w:val="51"/>
-    </w:lvlOverride>
-    <w:lvlOverride w:ilvl="1">
-      <w:startOverride w:val="51"/>
-    </w:lvlOverride>
-    <w:lvlOverride w:ilvl="2">
-      <w:startOverride w:val="51"/>
-    </w:lvlOverride>
-    <w:lvlOverride w:ilvl="3">
-      <w:startOverride w:val="51"/>
-    </w:lvlOverride>
-    <w:lvlOverride w:ilvl="4">
-      <w:startOverride w:val="51"/>
-    </w:lvlOverride>
-    <w:lvlOverride w:ilvl="5">
-      <w:startOverride w:val="51"/>
-    </w:lvlOverride>
-    <w:lvlOverride w:ilvl="6">
-      <w:startOverride w:val="51"/>
-    </w:lvlOverride>
-    <w:lvlOverride w:ilvl="7">
-      <w:startOverride w:val="51"/>
-    </w:lvlOverride>
-    <w:lvlOverride w:ilvl="8">
-      <w:startOverride w:val="51"/>
-    </w:lvlOverride>
-  </w:num>
-  <w:num w:numId="1004">
-    <w:abstractNumId w:val="994181"/>
-    <w:lvlOverride w:ilvl="0">
-      <w:startOverride w:val="81"/>
-    </w:lvlOverride>
-    <w:lvlOverride w:ilvl="1">
-      <w:startOverride w:val="81"/>
-    </w:lvlOverride>
-    <w:lvlOverride w:ilvl="2">
-      <w:startOverride w:val="81"/>
-    </w:lvlOverride>
-    <w:lvlOverride w:ilvl="3">
-      <w:startOverride w:val="81"/>
-    </w:lvlOverride>
-    <w:lvlOverride w:ilvl="4">
-      <w:startOverride w:val="81"/>
-    </w:lvlOverride>
-    <w:lvlOverride w:ilvl="5">
-      <w:startOverride w:val="81"/>
-    </w:lvlOverride>
-    <w:lvlOverride w:ilvl="6">
-      <w:startOverride w:val="81"/>
-    </w:lvlOverride>
-    <w:lvlOverride w:ilvl="7">
-      <w:startOverride w:val="81"/>
-    </w:lvlOverride>
-    <w:lvlOverride w:ilvl="8">
-      <w:startOverride w:val="81"/>
-    </w:lvlOverride>
-  </w:num>
-  <w:num w:numId="1005">
-    <w:abstractNumId w:val="9941106"/>
-    <w:lvlOverride w:ilvl="0">
-      <w:startOverride w:val="106"/>
-    </w:lvlOverride>
-    <w:lvlOverride w:ilvl="1">
-      <w:startOverride w:val="106"/>
-    </w:lvlOverride>
-    <w:lvlOverride w:ilvl="2">
-      <w:startOverride w:val="106"/>
-    </w:lvlOverride>
-    <w:lvlOverride w:ilvl="3">
-      <w:startOverride w:val="106"/>
-    </w:lvlOverride>
-    <w:lvlOverride w:ilvl="4">
-      <w:startOverride w:val="106"/>
-    </w:lvlOverride>
-    <w:lvlOverride w:ilvl="5">
-      <w:startOverride w:val="106"/>
-    </w:lvlOverride>
-    <w:lvlOverride w:ilvl="6">
-      <w:startOverride w:val="106"/>
-    </w:lvlOverride>
-    <w:lvlOverride w:ilvl="7">
-      <w:startOverride w:val="106"/>
-    </w:lvlOverride>
-    <w:lvlOverride w:ilvl="8">
-      <w:startOverride w:val="106"/>
-    </w:lvlOverride>
   </w:num>
 </w:numbering>
 </file>
